--- a/ISM6255 TeamSolution.docx
+++ b/ISM6255 TeamSolution.docx
@@ -227,28 +227,73 @@
     </w:p>
     <w:p>
       <w:r>
+        <w:t>Business Problem the Solution Is Meant to Solve</w:t>
+      </w:r>
+    </w:p>
+    <w:p/>
+    <w:p>
+      <w:r>
         <w:t>Traditional business intelligence tools such as Tableau are effective at visualizing data, but they stop at showing what happened. They do not capture why a number changed, what decision was made, or who identified a risk. That context typically lives outside the dashboard in PowerPoint slides, emails, Slack threads, or meeting discussions. Over time, that information becomes fragmented or lost entirely.</w:t>
       </w:r>
     </w:p>
+    <w:p/>
     <w:p>
       <w:r>
         <w:t>This creates inefficiency in recurring processes such as Weekly Business Reviews (WBRs) and Monthly Business Reviews (MBRs). Teams repeatedly rebuild the same narratives, re-explain prior decisions, and spend significant time preparing presentation materials instead of analyzing the business.</w:t>
       </w:r>
     </w:p>
+    <w:p/>
     <w:p>
       <w:r>
         <w:t>The core problem is not a lack of data. It is the disconnect between data and decision-making.</w:t>
       </w:r>
     </w:p>
-    <w:p>
-      <w:r>
-        <w:t>The proposed solution addresses this by combining a Tableau-style dashboard with a structured, persistent commentary layer. Instead of separating charts from discussion, the platform embeds findings, risks, and actions directly within the dashboard experience. This ensures that both the data and the reasoning behind the data are stored together and remain accessible over time.</w:t>
+    <w:p/>
+    <w:p>
+      <w:r>
+        <w:t xml:space="preserve">Another contributing issue is how data is structured behind the scenes. Many reporting systems rely on wide, unoptimized tables or inconsistent schemas, which slow down query performance and make dashboards harder to scale. By properly </w:t>
+      </w:r>
+      <w:proofErr w:type="spellStart"/>
+      <w:r>
+        <w:t>dimensionalizing</w:t>
+      </w:r>
+      <w:proofErr w:type="spellEnd"/>
+      <w:r>
+        <w:t xml:space="preserve"> the data—using well-structured fact and dimension </w:t>
+      </w:r>
+      <w:proofErr w:type="gramStart"/>
+      <w:r>
+        <w:t>tables—</w:t>
+      </w:r>
+      <w:proofErr w:type="gramEnd"/>
+      <w:r>
+        <w:t xml:space="preserve">the system can significantly improve performance, reduce query complexity, and ensure consistent metric definitions across teams. This also aligns with best practices in data modeling, making the platform more scalable and easier to maintain </w:t>
+      </w:r>
+      <w:proofErr w:type="gramStart"/>
+      <w:r>
+        <w:t>over time</w:t>
+      </w:r>
+      <w:proofErr w:type="gramEnd"/>
+      <w:r>
+        <w:t>.</w:t>
+      </w:r>
+    </w:p>
+    <w:p/>
+    <w:p>
+      <w:r>
+        <w:t>The proposed solution addresses these gaps by combining a Tableau-style dashboard with a structured, persistent commentary layer, while also enforcing a clean, dimensional data model underneath. Instead of separating charts from discussion, the platform embeds findings, risks, and actions directly within the dashboard experience. At the same time, optimized data structures ensure that dashboards load faster and scale efficiently as data volume grows.</w:t>
+      </w:r>
+    </w:p>
+    <w:p/>
+    <w:p>
+      <w:r>
+        <w:t>This ensures that both the data and the reasoning behind the data are stored together and remain accessible over time.</w:t>
       </w:r>
     </w:p>
     <w:p>
       <w:r>
         <w:pict w14:anchorId="44A9D25F">
-          <v:rect id="_x0000_i1092" style="width:0;height:1.5pt" o:hralign="center" o:hrstd="t" o:hr="t" fillcolor="#a0a0a0" stroked="f"/>
+          <v:rect id="_x0000_i1025" style="width:0;height:1.5pt" o:hralign="center" o:hrstd="t" o:hr="t" fillcolor="#a0a0a0" stroked="f"/>
         </w:pict>
       </w:r>
     </w:p>
@@ -284,7 +329,11 @@
     </w:p>
     <w:p>
       <w:r>
-        <w:t>Decisions become institutional memory. Comments can be tagged as findings, risks, actions, or general notes. These entries persist across reporting periods and can be searched, filtered, and reused. This eliminates the need to recreate explanations every time a report is reviewed.</w:t>
+        <w:t xml:space="preserve">Decisions become institutional memory. Comments can be tagged as findings, risks, actions, or general notes. These entries persist across reporting periods and can be </w:t>
+      </w:r>
+      <w:r>
+        <w:lastRenderedPageBreak/>
+        <w:t>searched, filtered, and reused. This eliminates the need to recreate explanations every time a report is reviewed.</w:t>
       </w:r>
     </w:p>
     <w:p>
@@ -355,7 +404,7 @@
     <w:p>
       <w:r>
         <w:pict w14:anchorId="41F85483">
-          <v:rect id="_x0000_i1093" style="width:0;height:1.5pt" o:hralign="center" o:hrstd="t" o:hr="t" fillcolor="#a0a0a0" stroked="f"/>
+          <v:rect id="_x0000_i1026" style="width:0;height:1.5pt" o:hralign="center" o:hrstd="t" o:hr="t" fillcolor="#a0a0a0" stroked="f"/>
         </w:pict>
       </w:r>
     </w:p>
@@ -413,243 +462,346 @@
         </w:numPr>
       </w:pPr>
       <w:r>
+        <w:t xml:space="preserve">Backend APIs (e.g., </w:t>
+      </w:r>
+      <w:proofErr w:type="spellStart"/>
+      <w:r>
+        <w:t>FastAPI</w:t>
+      </w:r>
+      <w:proofErr w:type="spellEnd"/>
+      <w:r>
+        <w:t xml:space="preserve"> on ECS/Fargate)</w:t>
+      </w:r>
+    </w:p>
+    <w:p>
+      <w:pPr>
+        <w:numPr>
+          <w:ilvl w:val="0"/>
+          <w:numId w:val="4"/>
+        </w:numPr>
+      </w:pPr>
+      <w:r>
+        <w:t>Data layer (S3, Athena, or warehouse)</w:t>
+      </w:r>
+    </w:p>
+    <w:p>
+      <w:pPr>
+        <w:numPr>
+          <w:ilvl w:val="0"/>
+          <w:numId w:val="4"/>
+        </w:numPr>
+      </w:pPr>
+      <w:r>
+        <w:t>Comment storage (DynamoDB or relational database)</w:t>
+      </w:r>
+    </w:p>
+    <w:p>
+      <w:pPr>
+        <w:numPr>
+          <w:ilvl w:val="0"/>
+          <w:numId w:val="4"/>
+        </w:numPr>
+      </w:pPr>
+      <w:r>
+        <w:t>CI/CD pipelines and monitoring</w:t>
+      </w:r>
+    </w:p>
+    <w:p>
+      <w:pPr>
+        <w:rPr>
+          <w:b/>
+          <w:bCs/>
+        </w:rPr>
+      </w:pPr>
+      <w:r>
+        <w:rPr>
+          <w:b/>
+          <w:bCs/>
+        </w:rPr>
+        <w:t>Small Scale (10 users)</w:t>
+      </w:r>
+    </w:p>
+    <w:p>
+      <w:pPr>
+        <w:numPr>
+          <w:ilvl w:val="0"/>
+          <w:numId w:val="5"/>
+        </w:numPr>
+      </w:pPr>
+      <w:r>
+        <w:t>Monthly: $300 – $800</w:t>
+      </w:r>
+    </w:p>
+    <w:p>
+      <w:pPr>
+        <w:numPr>
+          <w:ilvl w:val="0"/>
+          <w:numId w:val="5"/>
+        </w:numPr>
+      </w:pPr>
+      <w:r>
+        <w:t>Annual: $4,000 – $10,000</w:t>
+      </w:r>
+    </w:p>
+    <w:p>
+      <w:pPr>
+        <w:rPr>
+          <w:b/>
+          <w:bCs/>
+        </w:rPr>
+      </w:pPr>
+      <w:proofErr w:type="spellStart"/>
+      <w:r>
+        <w:rPr>
+          <w:b/>
+          <w:bCs/>
+        </w:rPr>
+        <w:t>Mid Scale</w:t>
+      </w:r>
+      <w:proofErr w:type="spellEnd"/>
+      <w:r>
+        <w:rPr>
+          <w:b/>
+          <w:bCs/>
+        </w:rPr>
+        <w:t xml:space="preserve"> (100 users)</w:t>
+      </w:r>
+    </w:p>
+    <w:p>
+      <w:pPr>
+        <w:numPr>
+          <w:ilvl w:val="0"/>
+          <w:numId w:val="6"/>
+        </w:numPr>
+      </w:pPr>
+      <w:r>
+        <w:t>Monthly: $1,500 – $4,000</w:t>
+      </w:r>
+    </w:p>
+    <w:p>
+      <w:pPr>
+        <w:numPr>
+          <w:ilvl w:val="0"/>
+          <w:numId w:val="6"/>
+        </w:numPr>
+      </w:pPr>
+      <w:r>
+        <w:t>Annual: $18,000 – $48,000</w:t>
+      </w:r>
+    </w:p>
+    <w:p>
+      <w:pPr>
+        <w:rPr>
+          <w:b/>
+          <w:bCs/>
+        </w:rPr>
+      </w:pPr>
+      <w:r>
+        <w:rPr>
+          <w:b/>
+          <w:bCs/>
+        </w:rPr>
+        <w:t>Enterprise Scale (1000+ users)</w:t>
+      </w:r>
+    </w:p>
+    <w:p>
+      <w:pPr>
+        <w:numPr>
+          <w:ilvl w:val="0"/>
+          <w:numId w:val="7"/>
+        </w:numPr>
+      </w:pPr>
+      <w:r>
+        <w:t>Monthly: $8,000 – $25,000+</w:t>
+      </w:r>
+    </w:p>
+    <w:p>
+      <w:pPr>
+        <w:numPr>
+          <w:ilvl w:val="0"/>
+          <w:numId w:val="7"/>
+        </w:numPr>
+      </w:pPr>
+      <w:r>
+        <w:t>Annual: $100,000 – $300,000+</w:t>
+      </w:r>
+    </w:p>
+    <w:p>
+      <w:pPr>
+        <w:rPr>
+          <w:b/>
+          <w:bCs/>
+        </w:rPr>
+      </w:pPr>
+      <w:r>
+        <w:rPr>
+          <w:b/>
+          <w:bCs/>
+        </w:rPr>
+        <w:t>Dev, Stage, and Prod Environments</w:t>
+      </w:r>
+    </w:p>
+    <w:p>
+      <w:r>
+        <w:t>To support a production-grade system, separate environments are required:</w:t>
+      </w:r>
+    </w:p>
+    <w:p>
+      <w:pPr>
+        <w:numPr>
+          <w:ilvl w:val="0"/>
+          <w:numId w:val="8"/>
+        </w:numPr>
+      </w:pPr>
+      <w:r>
+        <w:t>Development (testing and feature work)</w:t>
+      </w:r>
+    </w:p>
+    <w:p>
+      <w:pPr>
+        <w:numPr>
+          <w:ilvl w:val="0"/>
+          <w:numId w:val="8"/>
+        </w:numPr>
+      </w:pPr>
+      <w:r>
+        <w:t>Staging (pre-production validation)</w:t>
+      </w:r>
+    </w:p>
+    <w:p>
+      <w:pPr>
+        <w:numPr>
+          <w:ilvl w:val="0"/>
+          <w:numId w:val="8"/>
+        </w:numPr>
+      </w:pPr>
+      <w:r>
+        <w:t>Production (live system)</w:t>
+      </w:r>
+    </w:p>
+    <w:p>
+      <w:r>
+        <w:t xml:space="preserve">A realistic cost multiplier is approximately </w:t>
+      </w:r>
+      <w:r>
+        <w:rPr>
+          <w:b/>
+          <w:bCs/>
+        </w:rPr>
+        <w:t>2.25× the production environment</w:t>
+      </w:r>
+      <w:r>
+        <w:t>, meaning infrastructure costs must account for all three environments.</w:t>
+      </w:r>
+    </w:p>
+    <w:p>
+      <w:r>
+        <w:pict w14:anchorId="6ECF02CC">
+          <v:rect id="_x0000_i1027" style="width:0;height:1.5pt" o:hralign="center" o:hrstd="t" o:hr="t" fillcolor="#a0a0a0" stroked="f"/>
+        </w:pict>
+      </w:r>
+    </w:p>
+    <w:p>
+      <w:pPr>
+        <w:rPr>
+          <w:b/>
+          <w:bCs/>
+        </w:rPr>
+      </w:pPr>
+      <w:r>
+        <w:rPr>
+          <w:b/>
+          <w:bCs/>
+        </w:rPr>
+        <w:t>Storage Costs</w:t>
+      </w:r>
+    </w:p>
+    <w:p>
+      <w:r>
+        <w:t>Storage includes:</w:t>
+      </w:r>
+    </w:p>
+    <w:p>
+      <w:pPr>
+        <w:numPr>
+          <w:ilvl w:val="0"/>
+          <w:numId w:val="9"/>
+        </w:numPr>
+      </w:pPr>
+      <w:r>
+        <w:t>Analytical datasets (S3 or warehouse)</w:t>
+      </w:r>
+    </w:p>
+    <w:p>
+      <w:pPr>
+        <w:numPr>
+          <w:ilvl w:val="0"/>
+          <w:numId w:val="9"/>
+        </w:numPr>
+      </w:pPr>
+      <w:r>
+        <w:t>Comment history (long-term institutional memory)</w:t>
+      </w:r>
+    </w:p>
+    <w:p>
+      <w:pPr>
+        <w:numPr>
+          <w:ilvl w:val="0"/>
+          <w:numId w:val="9"/>
+        </w:numPr>
+      </w:pPr>
+      <w:r>
+        <w:t>Logs and audit trails</w:t>
+      </w:r>
+    </w:p>
+    <w:p>
+      <w:r>
+        <w:t>Estimated monthly costs:</w:t>
+      </w:r>
+    </w:p>
+    <w:p>
+      <w:pPr>
+        <w:numPr>
+          <w:ilvl w:val="0"/>
+          <w:numId w:val="10"/>
+        </w:numPr>
+      </w:pPr>
+      <w:r>
+        <w:t>Small: $10 – $50</w:t>
+      </w:r>
+    </w:p>
+    <w:p>
+      <w:pPr>
+        <w:numPr>
+          <w:ilvl w:val="0"/>
+          <w:numId w:val="10"/>
+        </w:numPr>
+      </w:pPr>
+      <w:r>
+        <w:t>Mid: $100 – $500</w:t>
+      </w:r>
+    </w:p>
+    <w:p>
+      <w:pPr>
+        <w:numPr>
+          <w:ilvl w:val="0"/>
+          <w:numId w:val="10"/>
+        </w:numPr>
+      </w:pPr>
+      <w:r>
         <w:lastRenderedPageBreak/>
-        <w:t xml:space="preserve">Backend APIs (e.g., </w:t>
-      </w:r>
-      <w:proofErr w:type="spellStart"/>
-      <w:r>
-        <w:t>FastAPI</w:t>
-      </w:r>
-      <w:proofErr w:type="spellEnd"/>
-      <w:r>
-        <w:t xml:space="preserve"> on ECS/Fargate)</w:t>
-      </w:r>
-    </w:p>
-    <w:p>
-      <w:pPr>
-        <w:numPr>
-          <w:ilvl w:val="0"/>
-          <w:numId w:val="4"/>
-        </w:numPr>
-      </w:pPr>
-      <w:r>
-        <w:t>Data layer (S3, Athena, or warehouse)</w:t>
-      </w:r>
-    </w:p>
-    <w:p>
-      <w:pPr>
-        <w:numPr>
-          <w:ilvl w:val="0"/>
-          <w:numId w:val="4"/>
-        </w:numPr>
-      </w:pPr>
-      <w:r>
-        <w:t>Comment storage (DynamoDB or relational database)</w:t>
-      </w:r>
-    </w:p>
-    <w:p>
-      <w:pPr>
-        <w:numPr>
-          <w:ilvl w:val="0"/>
-          <w:numId w:val="4"/>
-        </w:numPr>
-      </w:pPr>
-      <w:r>
-        <w:t>CI/CD pipelines and monitoring</w:t>
-      </w:r>
-    </w:p>
-    <w:p>
-      <w:pPr>
-        <w:rPr>
-          <w:b/>
-          <w:bCs/>
-        </w:rPr>
-      </w:pPr>
-      <w:r>
-        <w:rPr>
-          <w:b/>
-          <w:bCs/>
-        </w:rPr>
-        <w:t>Small Scale (10 users)</w:t>
-      </w:r>
-    </w:p>
-    <w:p>
-      <w:pPr>
-        <w:numPr>
-          <w:ilvl w:val="0"/>
-          <w:numId w:val="5"/>
-        </w:numPr>
-      </w:pPr>
-      <w:r>
-        <w:t>Monthly: $300 – $800</w:t>
-      </w:r>
-    </w:p>
-    <w:p>
-      <w:pPr>
-        <w:numPr>
-          <w:ilvl w:val="0"/>
-          <w:numId w:val="5"/>
-        </w:numPr>
-      </w:pPr>
-      <w:r>
-        <w:t>Annual: $4,000 – $10,000</w:t>
-      </w:r>
-    </w:p>
-    <w:p>
-      <w:pPr>
-        <w:rPr>
-          <w:b/>
-          <w:bCs/>
-        </w:rPr>
-      </w:pPr>
-      <w:proofErr w:type="spellStart"/>
-      <w:r>
-        <w:rPr>
-          <w:b/>
-          <w:bCs/>
-        </w:rPr>
-        <w:t>Mid Scale</w:t>
-      </w:r>
-      <w:proofErr w:type="spellEnd"/>
-      <w:r>
-        <w:rPr>
-          <w:b/>
-          <w:bCs/>
-        </w:rPr>
-        <w:t xml:space="preserve"> (100 users)</w:t>
-      </w:r>
-    </w:p>
-    <w:p>
-      <w:pPr>
-        <w:numPr>
-          <w:ilvl w:val="0"/>
-          <w:numId w:val="6"/>
-        </w:numPr>
-      </w:pPr>
-      <w:r>
-        <w:t>Monthly: $1,500 – $4,000</w:t>
-      </w:r>
-    </w:p>
-    <w:p>
-      <w:pPr>
-        <w:numPr>
-          <w:ilvl w:val="0"/>
-          <w:numId w:val="6"/>
-        </w:numPr>
-      </w:pPr>
-      <w:r>
-        <w:t>Annual: $18,000 – $48,000</w:t>
-      </w:r>
-    </w:p>
-    <w:p>
-      <w:pPr>
-        <w:rPr>
-          <w:b/>
-          <w:bCs/>
-        </w:rPr>
-      </w:pPr>
-      <w:r>
-        <w:rPr>
-          <w:b/>
-          <w:bCs/>
-        </w:rPr>
-        <w:t>Enterprise Scale (1000+ users)</w:t>
-      </w:r>
-    </w:p>
-    <w:p>
-      <w:pPr>
-        <w:numPr>
-          <w:ilvl w:val="0"/>
-          <w:numId w:val="7"/>
-        </w:numPr>
-      </w:pPr>
-      <w:r>
-        <w:t>Monthly: $8,000 – $25,000+</w:t>
-      </w:r>
-    </w:p>
-    <w:p>
-      <w:pPr>
-        <w:numPr>
-          <w:ilvl w:val="0"/>
-          <w:numId w:val="7"/>
-        </w:numPr>
-      </w:pPr>
-      <w:r>
-        <w:t>Annual: $100,000 – $300,000+</w:t>
-      </w:r>
-    </w:p>
-    <w:p>
-      <w:pPr>
-        <w:rPr>
-          <w:b/>
-          <w:bCs/>
-        </w:rPr>
-      </w:pPr>
-      <w:r>
-        <w:rPr>
-          <w:b/>
-          <w:bCs/>
-        </w:rPr>
-        <w:t>Dev, Stage, and Prod Environments</w:t>
-      </w:r>
-    </w:p>
-    <w:p>
-      <w:r>
-        <w:t>To support a production-grade system, separate environments are required:</w:t>
-      </w:r>
-    </w:p>
-    <w:p>
-      <w:pPr>
-        <w:numPr>
-          <w:ilvl w:val="0"/>
-          <w:numId w:val="8"/>
-        </w:numPr>
-      </w:pPr>
-      <w:r>
-        <w:t>Development (testing and feature work)</w:t>
-      </w:r>
-    </w:p>
-    <w:p>
-      <w:pPr>
-        <w:numPr>
-          <w:ilvl w:val="0"/>
-          <w:numId w:val="8"/>
-        </w:numPr>
-      </w:pPr>
-      <w:r>
-        <w:t>Staging (pre-production validation)</w:t>
-      </w:r>
-    </w:p>
-    <w:p>
-      <w:pPr>
-        <w:numPr>
-          <w:ilvl w:val="0"/>
-          <w:numId w:val="8"/>
-        </w:numPr>
-      </w:pPr>
-      <w:r>
-        <w:t>Production (live system)</w:t>
-      </w:r>
-    </w:p>
-    <w:p>
-      <w:r>
-        <w:t xml:space="preserve">A realistic cost multiplier is approximately </w:t>
-      </w:r>
-      <w:r>
-        <w:rPr>
-          <w:b/>
-          <w:bCs/>
-        </w:rPr>
-        <w:t>2.25× the production environment</w:t>
-      </w:r>
-      <w:r>
-        <w:t>, meaning infrastructure costs must account for all three environments.</w:t>
-      </w:r>
-    </w:p>
-    <w:p>
-      <w:r>
-        <w:pict w14:anchorId="6ECF02CC">
-          <v:rect id="_x0000_i1094" style="width:0;height:1.5pt" o:hralign="center" o:hrstd="t" o:hr="t" fillcolor="#a0a0a0" stroked="f"/>
+        <w:t>Enterprise: $500 – $3,000</w:t>
+      </w:r>
+    </w:p>
+    <w:p>
+      <w:r>
+        <w:t>A key insight is that storage grows over time because the system retains decisions, not just data. This is a feature, not a drawback, as it enables long-term traceability.</w:t>
+      </w:r>
+    </w:p>
+    <w:p>
+      <w:r>
+        <w:pict w14:anchorId="16AB4AD1">
+          <v:rect id="_x0000_i1028" style="width:0;height:1.5pt" o:hralign="center" o:hrstd="t" o:hr="t" fillcolor="#a0a0a0" stroked="f"/>
         </w:pict>
       </w:r>
     </w:p>
@@ -660,99 +812,157 @@
           <w:bCs/>
         </w:rPr>
       </w:pPr>
-      <w:r>
-        <w:rPr>
-          <w:b/>
-          <w:bCs/>
-        </w:rPr>
-        <w:t>Storage Costs</w:t>
-      </w:r>
-    </w:p>
-    <w:p>
-      <w:r>
-        <w:t>Storage includes:</w:t>
-      </w:r>
-    </w:p>
-    <w:p>
-      <w:pPr>
-        <w:numPr>
-          <w:ilvl w:val="0"/>
-          <w:numId w:val="9"/>
-        </w:numPr>
-      </w:pPr>
-      <w:r>
-        <w:t>Analytical datasets (S3 or warehouse)</w:t>
-      </w:r>
-    </w:p>
-    <w:p>
-      <w:pPr>
-        <w:numPr>
-          <w:ilvl w:val="0"/>
-          <w:numId w:val="9"/>
-        </w:numPr>
-      </w:pPr>
-      <w:r>
-        <w:t>Comment history (long-term institutional memory)</w:t>
-      </w:r>
-    </w:p>
-    <w:p>
-      <w:pPr>
-        <w:numPr>
-          <w:ilvl w:val="0"/>
-          <w:numId w:val="9"/>
-        </w:numPr>
-      </w:pPr>
-      <w:r>
-        <w:t>Logs and audit trails</w:t>
-      </w:r>
-    </w:p>
-    <w:p>
-      <w:r>
-        <w:t>Estimated monthly costs:</w:t>
-      </w:r>
-    </w:p>
-    <w:p>
-      <w:pPr>
-        <w:numPr>
-          <w:ilvl w:val="0"/>
-          <w:numId w:val="10"/>
-        </w:numPr>
-      </w:pPr>
-      <w:r>
-        <w:t>Small: $10 – $50</w:t>
-      </w:r>
-    </w:p>
-    <w:p>
-      <w:pPr>
-        <w:numPr>
-          <w:ilvl w:val="0"/>
-          <w:numId w:val="10"/>
-        </w:numPr>
-      </w:pPr>
-      <w:r>
-        <w:t>Mid: $100 – $500</w:t>
-      </w:r>
-    </w:p>
-    <w:p>
-      <w:pPr>
-        <w:numPr>
-          <w:ilvl w:val="0"/>
-          <w:numId w:val="10"/>
-        </w:numPr>
-      </w:pPr>
-      <w:r>
-        <w:t>Enterprise: $500 – $3,000</w:t>
-      </w:r>
-    </w:p>
-    <w:p>
-      <w:r>
-        <w:t>A key insight is that storage grows over time because the system retains decisions, not just data. This is a feature, not a drawback, as it enables long-term traceability.</w:t>
-      </w:r>
-    </w:p>
-    <w:p>
-      <w:r>
-        <w:pict w14:anchorId="16AB4AD1">
-          <v:rect id="_x0000_i1095" style="width:0;height:1.5pt" o:hralign="center" o:hrstd="t" o:hr="t" fillcolor="#a0a0a0" stroked="f"/>
+      <w:proofErr w:type="gramStart"/>
+      <w:r>
+        <w:rPr>
+          <w:b/>
+          <w:bCs/>
+        </w:rPr>
+        <w:t>Developer</w:t>
+      </w:r>
+      <w:proofErr w:type="gramEnd"/>
+      <w:r>
+        <w:rPr>
+          <w:b/>
+          <w:bCs/>
+        </w:rPr>
+        <w:t xml:space="preserve"> Labor Cost</w:t>
+      </w:r>
+    </w:p>
+    <w:p>
+      <w:proofErr w:type="gramStart"/>
+      <w:r>
+        <w:t>The majority of</w:t>
+      </w:r>
+      <w:proofErr w:type="gramEnd"/>
+      <w:r>
+        <w:t xml:space="preserve"> total cost comes from engineering, not infrastructure.</w:t>
+      </w:r>
+    </w:p>
+    <w:p>
+      <w:pPr>
+        <w:rPr>
+          <w:b/>
+          <w:bCs/>
+        </w:rPr>
+      </w:pPr>
+      <w:r>
+        <w:rPr>
+          <w:b/>
+          <w:bCs/>
+        </w:rPr>
+        <w:t>Initial Development Team (MVP to Production)</w:t>
+      </w:r>
+    </w:p>
+    <w:p>
+      <w:r>
+        <w:t>A realistic team includes:</w:t>
+      </w:r>
+    </w:p>
+    <w:p>
+      <w:pPr>
+        <w:numPr>
+          <w:ilvl w:val="0"/>
+          <w:numId w:val="11"/>
+        </w:numPr>
+      </w:pPr>
+      <w:r>
+        <w:t>1–2 Frontend Engineers (dashboard UI, visualization, UX)</w:t>
+      </w:r>
+    </w:p>
+    <w:p>
+      <w:pPr>
+        <w:numPr>
+          <w:ilvl w:val="0"/>
+          <w:numId w:val="11"/>
+        </w:numPr>
+      </w:pPr>
+      <w:r>
+        <w:t>1–2 Backend Engineers (APIs, comment system, authentication)</w:t>
+      </w:r>
+    </w:p>
+    <w:p>
+      <w:pPr>
+        <w:numPr>
+          <w:ilvl w:val="0"/>
+          <w:numId w:val="11"/>
+        </w:numPr>
+      </w:pPr>
+      <w:r>
+        <w:t>1 Data/BI Engineer (data modeling, integration, query layer)</w:t>
+      </w:r>
+    </w:p>
+    <w:p>
+      <w:pPr>
+        <w:numPr>
+          <w:ilvl w:val="0"/>
+          <w:numId w:val="11"/>
+        </w:numPr>
+      </w:pPr>
+      <w:r>
+        <w:t>1 DevOps/Platform Engineer (Terraform, CI/CD, environments)</w:t>
+      </w:r>
+    </w:p>
+    <w:p>
+      <w:pPr>
+        <w:numPr>
+          <w:ilvl w:val="0"/>
+          <w:numId w:val="11"/>
+        </w:numPr>
+      </w:pPr>
+      <w:r>
+        <w:t>1 Product/Technical Lead</w:t>
+      </w:r>
+    </w:p>
+    <w:p>
+      <w:r>
+        <w:t xml:space="preserve">Total: </w:t>
+      </w:r>
+      <w:r>
+        <w:rPr>
+          <w:b/>
+          <w:bCs/>
+        </w:rPr>
+        <w:t>5–7 engineers</w:t>
+      </w:r>
+    </w:p>
+    <w:p>
+      <w:pPr>
+        <w:rPr>
+          <w:b/>
+          <w:bCs/>
+        </w:rPr>
+      </w:pPr>
+      <w:r>
+        <w:rPr>
+          <w:b/>
+          <w:bCs/>
+        </w:rPr>
+        <w:t>Annual Cost (Build Phase)</w:t>
+      </w:r>
+    </w:p>
+    <w:p>
+      <w:pPr>
+        <w:numPr>
+          <w:ilvl w:val="0"/>
+          <w:numId w:val="12"/>
+        </w:numPr>
+      </w:pPr>
+      <w:r>
+        <w:t xml:space="preserve">Estimated: </w:t>
+      </w:r>
+      <w:r>
+        <w:rPr>
+          <w:b/>
+          <w:bCs/>
+        </w:rPr>
+        <w:t>$800,000 – $1.6M per year</w:t>
+      </w:r>
+    </w:p>
+    <w:p>
+      <w:r>
+        <w:pict w14:anchorId="4461ED65">
+          <v:rect id="_x0000_i1029" style="width:0;height:1.5pt" o:hralign="center" o:hrstd="t" o:hr="t" fillcolor="#a0a0a0" stroked="f"/>
         </w:pict>
       </w:r>
     </w:p>
@@ -763,157 +973,547 @@
           <w:bCs/>
         </w:rPr>
       </w:pPr>
+      <w:r>
+        <w:rPr>
+          <w:b/>
+          <w:bCs/>
+        </w:rPr>
+        <w:t>Ongoing Maintenance Team</w:t>
+      </w:r>
+    </w:p>
+    <w:p>
+      <w:r>
+        <w:t>After initial development, the system can be maintained with a smaller team:</w:t>
+      </w:r>
+    </w:p>
+    <w:p>
+      <w:pPr>
+        <w:numPr>
+          <w:ilvl w:val="0"/>
+          <w:numId w:val="13"/>
+        </w:numPr>
+      </w:pPr>
+      <w:r>
+        <w:t>1 Backend Engineer</w:t>
+      </w:r>
+    </w:p>
+    <w:p>
+      <w:pPr>
+        <w:numPr>
+          <w:ilvl w:val="0"/>
+          <w:numId w:val="13"/>
+        </w:numPr>
+      </w:pPr>
+      <w:r>
+        <w:t>1 Frontend Engineer</w:t>
+      </w:r>
+    </w:p>
+    <w:p>
+      <w:pPr>
+        <w:numPr>
+          <w:ilvl w:val="0"/>
+          <w:numId w:val="13"/>
+        </w:numPr>
+      </w:pPr>
+      <w:r>
+        <w:t>1 Data/Platform Engineer</w:t>
+      </w:r>
+    </w:p>
+    <w:p>
+      <w:pPr>
+        <w:numPr>
+          <w:ilvl w:val="0"/>
+          <w:numId w:val="13"/>
+        </w:numPr>
+      </w:pPr>
+      <w:r>
+        <w:t>Shared DevOps support</w:t>
+      </w:r>
+    </w:p>
+    <w:p>
+      <w:r>
+        <w:t xml:space="preserve">Total: </w:t>
+      </w:r>
+      <w:r>
+        <w:rPr>
+          <w:b/>
+          <w:bCs/>
+        </w:rPr>
+        <w:t>3–4 engineers</w:t>
+      </w:r>
+    </w:p>
+    <w:p>
+      <w:r>
+        <w:t xml:space="preserve">Annual cost: </w:t>
+      </w:r>
+      <w:r>
+        <w:rPr>
+          <w:b/>
+          <w:bCs/>
+        </w:rPr>
+        <w:t>$400,000 – $800,000</w:t>
+      </w:r>
+    </w:p>
+    <w:p>
+      <w:r>
+        <w:pict w14:anchorId="7BDD21BE">
+          <v:rect id="_x0000_i1030" style="width:0;height:1.5pt" o:hralign="center" o:hrstd="t" o:hr="t" fillcolor="#a0a0a0" stroked="f"/>
+        </w:pict>
+      </w:r>
+    </w:p>
+    <w:p>
+      <w:pPr>
+        <w:rPr>
+          <w:b/>
+          <w:bCs/>
+        </w:rPr>
+      </w:pPr>
+      <w:r>
+        <w:rPr>
+          <w:b/>
+          <w:bCs/>
+        </w:rPr>
+        <w:t>CI/CD, Testing, and Scalability</w:t>
+      </w:r>
+    </w:p>
+    <w:p>
+      <w:r>
+        <w:t>To ensure reliability, the platform requires a robust engineering foundation.</w:t>
+      </w:r>
+    </w:p>
+    <w:p>
+      <w:pPr>
+        <w:rPr>
+          <w:b/>
+          <w:bCs/>
+        </w:rPr>
+      </w:pPr>
+      <w:r>
+        <w:rPr>
+          <w:b/>
+          <w:bCs/>
+        </w:rPr>
+        <w:t>CI/CD</w:t>
+      </w:r>
+    </w:p>
+    <w:p>
+      <w:pPr>
+        <w:numPr>
+          <w:ilvl w:val="0"/>
+          <w:numId w:val="14"/>
+        </w:numPr>
+      </w:pPr>
+      <w:r>
+        <w:t>Automated pipelines (GitHub Actions, GitLab, or AWS)</w:t>
+      </w:r>
+    </w:p>
+    <w:p>
+      <w:pPr>
+        <w:numPr>
+          <w:ilvl w:val="0"/>
+          <w:numId w:val="14"/>
+        </w:numPr>
+      </w:pPr>
+      <w:r>
+        <w:t>Infrastructure as Code (Terraform)</w:t>
+      </w:r>
+    </w:p>
+    <w:p>
+      <w:pPr>
+        <w:numPr>
+          <w:ilvl w:val="0"/>
+          <w:numId w:val="14"/>
+        </w:numPr>
+      </w:pPr>
+      <w:r>
+        <w:t>Automated deployment to dev, stage, and prod</w:t>
+      </w:r>
+    </w:p>
+    <w:p>
+      <w:pPr>
+        <w:rPr>
+          <w:b/>
+          <w:bCs/>
+        </w:rPr>
+      </w:pPr>
+      <w:r>
+        <w:rPr>
+          <w:b/>
+          <w:bCs/>
+        </w:rPr>
+        <w:t>Testing</w:t>
+      </w:r>
+    </w:p>
+    <w:p>
+      <w:pPr>
+        <w:numPr>
+          <w:ilvl w:val="0"/>
+          <w:numId w:val="15"/>
+        </w:numPr>
+      </w:pPr>
+      <w:r>
+        <w:t>Backend unit tests (API validation)</w:t>
+      </w:r>
+    </w:p>
+    <w:p>
+      <w:pPr>
+        <w:numPr>
+          <w:ilvl w:val="0"/>
+          <w:numId w:val="15"/>
+        </w:numPr>
+      </w:pPr>
+      <w:r>
+        <w:t>Frontend tests (UI and interaction testing)</w:t>
+      </w:r>
+    </w:p>
+    <w:p>
+      <w:pPr>
+        <w:numPr>
+          <w:ilvl w:val="0"/>
+          <w:numId w:val="15"/>
+        </w:numPr>
+      </w:pPr>
+      <w:r>
+        <w:t>Data validation checks (ensuring accuracy of metrics)</w:t>
+      </w:r>
+    </w:p>
+    <w:p>
+      <w:pPr>
+        <w:rPr>
+          <w:b/>
+          <w:bCs/>
+        </w:rPr>
+      </w:pPr>
+      <w:r>
+        <w:rPr>
+          <w:b/>
+          <w:bCs/>
+        </w:rPr>
+        <w:t>Scalability</w:t>
+      </w:r>
+    </w:p>
+    <w:p>
+      <w:pPr>
+        <w:numPr>
+          <w:ilvl w:val="0"/>
+          <w:numId w:val="16"/>
+        </w:numPr>
+      </w:pPr>
+      <w:r>
+        <w:t xml:space="preserve">Auto-scaling </w:t>
+      </w:r>
       <w:proofErr w:type="gramStart"/>
       <w:r>
-        <w:rPr>
-          <w:b/>
-          <w:bCs/>
-        </w:rPr>
-        <w:t>Developer</w:t>
+        <w:t>compute</w:t>
       </w:r>
       <w:proofErr w:type="gramEnd"/>
       <w:r>
-        <w:rPr>
-          <w:b/>
-          <w:bCs/>
-        </w:rPr>
-        <w:t xml:space="preserve"> Labor Cost</w:t>
-      </w:r>
-    </w:p>
-    <w:p>
+        <w:t xml:space="preserve"> (ECS/Kubernetes)</w:t>
+      </w:r>
+    </w:p>
+    <w:p>
+      <w:pPr>
+        <w:numPr>
+          <w:ilvl w:val="0"/>
+          <w:numId w:val="16"/>
+        </w:numPr>
+      </w:pPr>
+      <w:r>
+        <w:t>Distributed storage (S3)</w:t>
+      </w:r>
+    </w:p>
+    <w:p>
+      <w:pPr>
+        <w:numPr>
+          <w:ilvl w:val="0"/>
+          <w:numId w:val="16"/>
+        </w:numPr>
+      </w:pPr>
+      <w:r>
+        <w:t>Query engines (Athena or similar)</w:t>
+      </w:r>
+    </w:p>
+    <w:p>
+      <w:r>
+        <w:t>These are essential because the system is not just displaying data. It is becoming a system of record for business decisions.</w:t>
+      </w:r>
+    </w:p>
+    <w:p>
+      <w:r>
+        <w:pict w14:anchorId="6D645EFF">
+          <v:rect id="_x0000_i1031" style="width:0;height:1.5pt" o:hralign="center" o:hrstd="t" o:hr="t" fillcolor="#a0a0a0" stroked="f"/>
+        </w:pict>
+      </w:r>
+    </w:p>
+    <w:p>
+      <w:pPr>
+        <w:rPr>
+          <w:b/>
+          <w:bCs/>
+        </w:rPr>
+      </w:pPr>
+      <w:r>
+        <w:rPr>
+          <w:b/>
+          <w:bCs/>
+        </w:rPr>
+        <w:t>Skills Required to Build and Maintain the System</w:t>
+      </w:r>
+    </w:p>
+    <w:p>
+      <w:r>
+        <w:t>This solution requires a combination of disciplines:</w:t>
+      </w:r>
+    </w:p>
+    <w:p>
+      <w:pPr>
+        <w:rPr>
+          <w:b/>
+          <w:bCs/>
+        </w:rPr>
+      </w:pPr>
+      <w:r>
+        <w:rPr>
+          <w:b/>
+          <w:bCs/>
+        </w:rPr>
+        <w:t>Data Engineering</w:t>
+      </w:r>
+    </w:p>
+    <w:p>
+      <w:pPr>
+        <w:numPr>
+          <w:ilvl w:val="0"/>
+          <w:numId w:val="17"/>
+        </w:numPr>
+      </w:pPr>
+      <w:r>
+        <w:lastRenderedPageBreak/>
+        <w:t>Data modeling and schema design</w:t>
+      </w:r>
+    </w:p>
+    <w:p>
+      <w:pPr>
+        <w:numPr>
+          <w:ilvl w:val="0"/>
+          <w:numId w:val="17"/>
+        </w:numPr>
+      </w:pPr>
+      <w:r>
+        <w:t>Pipeline development</w:t>
+      </w:r>
+    </w:p>
+    <w:p>
+      <w:pPr>
+        <w:numPr>
+          <w:ilvl w:val="0"/>
+          <w:numId w:val="17"/>
+        </w:numPr>
+      </w:pPr>
+      <w:r>
+        <w:t>Query optimization</w:t>
+      </w:r>
+    </w:p>
+    <w:p>
+      <w:pPr>
+        <w:rPr>
+          <w:b/>
+          <w:bCs/>
+        </w:rPr>
+      </w:pPr>
+      <w:r>
+        <w:rPr>
+          <w:b/>
+          <w:bCs/>
+        </w:rPr>
+        <w:t>Backend Engineering</w:t>
+      </w:r>
+    </w:p>
+    <w:p>
+      <w:pPr>
+        <w:numPr>
+          <w:ilvl w:val="0"/>
+          <w:numId w:val="18"/>
+        </w:numPr>
+      </w:pPr>
+      <w:r>
+        <w:t>API development</w:t>
+      </w:r>
+    </w:p>
+    <w:p>
+      <w:pPr>
+        <w:numPr>
+          <w:ilvl w:val="0"/>
+          <w:numId w:val="18"/>
+        </w:numPr>
+      </w:pPr>
+      <w:r>
+        <w:t>Data persistence (comments, metadata)</w:t>
+      </w:r>
+    </w:p>
+    <w:p>
+      <w:pPr>
+        <w:numPr>
+          <w:ilvl w:val="0"/>
+          <w:numId w:val="18"/>
+        </w:numPr>
+      </w:pPr>
+      <w:r>
+        <w:t>Security and access control</w:t>
+      </w:r>
+    </w:p>
+    <w:p>
+      <w:pPr>
+        <w:rPr>
+          <w:b/>
+          <w:bCs/>
+        </w:rPr>
+      </w:pPr>
+      <w:r>
+        <w:rPr>
+          <w:b/>
+          <w:bCs/>
+        </w:rPr>
+        <w:t>Frontend Engineering</w:t>
+      </w:r>
+    </w:p>
+    <w:p>
+      <w:pPr>
+        <w:numPr>
+          <w:ilvl w:val="0"/>
+          <w:numId w:val="19"/>
+        </w:numPr>
+      </w:pPr>
+      <w:r>
+        <w:t>Dashboard development</w:t>
+      </w:r>
+    </w:p>
+    <w:p>
+      <w:pPr>
+        <w:numPr>
+          <w:ilvl w:val="0"/>
+          <w:numId w:val="19"/>
+        </w:numPr>
+      </w:pPr>
+      <w:r>
+        <w:t>Data visualization</w:t>
+      </w:r>
+    </w:p>
+    <w:p>
+      <w:pPr>
+        <w:numPr>
+          <w:ilvl w:val="0"/>
+          <w:numId w:val="19"/>
+        </w:numPr>
+      </w:pPr>
+      <w:r>
+        <w:t>User experience design</w:t>
+      </w:r>
+    </w:p>
+    <w:p>
+      <w:pPr>
+        <w:rPr>
+          <w:b/>
+          <w:bCs/>
+        </w:rPr>
+      </w:pPr>
+      <w:r>
+        <w:rPr>
+          <w:b/>
+          <w:bCs/>
+        </w:rPr>
+        <w:t>DevOps / Platform Engineering</w:t>
+      </w:r>
+    </w:p>
+    <w:p>
+      <w:pPr>
+        <w:numPr>
+          <w:ilvl w:val="0"/>
+          <w:numId w:val="20"/>
+        </w:numPr>
+      </w:pPr>
+      <w:r>
+        <w:t>Infrastructure provisioning</w:t>
+      </w:r>
+    </w:p>
+    <w:p>
+      <w:pPr>
+        <w:numPr>
+          <w:ilvl w:val="0"/>
+          <w:numId w:val="20"/>
+        </w:numPr>
+      </w:pPr>
+      <w:r>
+        <w:t>CI/CD pipelines</w:t>
+      </w:r>
+    </w:p>
+    <w:p>
+      <w:pPr>
+        <w:numPr>
+          <w:ilvl w:val="0"/>
+          <w:numId w:val="20"/>
+        </w:numPr>
+      </w:pPr>
       <w:proofErr w:type="gramStart"/>
       <w:r>
-        <w:t>The majority of</w:t>
+        <w:t>Environment</w:t>
       </w:r>
       <w:proofErr w:type="gramEnd"/>
       <w:r>
-        <w:t xml:space="preserve"> total cost comes from engineering, not infrastructure.</w:t>
-      </w:r>
-    </w:p>
-    <w:p>
-      <w:pPr>
-        <w:rPr>
-          <w:b/>
-          <w:bCs/>
-        </w:rPr>
-      </w:pPr>
-      <w:r>
-        <w:rPr>
-          <w:b/>
-          <w:bCs/>
-        </w:rPr>
-        <w:t>Initial Development Team (MVP to Production)</w:t>
-      </w:r>
-    </w:p>
-    <w:p>
-      <w:r>
-        <w:t>A realistic team includes:</w:t>
-      </w:r>
-    </w:p>
-    <w:p>
-      <w:pPr>
-        <w:numPr>
-          <w:ilvl w:val="0"/>
-          <w:numId w:val="11"/>
-        </w:numPr>
-      </w:pPr>
-      <w:r>
-        <w:t>1–2 Frontend Engineers (dashboard UI, visualization, UX)</w:t>
-      </w:r>
-    </w:p>
-    <w:p>
-      <w:pPr>
-        <w:numPr>
-          <w:ilvl w:val="0"/>
-          <w:numId w:val="11"/>
-        </w:numPr>
-      </w:pPr>
-      <w:r>
-        <w:t>1–2 Backend Engineers (APIs, comment system, authentication)</w:t>
-      </w:r>
-    </w:p>
-    <w:p>
-      <w:pPr>
-        <w:numPr>
-          <w:ilvl w:val="0"/>
-          <w:numId w:val="11"/>
-        </w:numPr>
-      </w:pPr>
-      <w:r>
-        <w:t>1 Data/BI Engineer (data modeling, integration, query layer)</w:t>
-      </w:r>
-    </w:p>
-    <w:p>
-      <w:pPr>
-        <w:numPr>
-          <w:ilvl w:val="0"/>
-          <w:numId w:val="11"/>
-        </w:numPr>
-      </w:pPr>
-      <w:r>
-        <w:t>1 DevOps/Platform Engineer (Terraform, CI/CD, environments)</w:t>
-      </w:r>
-    </w:p>
-    <w:p>
-      <w:pPr>
-        <w:numPr>
-          <w:ilvl w:val="0"/>
-          <w:numId w:val="11"/>
-        </w:numPr>
-      </w:pPr>
-      <w:r>
-        <w:t>1 Product/Technical Lead</w:t>
-      </w:r>
-    </w:p>
-    <w:p>
-      <w:r>
-        <w:t xml:space="preserve">Total: </w:t>
-      </w:r>
-      <w:r>
-        <w:rPr>
-          <w:b/>
-          <w:bCs/>
-        </w:rPr>
-        <w:t>5–7 engineers</w:t>
-      </w:r>
-    </w:p>
-    <w:p>
-      <w:pPr>
-        <w:rPr>
-          <w:b/>
-          <w:bCs/>
-        </w:rPr>
-      </w:pPr>
-      <w:r>
-        <w:rPr>
-          <w:b/>
-          <w:bCs/>
-        </w:rPr>
-        <w:t>Annual Cost (Build Phase)</w:t>
-      </w:r>
-    </w:p>
-    <w:p>
-      <w:pPr>
-        <w:numPr>
-          <w:ilvl w:val="0"/>
-          <w:numId w:val="12"/>
-        </w:numPr>
-      </w:pPr>
-      <w:r>
-        <w:t xml:space="preserve">Estimated: </w:t>
-      </w:r>
-      <w:r>
-        <w:rPr>
-          <w:b/>
-          <w:bCs/>
-        </w:rPr>
-        <w:t>$800,000 – $1.6M per year</w:t>
-      </w:r>
-    </w:p>
-    <w:p>
-      <w:r>
-        <w:pict w14:anchorId="4461ED65">
-          <v:rect id="_x0000_i1096" style="width:0;height:1.5pt" o:hralign="center" o:hrstd="t" o:hr="t" fillcolor="#a0a0a0" stroked="f"/>
+        <w:t xml:space="preserve"> management</w:t>
+      </w:r>
+    </w:p>
+    <w:p>
+      <w:pPr>
+        <w:rPr>
+          <w:b/>
+          <w:bCs/>
+        </w:rPr>
+      </w:pPr>
+      <w:r>
+        <w:rPr>
+          <w:b/>
+          <w:bCs/>
+        </w:rPr>
+        <w:t>Product Thinking</w:t>
+      </w:r>
+    </w:p>
+    <w:p>
+      <w:pPr>
+        <w:numPr>
+          <w:ilvl w:val="0"/>
+          <w:numId w:val="21"/>
+        </w:numPr>
+      </w:pPr>
+      <w:r>
+        <w:t>Understanding business review workflows</w:t>
+      </w:r>
+    </w:p>
+    <w:p>
+      <w:pPr>
+        <w:numPr>
+          <w:ilvl w:val="0"/>
+          <w:numId w:val="21"/>
+        </w:numPr>
+      </w:pPr>
+      <w:proofErr w:type="gramStart"/>
+      <w:r>
+        <w:t>Designing</w:t>
+      </w:r>
+      <w:proofErr w:type="gramEnd"/>
+      <w:r>
+        <w:t xml:space="preserve"> for decision-making, not just reporting</w:t>
+      </w:r>
+    </w:p>
+    <w:p>
+      <w:r>
+        <w:t>This combination of skills reflects that the solution is a platform, not just a dashboard.</w:t>
+      </w:r>
+    </w:p>
+    <w:p>
+      <w:r>
+        <w:pict w14:anchorId="3E9D48E9">
+          <v:rect id="_x0000_i1032" style="width:0;height:1.5pt" o:hralign="center" o:hrstd="t" o:hr="t" fillcolor="#a0a0a0" stroked="f"/>
         </w:pict>
       </w:r>
     </w:p>
@@ -929,726 +1529,175 @@
           <w:b/>
           <w:bCs/>
         </w:rPr>
+        <w:t>Competitive Analysis</w:t>
+      </w:r>
+    </w:p>
+    <w:p>
+      <w:r>
+        <w:t>Tableau and Power BI are strong visualization tools, but they do not capture the reasoning behind business decisions. PowerPoint is widely used for storytelling but is manual and disconnected from live data. Communication tools such as Slack and email capture discussion but lack structure and long-term traceability.</w:t>
+      </w:r>
+    </w:p>
+    <w:p>
+      <w:r>
+        <w:t>The proposed solution combines these functions into a single system:</w:t>
+      </w:r>
+    </w:p>
+    <w:p>
+      <w:pPr>
+        <w:numPr>
+          <w:ilvl w:val="0"/>
+          <w:numId w:val="22"/>
+        </w:numPr>
+      </w:pPr>
+      <w:r>
+        <w:t>Visualization (Tableau-like)</w:t>
+      </w:r>
+    </w:p>
+    <w:p>
+      <w:pPr>
+        <w:numPr>
+          <w:ilvl w:val="0"/>
+          <w:numId w:val="22"/>
+        </w:numPr>
+      </w:pPr>
+      <w:r>
+        <w:t>Narrative (PowerPoint-like)</w:t>
+      </w:r>
+    </w:p>
+    <w:p>
+      <w:pPr>
+        <w:numPr>
+          <w:ilvl w:val="0"/>
+          <w:numId w:val="22"/>
+        </w:numPr>
+      </w:pPr>
+      <w:r>
+        <w:t>Communication (Slack-like)</w:t>
+      </w:r>
+    </w:p>
+    <w:p>
+      <w:pPr>
+        <w:numPr>
+          <w:ilvl w:val="0"/>
+          <w:numId w:val="22"/>
+        </w:numPr>
+      </w:pPr>
+      <w:r>
+        <w:t>Institutional memory (persistent and searchable)</w:t>
+      </w:r>
+    </w:p>
+    <w:p>
+      <w:r>
+        <w:t>This positioning differentiates it from existing tools.</w:t>
+      </w:r>
+    </w:p>
+    <w:p>
+      <w:r>
+        <w:pict w14:anchorId="3302D841">
+          <v:rect id="_x0000_i1033" style="width:0;height:1.5pt" o:hralign="center" o:hrstd="t" o:hr="t" fillcolor="#a0a0a0" stroked="f"/>
+        </w:pict>
+      </w:r>
+    </w:p>
+    <w:p>
+      <w:pPr>
+        <w:rPr>
+          <w:b/>
+          <w:bCs/>
+        </w:rPr>
+      </w:pPr>
+      <w:r>
+        <w:rPr>
+          <w:b/>
+          <w:bCs/>
+        </w:rPr>
+        <w:t>Sample Case Studies</w:t>
+      </w:r>
+    </w:p>
+    <w:p>
+      <w:pPr>
+        <w:rPr>
+          <w:b/>
+          <w:bCs/>
+        </w:rPr>
+      </w:pPr>
+      <w:r>
+        <w:rPr>
+          <w:b/>
+          <w:bCs/>
+        </w:rPr>
+        <w:t>Weekly Business Review</w:t>
+      </w:r>
+    </w:p>
+    <w:p>
+      <w:r>
+        <w:t>Teams review performance using live dashboards instead of slide decks. Risks and actions are documented directly within the dashboard. The next week, all prior context is still available.</w:t>
+      </w:r>
+    </w:p>
+    <w:p>
+      <w:pPr>
+        <w:rPr>
+          <w:b/>
+          <w:bCs/>
+        </w:rPr>
+      </w:pPr>
+      <w:r>
+        <w:rPr>
+          <w:b/>
+          <w:bCs/>
+        </w:rPr>
+        <w:t>Monthly Executive Review</w:t>
+      </w:r>
+    </w:p>
+    <w:p>
+      <w:r>
+        <w:t>Executives filter by department and instantly see both metrics and historical commentary. This reduces preparation time and improves continuity across reporting periods.</w:t>
+      </w:r>
+    </w:p>
+    <w:p>
+      <w:pPr>
+        <w:rPr>
+          <w:b/>
+          <w:bCs/>
+        </w:rPr>
+      </w:pPr>
+      <w:r>
+        <w:rPr>
+          <w:b/>
+          <w:bCs/>
+        </w:rPr>
+        <w:t>Audit and Governance</w:t>
+      </w:r>
+    </w:p>
+    <w:p>
+      <w:r>
+        <w:t>Organizations can trace when risks were identified and what actions were taken. This creates a more reliable audit trail than traditional reporting methods.</w:t>
+      </w:r>
+    </w:p>
+    <w:p>
+      <w:r>
+        <w:pict w14:anchorId="0F2F05A4">
+          <v:rect id="_x0000_i1034" style="width:0;height:1.5pt" o:hralign="center" o:hrstd="t" o:hr="t" fillcolor="#a0a0a0" stroked="f"/>
+        </w:pict>
+      </w:r>
+    </w:p>
+    <w:p>
+      <w:pPr>
+        <w:rPr>
+          <w:b/>
+          <w:bCs/>
+        </w:rPr>
+      </w:pPr>
+      <w:r>
+        <w:rPr>
+          <w:b/>
+          <w:bCs/>
+        </w:rPr>
+        <w:t>Conclusion</w:t>
+      </w:r>
+    </w:p>
+    <w:p>
+      <w:r>
         <w:lastRenderedPageBreak/>
-        <w:t>Ongoing Maintenance Team</w:t>
-      </w:r>
-    </w:p>
-    <w:p>
-      <w:r>
-        <w:t>After initial development, the system can be maintained with a smaller team:</w:t>
-      </w:r>
-    </w:p>
-    <w:p>
-      <w:pPr>
-        <w:numPr>
-          <w:ilvl w:val="0"/>
-          <w:numId w:val="13"/>
-        </w:numPr>
-      </w:pPr>
-      <w:r>
-        <w:t>1 Backend Engineer</w:t>
-      </w:r>
-    </w:p>
-    <w:p>
-      <w:pPr>
-        <w:numPr>
-          <w:ilvl w:val="0"/>
-          <w:numId w:val="13"/>
-        </w:numPr>
-      </w:pPr>
-      <w:r>
-        <w:t>1 Frontend Engineer</w:t>
-      </w:r>
-    </w:p>
-    <w:p>
-      <w:pPr>
-        <w:numPr>
-          <w:ilvl w:val="0"/>
-          <w:numId w:val="13"/>
-        </w:numPr>
-      </w:pPr>
-      <w:r>
-        <w:t>1 Data/Platform Engineer</w:t>
-      </w:r>
-    </w:p>
-    <w:p>
-      <w:pPr>
-        <w:numPr>
-          <w:ilvl w:val="0"/>
-          <w:numId w:val="13"/>
-        </w:numPr>
-      </w:pPr>
-      <w:r>
-        <w:t>Shared DevOps support</w:t>
-      </w:r>
-    </w:p>
-    <w:p>
-      <w:r>
-        <w:t xml:space="preserve">Total: </w:t>
-      </w:r>
-      <w:r>
-        <w:rPr>
-          <w:b/>
-          <w:bCs/>
-        </w:rPr>
-        <w:t>3–4 engineers</w:t>
-      </w:r>
-    </w:p>
-    <w:p>
-      <w:r>
-        <w:t xml:space="preserve">Annual cost: </w:t>
-      </w:r>
-      <w:r>
-        <w:rPr>
-          <w:b/>
-          <w:bCs/>
-        </w:rPr>
-        <w:t>$400,000 – $800,000</w:t>
-      </w:r>
-    </w:p>
-    <w:p>
-      <w:r>
-        <w:pict w14:anchorId="7BDD21BE">
-          <v:rect id="_x0000_i1097" style="width:0;height:1.5pt" o:hralign="center" o:hrstd="t" o:hr="t" fillcolor="#a0a0a0" stroked="f"/>
-        </w:pict>
-      </w:r>
-    </w:p>
-    <w:p>
-      <w:pPr>
-        <w:rPr>
-          <w:b/>
-          <w:bCs/>
-        </w:rPr>
-      </w:pPr>
-      <w:r>
-        <w:rPr>
-          <w:b/>
-          <w:bCs/>
-        </w:rPr>
-        <w:t>CI/CD, Testing, and Scalability</w:t>
-      </w:r>
-    </w:p>
-    <w:p>
-      <w:r>
-        <w:t>To ensure reliability, the platform requires a robust engineering foundation.</w:t>
-      </w:r>
-    </w:p>
-    <w:p>
-      <w:pPr>
-        <w:rPr>
-          <w:b/>
-          <w:bCs/>
-        </w:rPr>
-      </w:pPr>
-      <w:r>
-        <w:rPr>
-          <w:b/>
-          <w:bCs/>
-        </w:rPr>
-        <w:t>CI/CD</w:t>
-      </w:r>
-    </w:p>
-    <w:p>
-      <w:pPr>
-        <w:numPr>
-          <w:ilvl w:val="0"/>
-          <w:numId w:val="14"/>
-        </w:numPr>
-      </w:pPr>
-      <w:r>
-        <w:t>Automated pipelines (GitHub Actions, GitLab, or AWS)</w:t>
-      </w:r>
-    </w:p>
-    <w:p>
-      <w:pPr>
-        <w:numPr>
-          <w:ilvl w:val="0"/>
-          <w:numId w:val="14"/>
-        </w:numPr>
-      </w:pPr>
-      <w:r>
-        <w:t>Infrastructure as Code (Terraform)</w:t>
-      </w:r>
-    </w:p>
-    <w:p>
-      <w:pPr>
-        <w:numPr>
-          <w:ilvl w:val="0"/>
-          <w:numId w:val="14"/>
-        </w:numPr>
-      </w:pPr>
-      <w:r>
-        <w:t>Automated deployment to dev, stage, and prod</w:t>
-      </w:r>
-    </w:p>
-    <w:p>
-      <w:pPr>
-        <w:rPr>
-          <w:b/>
-          <w:bCs/>
-        </w:rPr>
-      </w:pPr>
-      <w:r>
-        <w:rPr>
-          <w:b/>
-          <w:bCs/>
-        </w:rPr>
-        <w:t>Testing</w:t>
-      </w:r>
-    </w:p>
-    <w:p>
-      <w:pPr>
-        <w:numPr>
-          <w:ilvl w:val="0"/>
-          <w:numId w:val="15"/>
-        </w:numPr>
-      </w:pPr>
-      <w:r>
-        <w:t>Backend unit tests (API validation)</w:t>
-      </w:r>
-    </w:p>
-    <w:p>
-      <w:pPr>
-        <w:numPr>
-          <w:ilvl w:val="0"/>
-          <w:numId w:val="15"/>
-        </w:numPr>
-      </w:pPr>
-      <w:r>
-        <w:t>Frontend tests (UI and interaction testing)</w:t>
-      </w:r>
-    </w:p>
-    <w:p>
-      <w:pPr>
-        <w:numPr>
-          <w:ilvl w:val="0"/>
-          <w:numId w:val="15"/>
-        </w:numPr>
-      </w:pPr>
-      <w:r>
-        <w:t>Data validation checks (ensuring accuracy of metrics)</w:t>
-      </w:r>
-    </w:p>
-    <w:p>
-      <w:pPr>
-        <w:rPr>
-          <w:b/>
-          <w:bCs/>
-        </w:rPr>
-      </w:pPr>
-      <w:r>
-        <w:rPr>
-          <w:b/>
-          <w:bCs/>
-        </w:rPr>
-        <w:t>Scalability</w:t>
-      </w:r>
-    </w:p>
-    <w:p>
-      <w:pPr>
-        <w:numPr>
-          <w:ilvl w:val="0"/>
-          <w:numId w:val="16"/>
-        </w:numPr>
-      </w:pPr>
-      <w:r>
-        <w:t xml:space="preserve">Auto-scaling </w:t>
-      </w:r>
-      <w:proofErr w:type="gramStart"/>
-      <w:r>
-        <w:t>compute</w:t>
-      </w:r>
-      <w:proofErr w:type="gramEnd"/>
-      <w:r>
-        <w:t xml:space="preserve"> (ECS/Kubernetes)</w:t>
-      </w:r>
-    </w:p>
-    <w:p>
-      <w:pPr>
-        <w:numPr>
-          <w:ilvl w:val="0"/>
-          <w:numId w:val="16"/>
-        </w:numPr>
-      </w:pPr>
-      <w:r>
-        <w:t>Distributed storage (S3)</w:t>
-      </w:r>
-    </w:p>
-    <w:p>
-      <w:pPr>
-        <w:numPr>
-          <w:ilvl w:val="0"/>
-          <w:numId w:val="16"/>
-        </w:numPr>
-      </w:pPr>
-      <w:r>
-        <w:t>Query engines (Athena or similar)</w:t>
-      </w:r>
-    </w:p>
-    <w:p>
-      <w:r>
-        <w:t>These are essential because the system is not just displaying data. It is becoming a system of record for business decisions.</w:t>
-      </w:r>
-    </w:p>
-    <w:p>
-      <w:r>
-        <w:pict w14:anchorId="6D645EFF">
-          <v:rect id="_x0000_i1098" style="width:0;height:1.5pt" o:hralign="center" o:hrstd="t" o:hr="t" fillcolor="#a0a0a0" stroked="f"/>
-        </w:pict>
-      </w:r>
-    </w:p>
-    <w:p>
-      <w:pPr>
-        <w:rPr>
-          <w:b/>
-          <w:bCs/>
-        </w:rPr>
-      </w:pPr>
-      <w:r>
-        <w:rPr>
-          <w:b/>
-          <w:bCs/>
-        </w:rPr>
-        <w:t>Skills Required to Build and Maintain the System</w:t>
-      </w:r>
-    </w:p>
-    <w:p>
-      <w:r>
-        <w:t>This solution requires a combination of disciplines:</w:t>
-      </w:r>
-    </w:p>
-    <w:p>
-      <w:pPr>
-        <w:rPr>
-          <w:b/>
-          <w:bCs/>
-        </w:rPr>
-      </w:pPr>
-      <w:r>
-        <w:rPr>
-          <w:b/>
-          <w:bCs/>
-        </w:rPr>
-        <w:t>Data Engineering</w:t>
-      </w:r>
-    </w:p>
-    <w:p>
-      <w:pPr>
-        <w:numPr>
-          <w:ilvl w:val="0"/>
-          <w:numId w:val="17"/>
-        </w:numPr>
-      </w:pPr>
-      <w:r>
-        <w:t>Data modeling and schema design</w:t>
-      </w:r>
-    </w:p>
-    <w:p>
-      <w:pPr>
-        <w:numPr>
-          <w:ilvl w:val="0"/>
-          <w:numId w:val="17"/>
-        </w:numPr>
-      </w:pPr>
-      <w:r>
-        <w:t>Pipeline development</w:t>
-      </w:r>
-    </w:p>
-    <w:p>
-      <w:pPr>
-        <w:numPr>
-          <w:ilvl w:val="0"/>
-          <w:numId w:val="17"/>
-        </w:numPr>
-      </w:pPr>
-      <w:r>
-        <w:t>Query optimization</w:t>
-      </w:r>
-    </w:p>
-    <w:p>
-      <w:pPr>
-        <w:rPr>
-          <w:b/>
-          <w:bCs/>
-        </w:rPr>
-      </w:pPr>
-      <w:r>
-        <w:rPr>
-          <w:b/>
-          <w:bCs/>
-        </w:rPr>
-        <w:t>Backend Engineering</w:t>
-      </w:r>
-    </w:p>
-    <w:p>
-      <w:pPr>
-        <w:numPr>
-          <w:ilvl w:val="0"/>
-          <w:numId w:val="18"/>
-        </w:numPr>
-      </w:pPr>
-      <w:r>
-        <w:t>API development</w:t>
-      </w:r>
-    </w:p>
-    <w:p>
-      <w:pPr>
-        <w:numPr>
-          <w:ilvl w:val="0"/>
-          <w:numId w:val="18"/>
-        </w:numPr>
-      </w:pPr>
-      <w:r>
-        <w:t>Data persistence (comments, metadata)</w:t>
-      </w:r>
-    </w:p>
-    <w:p>
-      <w:pPr>
-        <w:numPr>
-          <w:ilvl w:val="0"/>
-          <w:numId w:val="18"/>
-        </w:numPr>
-      </w:pPr>
-      <w:r>
-        <w:t>Security and access control</w:t>
-      </w:r>
-    </w:p>
-    <w:p>
-      <w:pPr>
-        <w:rPr>
-          <w:b/>
-          <w:bCs/>
-        </w:rPr>
-      </w:pPr>
-      <w:r>
-        <w:rPr>
-          <w:b/>
-          <w:bCs/>
-        </w:rPr>
-        <w:t>Frontend Engineering</w:t>
-      </w:r>
-    </w:p>
-    <w:p>
-      <w:pPr>
-        <w:numPr>
-          <w:ilvl w:val="0"/>
-          <w:numId w:val="19"/>
-        </w:numPr>
-      </w:pPr>
-      <w:r>
-        <w:t>Dashboard development</w:t>
-      </w:r>
-    </w:p>
-    <w:p>
-      <w:pPr>
-        <w:numPr>
-          <w:ilvl w:val="0"/>
-          <w:numId w:val="19"/>
-        </w:numPr>
-      </w:pPr>
-      <w:r>
-        <w:t>Data visualization</w:t>
-      </w:r>
-    </w:p>
-    <w:p>
-      <w:pPr>
-        <w:numPr>
-          <w:ilvl w:val="0"/>
-          <w:numId w:val="19"/>
-        </w:numPr>
-      </w:pPr>
-      <w:r>
-        <w:t>User experience design</w:t>
-      </w:r>
-    </w:p>
-    <w:p>
-      <w:pPr>
-        <w:rPr>
-          <w:b/>
-          <w:bCs/>
-        </w:rPr>
-      </w:pPr>
-      <w:r>
-        <w:rPr>
-          <w:b/>
-          <w:bCs/>
-        </w:rPr>
-        <w:t>DevOps / Platform Engineering</w:t>
-      </w:r>
-    </w:p>
-    <w:p>
-      <w:pPr>
-        <w:numPr>
-          <w:ilvl w:val="0"/>
-          <w:numId w:val="20"/>
-        </w:numPr>
-      </w:pPr>
-      <w:r>
-        <w:t>Infrastructure provisioning</w:t>
-      </w:r>
-    </w:p>
-    <w:p>
-      <w:pPr>
-        <w:numPr>
-          <w:ilvl w:val="0"/>
-          <w:numId w:val="20"/>
-        </w:numPr>
-      </w:pPr>
-      <w:r>
-        <w:t>CI/CD pipelines</w:t>
-      </w:r>
-    </w:p>
-    <w:p>
-      <w:pPr>
-        <w:numPr>
-          <w:ilvl w:val="0"/>
-          <w:numId w:val="20"/>
-        </w:numPr>
-      </w:pPr>
-      <w:proofErr w:type="gramStart"/>
-      <w:r>
-        <w:t>Environment</w:t>
-      </w:r>
-      <w:proofErr w:type="gramEnd"/>
-      <w:r>
-        <w:t xml:space="preserve"> management</w:t>
-      </w:r>
-    </w:p>
-    <w:p>
-      <w:pPr>
-        <w:rPr>
-          <w:b/>
-          <w:bCs/>
-        </w:rPr>
-      </w:pPr>
-      <w:r>
-        <w:rPr>
-          <w:b/>
-          <w:bCs/>
-        </w:rPr>
-        <w:t>Product Thinking</w:t>
-      </w:r>
-    </w:p>
-    <w:p>
-      <w:pPr>
-        <w:numPr>
-          <w:ilvl w:val="0"/>
-          <w:numId w:val="21"/>
-        </w:numPr>
-      </w:pPr>
-      <w:r>
-        <w:t>Understanding business review workflows</w:t>
-      </w:r>
-    </w:p>
-    <w:p>
-      <w:pPr>
-        <w:numPr>
-          <w:ilvl w:val="0"/>
-          <w:numId w:val="21"/>
-        </w:numPr>
-      </w:pPr>
-      <w:proofErr w:type="gramStart"/>
-      <w:r>
-        <w:lastRenderedPageBreak/>
-        <w:t>Designing</w:t>
-      </w:r>
-      <w:proofErr w:type="gramEnd"/>
-      <w:r>
-        <w:t xml:space="preserve"> for decision-making, not just reporting</w:t>
-      </w:r>
-    </w:p>
-    <w:p>
-      <w:r>
-        <w:t>This combination of skills reflects that the solution is a platform, not just a dashboard.</w:t>
-      </w:r>
-    </w:p>
-    <w:p>
-      <w:r>
-        <w:pict w14:anchorId="3E9D48E9">
-          <v:rect id="_x0000_i1099" style="width:0;height:1.5pt" o:hralign="center" o:hrstd="t" o:hr="t" fillcolor="#a0a0a0" stroked="f"/>
-        </w:pict>
-      </w:r>
-    </w:p>
-    <w:p>
-      <w:pPr>
-        <w:rPr>
-          <w:b/>
-          <w:bCs/>
-        </w:rPr>
-      </w:pPr>
-      <w:r>
-        <w:rPr>
-          <w:b/>
-          <w:bCs/>
-        </w:rPr>
-        <w:t>Competitive Analysis</w:t>
-      </w:r>
-    </w:p>
-    <w:p>
-      <w:r>
-        <w:t>Tableau and Power BI are strong visualization tools, but they do not capture the reasoning behind business decisions. PowerPoint is widely used for storytelling but is manual and disconnected from live data. Communication tools such as Slack and email capture discussion but lack structure and long-term traceability.</w:t>
-      </w:r>
-    </w:p>
-    <w:p>
-      <w:r>
-        <w:t>The proposed solution combines these functions into a single system:</w:t>
-      </w:r>
-    </w:p>
-    <w:p>
-      <w:pPr>
-        <w:numPr>
-          <w:ilvl w:val="0"/>
-          <w:numId w:val="22"/>
-        </w:numPr>
-      </w:pPr>
-      <w:r>
-        <w:t>Visualization (Tableau-like)</w:t>
-      </w:r>
-    </w:p>
-    <w:p>
-      <w:pPr>
-        <w:numPr>
-          <w:ilvl w:val="0"/>
-          <w:numId w:val="22"/>
-        </w:numPr>
-      </w:pPr>
-      <w:r>
-        <w:t>Narrative (PowerPoint-like)</w:t>
-      </w:r>
-    </w:p>
-    <w:p>
-      <w:pPr>
-        <w:numPr>
-          <w:ilvl w:val="0"/>
-          <w:numId w:val="22"/>
-        </w:numPr>
-      </w:pPr>
-      <w:r>
-        <w:t>Communication (Slack-like)</w:t>
-      </w:r>
-    </w:p>
-    <w:p>
-      <w:pPr>
-        <w:numPr>
-          <w:ilvl w:val="0"/>
-          <w:numId w:val="22"/>
-        </w:numPr>
-      </w:pPr>
-      <w:r>
-        <w:t>Institutional memory (persistent and searchable)</w:t>
-      </w:r>
-    </w:p>
-    <w:p>
-      <w:r>
-        <w:t>This positioning differentiates it from existing tools.</w:t>
-      </w:r>
-    </w:p>
-    <w:p>
-      <w:r>
-        <w:pict w14:anchorId="3302D841">
-          <v:rect id="_x0000_i1100" style="width:0;height:1.5pt" o:hralign="center" o:hrstd="t" o:hr="t" fillcolor="#a0a0a0" stroked="f"/>
-        </w:pict>
-      </w:r>
-    </w:p>
-    <w:p>
-      <w:pPr>
-        <w:rPr>
-          <w:b/>
-          <w:bCs/>
-        </w:rPr>
-      </w:pPr>
-      <w:r>
-        <w:rPr>
-          <w:b/>
-          <w:bCs/>
-        </w:rPr>
-        <w:t>Sample Case Studies</w:t>
-      </w:r>
-    </w:p>
-    <w:p>
-      <w:pPr>
-        <w:rPr>
-          <w:b/>
-          <w:bCs/>
-        </w:rPr>
-      </w:pPr>
-      <w:r>
-        <w:rPr>
-          <w:b/>
-          <w:bCs/>
-        </w:rPr>
-        <w:t>Weekly Business Review</w:t>
-      </w:r>
-    </w:p>
-    <w:p>
-      <w:r>
-        <w:t>Teams review performance using live dashboards instead of slide decks. Risks and actions are documented directly within the dashboard. The next week, all prior context is still available.</w:t>
-      </w:r>
-    </w:p>
-    <w:p>
-      <w:pPr>
-        <w:rPr>
-          <w:b/>
-          <w:bCs/>
-        </w:rPr>
-      </w:pPr>
-      <w:r>
-        <w:rPr>
-          <w:b/>
-          <w:bCs/>
-        </w:rPr>
-        <w:t>Monthly Executive Review</w:t>
-      </w:r>
-    </w:p>
-    <w:p>
-      <w:r>
-        <w:t>Executives filter by department and instantly see both metrics and historical commentary. This reduces preparation time and improves continuity across reporting periods.</w:t>
-      </w:r>
-    </w:p>
-    <w:p>
-      <w:pPr>
-        <w:rPr>
-          <w:b/>
-          <w:bCs/>
-        </w:rPr>
-      </w:pPr>
-      <w:r>
-        <w:rPr>
-          <w:b/>
-          <w:bCs/>
-        </w:rPr>
-        <w:t>Audit and Governance</w:t>
-      </w:r>
-    </w:p>
-    <w:p>
-      <w:r>
-        <w:t>Organizations can trace when risks were identified and what actions were taken. This creates a more reliable audit trail than traditional reporting methods.</w:t>
-      </w:r>
-    </w:p>
-    <w:p>
-      <w:r>
-        <w:pict w14:anchorId="0F2F05A4">
-          <v:rect id="_x0000_i1101" style="width:0;height:1.5pt" o:hralign="center" o:hrstd="t" o:hr="t" fillcolor="#a0a0a0" stroked="f"/>
-        </w:pict>
-      </w:r>
-    </w:p>
-    <w:p>
-      <w:pPr>
-        <w:rPr>
-          <w:b/>
-          <w:bCs/>
-        </w:rPr>
-      </w:pPr>
-      <w:r>
-        <w:rPr>
-          <w:b/>
-          <w:bCs/>
-        </w:rPr>
-        <w:t>Conclusion</w:t>
-      </w:r>
-    </w:p>
-    <w:p>
-      <w:r>
         <w:t>This solution goes beyond traditional business intelligence by integrating data visualization with decision tracking. It requires real engineering investment, including scalable infrastructure, CI/CD pipelines, and a dedicated development team. However, the value is equally significant.</w:t>
       </w:r>
     </w:p>
@@ -5347,6 +5396,7 @@
   <w:style w:type="character" w:default="1" w:styleId="DefaultParagraphFont">
     <w:name w:val="Default Paragraph Font"/>
     <w:uiPriority w:val="1"/>
+    <w:semiHidden/>
     <w:unhideWhenUsed/>
   </w:style>
   <w:style w:type="table" w:default="1" w:styleId="TableNormal">

--- a/ISM6255 TeamSolution.docx
+++ b/ISM6255 TeamSolution.docx
@@ -61,15 +61,7 @@
         <w:t xml:space="preserve"> or 4</w:t>
       </w:r>
       <w:r>
-        <w:t xml:space="preserve"> at the discretion of the instructor) </w:t>
-      </w:r>
-      <w:proofErr w:type="gramStart"/>
-      <w:r>
-        <w:t>in order to</w:t>
-      </w:r>
-      <w:proofErr w:type="gramEnd"/>
-      <w:r>
-        <w:t xml:space="preserve"> complete a comprehensive review of </w:t>
+        <w:t xml:space="preserve"> at the discretion of the instructor) in order to complete a comprehensive review of </w:t>
       </w:r>
       <w:r>
         <w:rPr>
@@ -195,6 +187,1600 @@
     <w:p/>
     <w:p/>
     <w:p>
+      <w:r>
+        <w:lastRenderedPageBreak/>
+        <w:t xml:space="preserve">Here’s your </w:t>
+      </w:r>
+      <w:r>
+        <w:rPr>
+          <w:b/>
+          <w:bCs/>
+        </w:rPr>
+        <w:t>fully rewritten, polished proposal</w:t>
+      </w:r>
+      <w:r>
+        <w:t xml:space="preserve"> with the </w:t>
+      </w:r>
+      <w:r>
+        <w:rPr>
+          <w:b/>
+          <w:bCs/>
+        </w:rPr>
+        <w:t>Architecture Diagram section added</w:t>
+      </w:r>
+      <w:r>
+        <w:t xml:space="preserve"> and everything integrated cleanly. This is now at a level where it reads like a real product proposal.</w:t>
+      </w:r>
+    </w:p>
+    <w:p>
+      <w:r>
+        <w:pict w14:anchorId="031B810C">
+          <v:rect id="_x0000_i1135" style="width:0;height:1.5pt" o:hralign="center" o:hrstd="t" o:hr="t" fillcolor="#a0a0a0" stroked="f"/>
+        </w:pict>
+      </w:r>
+    </w:p>
+    <w:p>
+      <w:pPr>
+        <w:rPr>
+          <w:b/>
+          <w:bCs/>
+        </w:rPr>
+      </w:pPr>
+      <w:r>
+        <w:rPr>
+          <w:b/>
+          <w:bCs/>
+        </w:rPr>
+        <w:t>Solution Proposal: Integrated BI + Decision Layer Platform</w:t>
+      </w:r>
+    </w:p>
+    <w:p>
+      <w:pPr>
+        <w:rPr>
+          <w:b/>
+          <w:bCs/>
+        </w:rPr>
+      </w:pPr>
+      <w:r>
+        <w:rPr>
+          <w:b/>
+          <w:bCs/>
+        </w:rPr>
+        <w:t>Business Problem the Solution Is Meant to Solve</w:t>
+      </w:r>
+    </w:p>
+    <w:p>
+      <w:r>
+        <w:t>Traditional business intelligence tools such as Tableau are effective at visualizing data, but they stop at showing what happened. They do not capture why a number changed, what decision was made, or who identified a risk. That context typically lives outside the dashboard in PowerPoint slides, emails, Slack threads, or meeting discussions. Over time, that information becomes fragmented or lost entirely.</w:t>
+      </w:r>
+    </w:p>
+    <w:p>
+      <w:r>
+        <w:t>This creates inefficiency in recurring processes such as Weekly Business Reviews (WBRs) and Monthly Business Reviews (MBRs). Teams repeatedly rebuild the same narratives, re-explain prior decisions, and spend significant time preparing presentation materials instead of analyzing the business.</w:t>
+      </w:r>
+    </w:p>
+    <w:p>
+      <w:r>
+        <w:t>The core problem is not a lack of data. It is the disconnect between data and decision-making.</w:t>
+      </w:r>
+    </w:p>
+    <w:p>
+      <w:r>
+        <w:t>Another contributing issue is how data is structured behind the scenes. Many reporting systems rely on wide, unoptimized tables or inconsistent schemas, which slow down performance and create inconsistencies across teams. By properly dimensionalizing the data—using fact and dimension tables—the system improves query performance, simplifies logic, and ensures consistent metric definitions. This becomes critical as the platform scales.</w:t>
+      </w:r>
+    </w:p>
+    <w:p>
+      <w:r>
+        <w:t xml:space="preserve">The proposed solution addresses these gaps by combining a Tableau-style dashboard with a structured, persistent commentary layer, delivered through a </w:t>
+      </w:r>
+      <w:r>
+        <w:rPr>
+          <w:b/>
+          <w:bCs/>
+        </w:rPr>
+        <w:t>Streamlit-based application</w:t>
+      </w:r>
+      <w:r>
+        <w:t>. Instead of separating charts from discussion, the platform embeds findings, risks, and actions directly within the dashboard experience. This ensures that both the data and the reasoning behind the data are stored together and remain accessible over time.</w:t>
+      </w:r>
+    </w:p>
+    <w:p>
+      <w:r>
+        <w:pict w14:anchorId="51326B12">
+          <v:rect id="_x0000_i1136" style="width:0;height:1.5pt" o:hralign="center" o:hrstd="t" o:hr="t" fillcolor="#a0a0a0" stroked="f"/>
+        </w:pict>
+      </w:r>
+    </w:p>
+    <w:p>
+      <w:pPr>
+        <w:rPr>
+          <w:b/>
+          <w:bCs/>
+        </w:rPr>
+      </w:pPr>
+      <w:r>
+        <w:rPr>
+          <w:b/>
+          <w:bCs/>
+        </w:rPr>
+        <w:t>Solution Overview and Key Features</w:t>
+      </w:r>
+    </w:p>
+    <w:p>
+      <w:r>
+        <w:t xml:space="preserve">The solution is a </w:t>
+      </w:r>
+      <w:r>
+        <w:rPr>
+          <w:b/>
+          <w:bCs/>
+        </w:rPr>
+        <w:t>Streamlit application</w:t>
+      </w:r>
+      <w:r>
+        <w:t xml:space="preserve"> that serves as the presentation layer for both analytics and decision tracking. It combines three core components:</w:t>
+      </w:r>
+    </w:p>
+    <w:p>
+      <w:pPr>
+        <w:rPr>
+          <w:b/>
+          <w:bCs/>
+        </w:rPr>
+      </w:pPr>
+      <w:r>
+        <w:rPr>
+          <w:b/>
+          <w:bCs/>
+        </w:rPr>
+        <w:t>1. KPI and Visualization Layer</w:t>
+      </w:r>
+    </w:p>
+    <w:p>
+      <w:r>
+        <w:t>Users interact with dashboards similar to Tableau, including:</w:t>
+      </w:r>
+    </w:p>
+    <w:p>
+      <w:pPr>
+        <w:numPr>
+          <w:ilvl w:val="0"/>
+          <w:numId w:val="23"/>
+        </w:numPr>
+      </w:pPr>
+      <w:r>
+        <w:t>KPI summary cards</w:t>
+      </w:r>
+    </w:p>
+    <w:p>
+      <w:pPr>
+        <w:numPr>
+          <w:ilvl w:val="0"/>
+          <w:numId w:val="23"/>
+        </w:numPr>
+      </w:pPr>
+      <w:r>
+        <w:t>Trend analysis (revenue, margin, cost)</w:t>
+      </w:r>
+    </w:p>
+    <w:p>
+      <w:pPr>
+        <w:numPr>
+          <w:ilvl w:val="0"/>
+          <w:numId w:val="23"/>
+        </w:numPr>
+      </w:pPr>
+      <w:r>
+        <w:t>Department-level breakdowns</w:t>
+      </w:r>
+    </w:p>
+    <w:p>
+      <w:pPr>
+        <w:rPr>
+          <w:b/>
+          <w:bCs/>
+        </w:rPr>
+      </w:pPr>
+      <w:r>
+        <w:rPr>
+          <w:b/>
+          <w:bCs/>
+        </w:rPr>
+        <w:t>2. Interactive Filtering and Exploration</w:t>
+      </w:r>
+    </w:p>
+    <w:p>
+      <w:r>
+        <w:t>Users can dynamically filter by:</w:t>
+      </w:r>
+    </w:p>
+    <w:p>
+      <w:pPr>
+        <w:numPr>
+          <w:ilvl w:val="0"/>
+          <w:numId w:val="24"/>
+        </w:numPr>
+      </w:pPr>
+      <w:r>
+        <w:t>Business unit (Finance, Sales, Operations, HR, IT, Marketing)</w:t>
+      </w:r>
+    </w:p>
+    <w:p>
+      <w:pPr>
+        <w:numPr>
+          <w:ilvl w:val="0"/>
+          <w:numId w:val="24"/>
+        </w:numPr>
+      </w:pPr>
+      <w:r>
+        <w:t>Time period (monthly, quarterly, annual)</w:t>
+      </w:r>
+    </w:p>
+    <w:p>
+      <w:r>
+        <w:t>This removes the need to create multiple dashboards for different audiences.</w:t>
+      </w:r>
+    </w:p>
+    <w:p>
+      <w:pPr>
+        <w:rPr>
+          <w:b/>
+          <w:bCs/>
+        </w:rPr>
+      </w:pPr>
+      <w:r>
+        <w:rPr>
+          <w:b/>
+          <w:bCs/>
+        </w:rPr>
+        <w:t>3. Executive Summary and Commentary Layer</w:t>
+      </w:r>
+    </w:p>
+    <w:p>
+      <w:r>
+        <w:t>This is the key differentiator:</w:t>
+      </w:r>
+    </w:p>
+    <w:p>
+      <w:pPr>
+        <w:numPr>
+          <w:ilvl w:val="0"/>
+          <w:numId w:val="25"/>
+        </w:numPr>
+      </w:pPr>
+      <w:r>
+        <w:t>Comments are tied directly to charts</w:t>
+      </w:r>
+    </w:p>
+    <w:p>
+      <w:pPr>
+        <w:numPr>
+          <w:ilvl w:val="0"/>
+          <w:numId w:val="25"/>
+        </w:numPr>
+      </w:pPr>
+      <w:r>
+        <w:lastRenderedPageBreak/>
+        <w:t>Entries are tagged as findings, risks, actions, or notes</w:t>
+      </w:r>
+    </w:p>
+    <w:p>
+      <w:pPr>
+        <w:numPr>
+          <w:ilvl w:val="0"/>
+          <w:numId w:val="25"/>
+        </w:numPr>
+      </w:pPr>
+      <w:r>
+        <w:t>Insights persist across reporting periods</w:t>
+      </w:r>
+    </w:p>
+    <w:p>
+      <w:pPr>
+        <w:numPr>
+          <w:ilvl w:val="0"/>
+          <w:numId w:val="25"/>
+        </w:numPr>
+      </w:pPr>
+      <w:r>
+        <w:t>A searchable history of decisions is created</w:t>
+      </w:r>
+    </w:p>
+    <w:p>
+      <w:r>
+        <w:t>This replaces PowerPoint presentations and turns reporting into a continuous decision-making workflow.</w:t>
+      </w:r>
+    </w:p>
+    <w:p>
+      <w:r>
+        <w:pict w14:anchorId="164276D9">
+          <v:rect id="_x0000_i1137" style="width:0;height:1.5pt" o:hralign="center" o:hrstd="t" o:hr="t" fillcolor="#a0a0a0" stroked="f"/>
+        </w:pict>
+      </w:r>
+    </w:p>
+    <w:p>
+      <w:pPr>
+        <w:rPr>
+          <w:b/>
+          <w:bCs/>
+        </w:rPr>
+      </w:pPr>
+      <w:r>
+        <w:rPr>
+          <w:b/>
+          <w:bCs/>
+        </w:rPr>
+        <w:t>Architecture Diagram (Conceptual)</w:t>
+      </w:r>
+    </w:p>
+    <w:p>
+      <w:r>
+        <w:t>Below is a conceptual view of how the system is structured:</w:t>
+      </w:r>
+    </w:p>
+    <w:p/>
+    <w:p>
+      <w:r>
+        <w:drawing>
+          <wp:inline distT="0" distB="0" distL="0" distR="0" wp14:anchorId="01D62B32" wp14:editId="34B30638">
+            <wp:extent cx="5486400" cy="3016885"/>
+            <wp:effectExtent l="0" t="0" r="0" b="0"/>
+            <wp:docPr id="219731892" name="Picture 1"/>
+            <wp:cNvGraphicFramePr>
+              <a:graphicFrameLocks xmlns:a="http://schemas.openxmlformats.org/drawingml/2006/main" noChangeAspect="1"/>
+            </wp:cNvGraphicFramePr>
+            <a:graphic xmlns:a="http://schemas.openxmlformats.org/drawingml/2006/main">
+              <a:graphicData uri="http://schemas.openxmlformats.org/drawingml/2006/picture">
+                <pic:pic xmlns:pic="http://schemas.openxmlformats.org/drawingml/2006/picture">
+                  <pic:nvPicPr>
+                    <pic:cNvPr id="219731892" name=""/>
+                    <pic:cNvPicPr/>
+                  </pic:nvPicPr>
+                  <pic:blipFill>
+                    <a:blip r:embed="rId5"/>
+                    <a:stretch>
+                      <a:fillRect/>
+                    </a:stretch>
+                  </pic:blipFill>
+                  <pic:spPr>
+                    <a:xfrm>
+                      <a:off x="0" y="0"/>
+                      <a:ext cx="5486400" cy="3016885"/>
+                    </a:xfrm>
+                    <a:prstGeom prst="rect">
+                      <a:avLst/>
+                    </a:prstGeom>
+                  </pic:spPr>
+                </pic:pic>
+              </a:graphicData>
+            </a:graphic>
+          </wp:inline>
+        </w:drawing>
+      </w:r>
+    </w:p>
+    <w:p/>
+    <w:p/>
+    <w:p/>
+    <w:p>
+      <w:pPr>
+        <w:rPr>
+          <w:b/>
+          <w:bCs/>
+        </w:rPr>
+      </w:pPr>
+      <w:r>
+        <w:rPr>
+          <w:b/>
+          <w:bCs/>
+        </w:rPr>
+        <w:t>Supporting Infrastructure:</w:t>
+      </w:r>
+    </w:p>
+    <w:p>
+      <w:pPr>
+        <w:numPr>
+          <w:ilvl w:val="0"/>
+          <w:numId w:val="26"/>
+        </w:numPr>
+      </w:pPr>
+      <w:r>
+        <w:rPr>
+          <w:b/>
+          <w:bCs/>
+        </w:rPr>
+        <w:t>ECS / Fargate</w:t>
+      </w:r>
+      <w:r>
+        <w:t xml:space="preserve"> → hosts Streamlit + APIs</w:t>
+      </w:r>
+    </w:p>
+    <w:p>
+      <w:pPr>
+        <w:numPr>
+          <w:ilvl w:val="0"/>
+          <w:numId w:val="26"/>
+        </w:numPr>
+      </w:pPr>
+      <w:r>
+        <w:rPr>
+          <w:b/>
+          <w:bCs/>
+        </w:rPr>
+        <w:t>Terraform</w:t>
+      </w:r>
+      <w:r>
+        <w:t xml:space="preserve"> → infrastructure as code</w:t>
+      </w:r>
+    </w:p>
+    <w:p>
+      <w:pPr>
+        <w:numPr>
+          <w:ilvl w:val="0"/>
+          <w:numId w:val="26"/>
+        </w:numPr>
+      </w:pPr>
+      <w:r>
+        <w:rPr>
+          <w:b/>
+          <w:bCs/>
+        </w:rPr>
+        <w:t>CI/CD pipelines</w:t>
+      </w:r>
+      <w:r>
+        <w:t xml:space="preserve"> → automated deployment</w:t>
+      </w:r>
+    </w:p>
+    <w:p>
+      <w:pPr>
+        <w:numPr>
+          <w:ilvl w:val="0"/>
+          <w:numId w:val="26"/>
+        </w:numPr>
+      </w:pPr>
+      <w:r>
+        <w:rPr>
+          <w:b/>
+          <w:bCs/>
+        </w:rPr>
+        <w:t>CloudWatch / Monitoring</w:t>
+      </w:r>
+      <w:r>
+        <w:t xml:space="preserve"> → observability</w:t>
+      </w:r>
+    </w:p>
+    <w:p>
+      <w:pPr>
+        <w:rPr>
+          <w:b/>
+          <w:bCs/>
+        </w:rPr>
+      </w:pPr>
+      <w:r>
+        <w:rPr>
+          <w:b/>
+          <w:bCs/>
+        </w:rPr>
+        <w:t>Data Flow:</w:t>
+      </w:r>
+    </w:p>
+    <w:p>
+      <w:pPr>
+        <w:numPr>
+          <w:ilvl w:val="0"/>
+          <w:numId w:val="27"/>
+        </w:numPr>
+      </w:pPr>
+      <w:r>
+        <w:t>ETL pipelines write structured data → S3</w:t>
+      </w:r>
+    </w:p>
+    <w:p>
+      <w:pPr>
+        <w:numPr>
+          <w:ilvl w:val="0"/>
+          <w:numId w:val="27"/>
+        </w:numPr>
+      </w:pPr>
+      <w:r>
+        <w:t>Query layer (Athena/Databricks) reads optimized data</w:t>
+      </w:r>
+    </w:p>
+    <w:p>
+      <w:pPr>
+        <w:numPr>
+          <w:ilvl w:val="0"/>
+          <w:numId w:val="27"/>
+        </w:numPr>
+      </w:pPr>
+      <w:r>
+        <w:t>API layer serves data to Streamlit UI</w:t>
+      </w:r>
+    </w:p>
+    <w:p>
+      <w:pPr>
+        <w:numPr>
+          <w:ilvl w:val="0"/>
+          <w:numId w:val="27"/>
+        </w:numPr>
+      </w:pPr>
+      <w:r>
+        <w:t>User comments → stored in database → persisted and reloaded</w:t>
+      </w:r>
+    </w:p>
+    <w:p>
+      <w:r>
+        <w:t>This architecture ensures scalability, modularity, and separation of concerns.</w:t>
+      </w:r>
+    </w:p>
+    <w:p>
+      <w:r>
+        <w:pict w14:anchorId="0ED61D21">
+          <v:rect id="_x0000_i1138" style="width:0;height:1.5pt" o:hralign="center" o:hrstd="t" o:hr="t" fillcolor="#a0a0a0" stroked="f"/>
+        </w:pict>
+      </w:r>
+    </w:p>
+    <w:p>
+      <w:pPr>
+        <w:rPr>
+          <w:b/>
+          <w:bCs/>
+        </w:rPr>
+      </w:pPr>
+      <w:r>
+        <w:rPr>
+          <w:b/>
+          <w:bCs/>
+        </w:rPr>
+        <w:t>Data Modeling Strategy (Key Differentiator)</w:t>
+      </w:r>
+    </w:p>
+    <w:p>
+      <w:r>
+        <w:t xml:space="preserve">The system uses a </w:t>
+      </w:r>
+      <w:r>
+        <w:rPr>
+          <w:b/>
+          <w:bCs/>
+        </w:rPr>
+        <w:t>dimensional model (star schema)</w:t>
+      </w:r>
+      <w:r>
+        <w:t>:</w:t>
+      </w:r>
+    </w:p>
+    <w:p>
+      <w:pPr>
+        <w:numPr>
+          <w:ilvl w:val="0"/>
+          <w:numId w:val="28"/>
+        </w:numPr>
+      </w:pPr>
+      <w:r>
+        <w:t>Fact tables for metrics (revenue, cost, profit)</w:t>
+      </w:r>
+    </w:p>
+    <w:p>
+      <w:pPr>
+        <w:numPr>
+          <w:ilvl w:val="0"/>
+          <w:numId w:val="28"/>
+        </w:numPr>
+      </w:pPr>
+      <w:r>
+        <w:t>Dimension tables for context (date, organization, product, department)</w:t>
+      </w:r>
+    </w:p>
+    <w:p>
+      <w:r>
+        <w:t>Benefits:</w:t>
+      </w:r>
+    </w:p>
+    <w:p>
+      <w:pPr>
+        <w:numPr>
+          <w:ilvl w:val="0"/>
+          <w:numId w:val="29"/>
+        </w:numPr>
+      </w:pPr>
+      <w:r>
+        <w:lastRenderedPageBreak/>
+        <w:t>Faster query performance</w:t>
+      </w:r>
+    </w:p>
+    <w:p>
+      <w:pPr>
+        <w:numPr>
+          <w:ilvl w:val="0"/>
+          <w:numId w:val="29"/>
+        </w:numPr>
+      </w:pPr>
+      <w:r>
+        <w:t>Consistent business logic across teams</w:t>
+      </w:r>
+    </w:p>
+    <w:p>
+      <w:pPr>
+        <w:numPr>
+          <w:ilvl w:val="0"/>
+          <w:numId w:val="29"/>
+        </w:numPr>
+      </w:pPr>
+      <w:r>
+        <w:t>Easier scalability</w:t>
+      </w:r>
+    </w:p>
+    <w:p>
+      <w:pPr>
+        <w:numPr>
+          <w:ilvl w:val="0"/>
+          <w:numId w:val="29"/>
+        </w:numPr>
+      </w:pPr>
+      <w:r>
+        <w:t>Reduced complexity in dashboard calculations</w:t>
+      </w:r>
+    </w:p>
+    <w:p>
+      <w:r>
+        <w:t>This directly improves dashboard responsiveness in the Streamlit application.</w:t>
+      </w:r>
+    </w:p>
+    <w:p>
+      <w:r>
+        <w:pict w14:anchorId="47283A9A">
+          <v:rect id="_x0000_i1139" style="width:0;height:1.5pt" o:hralign="center" o:hrstd="t" o:hr="t" fillcolor="#a0a0a0" stroked="f"/>
+        </w:pict>
+      </w:r>
+    </w:p>
+    <w:p>
+      <w:pPr>
+        <w:rPr>
+          <w:b/>
+          <w:bCs/>
+        </w:rPr>
+      </w:pPr>
+      <w:r>
+        <w:rPr>
+          <w:b/>
+          <w:bCs/>
+        </w:rPr>
+        <w:t>Cost Structure</w:t>
+      </w:r>
+    </w:p>
+    <w:p>
+      <w:pPr>
+        <w:rPr>
+          <w:b/>
+          <w:bCs/>
+        </w:rPr>
+      </w:pPr>
+      <w:r>
+        <w:rPr>
+          <w:b/>
+          <w:bCs/>
+        </w:rPr>
+        <w:t>Infrastructure and Compute Costs</w:t>
+      </w:r>
+    </w:p>
+    <w:p>
+      <w:pPr>
+        <w:rPr>
+          <w:b/>
+          <w:bCs/>
+        </w:rPr>
+      </w:pPr>
+      <w:r>
+        <w:rPr>
+          <w:b/>
+          <w:bCs/>
+        </w:rPr>
+        <w:t>Small Scale (10 users)</w:t>
+      </w:r>
+    </w:p>
+    <w:p>
+      <w:pPr>
+        <w:numPr>
+          <w:ilvl w:val="0"/>
+          <w:numId w:val="30"/>
+        </w:numPr>
+      </w:pPr>
+      <w:r>
+        <w:t>Monthly: $300 – $800</w:t>
+      </w:r>
+    </w:p>
+    <w:p>
+      <w:pPr>
+        <w:numPr>
+          <w:ilvl w:val="0"/>
+          <w:numId w:val="30"/>
+        </w:numPr>
+      </w:pPr>
+      <w:r>
+        <w:t>Annual: $4K – $10K</w:t>
+      </w:r>
+    </w:p>
+    <w:p>
+      <w:pPr>
+        <w:rPr>
+          <w:b/>
+          <w:bCs/>
+        </w:rPr>
+      </w:pPr>
+      <w:r>
+        <w:rPr>
+          <w:b/>
+          <w:bCs/>
+        </w:rPr>
+        <w:t>Mid Scale (100 users)</w:t>
+      </w:r>
+    </w:p>
+    <w:p>
+      <w:pPr>
+        <w:numPr>
+          <w:ilvl w:val="0"/>
+          <w:numId w:val="31"/>
+        </w:numPr>
+      </w:pPr>
+      <w:r>
+        <w:t>Monthly: $1,500 – $4,000</w:t>
+      </w:r>
+    </w:p>
+    <w:p>
+      <w:pPr>
+        <w:numPr>
+          <w:ilvl w:val="0"/>
+          <w:numId w:val="31"/>
+        </w:numPr>
+      </w:pPr>
+      <w:r>
+        <w:t>Annual: $18K – $48K</w:t>
+      </w:r>
+    </w:p>
+    <w:p>
+      <w:pPr>
+        <w:rPr>
+          <w:b/>
+          <w:bCs/>
+        </w:rPr>
+      </w:pPr>
+      <w:r>
+        <w:rPr>
+          <w:b/>
+          <w:bCs/>
+        </w:rPr>
+        <w:t>Enterprise Scale (1000+ users)</w:t>
+      </w:r>
+    </w:p>
+    <w:p>
+      <w:pPr>
+        <w:numPr>
+          <w:ilvl w:val="0"/>
+          <w:numId w:val="32"/>
+        </w:numPr>
+      </w:pPr>
+      <w:r>
+        <w:t>Monthly: $8,000 – $25,000+</w:t>
+      </w:r>
+    </w:p>
+    <w:p>
+      <w:pPr>
+        <w:numPr>
+          <w:ilvl w:val="0"/>
+          <w:numId w:val="32"/>
+        </w:numPr>
+      </w:pPr>
+      <w:r>
+        <w:t>Annual: $100K – $300K+</w:t>
+      </w:r>
+    </w:p>
+    <w:p>
+      <w:r>
+        <w:pict w14:anchorId="6D5D07F3">
+          <v:rect id="_x0000_i1140" style="width:0;height:1.5pt" o:hralign="center" o:hrstd="t" o:hr="t" fillcolor="#a0a0a0" stroked="f"/>
+        </w:pict>
+      </w:r>
+    </w:p>
+    <w:p>
+      <w:pPr>
+        <w:rPr>
+          <w:b/>
+          <w:bCs/>
+        </w:rPr>
+      </w:pPr>
+      <w:r>
+        <w:rPr>
+          <w:b/>
+          <w:bCs/>
+        </w:rPr>
+        <w:t>Dev, Stage, and Prod Environments</w:t>
+      </w:r>
+    </w:p>
+    <w:p>
+      <w:r>
+        <w:t>Production systems require:</w:t>
+      </w:r>
+    </w:p>
+    <w:p>
+      <w:pPr>
+        <w:numPr>
+          <w:ilvl w:val="0"/>
+          <w:numId w:val="33"/>
+        </w:numPr>
+      </w:pPr>
+      <w:r>
+        <w:t>Development environment</w:t>
+      </w:r>
+    </w:p>
+    <w:p>
+      <w:pPr>
+        <w:numPr>
+          <w:ilvl w:val="0"/>
+          <w:numId w:val="33"/>
+        </w:numPr>
+      </w:pPr>
+      <w:r>
+        <w:t>Staging environment</w:t>
+      </w:r>
+    </w:p>
+    <w:p>
+      <w:pPr>
+        <w:numPr>
+          <w:ilvl w:val="0"/>
+          <w:numId w:val="33"/>
+        </w:numPr>
+      </w:pPr>
+      <w:r>
+        <w:t>Production environment</w:t>
+      </w:r>
+    </w:p>
+    <w:p>
+      <w:r>
+        <w:t xml:space="preserve">Total cost ≈ </w:t>
+      </w:r>
+      <w:r>
+        <w:rPr>
+          <w:b/>
+          <w:bCs/>
+        </w:rPr>
+        <w:t>2.25× production cost</w:t>
+      </w:r>
+    </w:p>
+    <w:p>
+      <w:r>
+        <w:t>This enables safe deployments and proper validation.</w:t>
+      </w:r>
+    </w:p>
+    <w:p>
+      <w:r>
+        <w:pict w14:anchorId="2506E599">
+          <v:rect id="_x0000_i1141" style="width:0;height:1.5pt" o:hralign="center" o:hrstd="t" o:hr="t" fillcolor="#a0a0a0" stroked="f"/>
+        </w:pict>
+      </w:r>
+    </w:p>
+    <w:p>
+      <w:pPr>
+        <w:rPr>
+          <w:b/>
+          <w:bCs/>
+        </w:rPr>
+      </w:pPr>
+      <w:r>
+        <w:rPr>
+          <w:b/>
+          <w:bCs/>
+        </w:rPr>
+        <w:t>Storage Costs</w:t>
+      </w:r>
+    </w:p>
+    <w:p>
+      <w:r>
+        <w:t>Includes:</w:t>
+      </w:r>
+    </w:p>
+    <w:p>
+      <w:pPr>
+        <w:numPr>
+          <w:ilvl w:val="0"/>
+          <w:numId w:val="34"/>
+        </w:numPr>
+      </w:pPr>
+      <w:r>
+        <w:t>Analytical datasets</w:t>
+      </w:r>
+    </w:p>
+    <w:p>
+      <w:pPr>
+        <w:numPr>
+          <w:ilvl w:val="0"/>
+          <w:numId w:val="34"/>
+        </w:numPr>
+      </w:pPr>
+      <w:r>
+        <w:t>Comment history (institutional memory)</w:t>
+      </w:r>
+    </w:p>
+    <w:p>
+      <w:pPr>
+        <w:numPr>
+          <w:ilvl w:val="0"/>
+          <w:numId w:val="34"/>
+        </w:numPr>
+      </w:pPr>
+      <w:r>
+        <w:t>Logs and audit trails</w:t>
+      </w:r>
+    </w:p>
+    <w:p>
+      <w:r>
+        <w:t>Estimated:</w:t>
+      </w:r>
+    </w:p>
+    <w:p>
+      <w:pPr>
+        <w:numPr>
+          <w:ilvl w:val="0"/>
+          <w:numId w:val="35"/>
+        </w:numPr>
+      </w:pPr>
+      <w:r>
+        <w:t>Small: $10 – $50/month</w:t>
+      </w:r>
+    </w:p>
+    <w:p>
+      <w:pPr>
+        <w:numPr>
+          <w:ilvl w:val="0"/>
+          <w:numId w:val="35"/>
+        </w:numPr>
+      </w:pPr>
+      <w:r>
+        <w:t>Mid: $100 – $500/month</w:t>
+      </w:r>
+    </w:p>
+    <w:p>
+      <w:pPr>
+        <w:numPr>
+          <w:ilvl w:val="0"/>
+          <w:numId w:val="35"/>
+        </w:numPr>
+      </w:pPr>
+      <w:r>
+        <w:t>Enterprise: $500 – $3,000/month</w:t>
+      </w:r>
+    </w:p>
+    <w:p>
+      <w:r>
+        <w:pict w14:anchorId="14A2DCDA">
+          <v:rect id="_x0000_i1142" style="width:0;height:1.5pt" o:hralign="center" o:hrstd="t" o:hr="t" fillcolor="#a0a0a0" stroked="f"/>
+        </w:pict>
+      </w:r>
+    </w:p>
+    <w:p>
+      <w:pPr>
+        <w:rPr>
+          <w:b/>
+          <w:bCs/>
+        </w:rPr>
+      </w:pPr>
+      <w:r>
+        <w:rPr>
+          <w:b/>
+          <w:bCs/>
+        </w:rPr>
+        <w:t>Developer Labor and Staffing</w:t>
+      </w:r>
+    </w:p>
+    <w:p>
+      <w:pPr>
+        <w:rPr>
+          <w:b/>
+          <w:bCs/>
+        </w:rPr>
+      </w:pPr>
+      <w:r>
+        <w:rPr>
+          <w:b/>
+          <w:bCs/>
+        </w:rPr>
+        <w:t>Initial Development Team</w:t>
+      </w:r>
+    </w:p>
+    <w:p>
+      <w:pPr>
+        <w:numPr>
+          <w:ilvl w:val="0"/>
+          <w:numId w:val="36"/>
+        </w:numPr>
+      </w:pPr>
+      <w:r>
+        <w:t>1–2 Frontend Engineers</w:t>
+      </w:r>
+    </w:p>
+    <w:p>
+      <w:pPr>
+        <w:numPr>
+          <w:ilvl w:val="0"/>
+          <w:numId w:val="36"/>
+        </w:numPr>
+      </w:pPr>
+      <w:r>
+        <w:t>1–2 Backend Engineers</w:t>
+      </w:r>
+    </w:p>
+    <w:p>
+      <w:pPr>
+        <w:numPr>
+          <w:ilvl w:val="0"/>
+          <w:numId w:val="36"/>
+        </w:numPr>
+      </w:pPr>
+      <w:r>
+        <w:t>1 Data Engineer</w:t>
+      </w:r>
+    </w:p>
+    <w:p>
+      <w:pPr>
+        <w:numPr>
+          <w:ilvl w:val="0"/>
+          <w:numId w:val="36"/>
+        </w:numPr>
+      </w:pPr>
+      <w:r>
+        <w:t>1 DevOps Engineer</w:t>
+      </w:r>
+    </w:p>
+    <w:p>
+      <w:pPr>
+        <w:numPr>
+          <w:ilvl w:val="0"/>
+          <w:numId w:val="36"/>
+        </w:numPr>
+      </w:pPr>
+      <w:r>
+        <w:t>1 Product/Tech Lead</w:t>
+      </w:r>
+    </w:p>
+    <w:p>
+      <w:r>
+        <w:t xml:space="preserve">Total: </w:t>
+      </w:r>
+      <w:r>
+        <w:rPr>
+          <w:b/>
+          <w:bCs/>
+        </w:rPr>
+        <w:t>5–7 engineers</w:t>
+      </w:r>
+    </w:p>
+    <w:p>
+      <w:pPr>
+        <w:rPr>
+          <w:b/>
+          <w:bCs/>
+        </w:rPr>
+      </w:pPr>
+      <w:r>
+        <w:rPr>
+          <w:b/>
+          <w:bCs/>
+        </w:rPr>
+        <w:t>Annual Cost</w:t>
+      </w:r>
+    </w:p>
+    <w:p>
+      <w:pPr>
+        <w:numPr>
+          <w:ilvl w:val="0"/>
+          <w:numId w:val="37"/>
+        </w:numPr>
+      </w:pPr>
+      <w:r>
+        <w:t>~$800K – $1.6M</w:t>
+      </w:r>
+    </w:p>
+    <w:p>
+      <w:r>
+        <w:lastRenderedPageBreak/>
+        <w:pict w14:anchorId="46FF487F">
+          <v:rect id="_x0000_i1143" style="width:0;height:1.5pt" o:hralign="center" o:hrstd="t" o:hr="t" fillcolor="#a0a0a0" stroked="f"/>
+        </w:pict>
+      </w:r>
+    </w:p>
+    <w:p>
+      <w:pPr>
+        <w:rPr>
+          <w:b/>
+          <w:bCs/>
+        </w:rPr>
+      </w:pPr>
+      <w:r>
+        <w:rPr>
+          <w:b/>
+          <w:bCs/>
+        </w:rPr>
+        <w:t>Ongoing Maintenance Team</w:t>
+      </w:r>
+    </w:p>
+    <w:p>
+      <w:pPr>
+        <w:numPr>
+          <w:ilvl w:val="0"/>
+          <w:numId w:val="38"/>
+        </w:numPr>
+      </w:pPr>
+      <w:r>
+        <w:t>3–4 engineers</w:t>
+      </w:r>
+    </w:p>
+    <w:p>
+      <w:r>
+        <w:t>Annual cost:</w:t>
+      </w:r>
+    </w:p>
+    <w:p>
+      <w:pPr>
+        <w:numPr>
+          <w:ilvl w:val="0"/>
+          <w:numId w:val="39"/>
+        </w:numPr>
+      </w:pPr>
+      <w:r>
+        <w:t>~$400K – $800K</w:t>
+      </w:r>
+    </w:p>
+    <w:p>
+      <w:r>
+        <w:pict w14:anchorId="4A8D1DE8">
+          <v:rect id="_x0000_i1144" style="width:0;height:1.5pt" o:hralign="center" o:hrstd="t" o:hr="t" fillcolor="#a0a0a0" stroked="f"/>
+        </w:pict>
+      </w:r>
+    </w:p>
+    <w:p>
+      <w:pPr>
+        <w:rPr>
+          <w:b/>
+          <w:bCs/>
+        </w:rPr>
+      </w:pPr>
+      <w:r>
+        <w:rPr>
+          <w:b/>
+          <w:bCs/>
+        </w:rPr>
+        <w:t>CI/CD, Testing, and Scalability</w:t>
+      </w:r>
+    </w:p>
+    <w:p>
+      <w:pPr>
+        <w:rPr>
+          <w:b/>
+          <w:bCs/>
+        </w:rPr>
+      </w:pPr>
+      <w:r>
+        <w:rPr>
+          <w:b/>
+          <w:bCs/>
+        </w:rPr>
+        <w:t>CI/CD</w:t>
+      </w:r>
+    </w:p>
+    <w:p>
+      <w:pPr>
+        <w:numPr>
+          <w:ilvl w:val="0"/>
+          <w:numId w:val="40"/>
+        </w:numPr>
+      </w:pPr>
+      <w:r>
+        <w:t>Automated pipelines (GitHub Actions / AWS)</w:t>
+      </w:r>
+    </w:p>
+    <w:p>
+      <w:pPr>
+        <w:numPr>
+          <w:ilvl w:val="0"/>
+          <w:numId w:val="40"/>
+        </w:numPr>
+      </w:pPr>
+      <w:r>
+        <w:t>Terraform for infrastructure</w:t>
+      </w:r>
+    </w:p>
+    <w:p>
+      <w:pPr>
+        <w:numPr>
+          <w:ilvl w:val="0"/>
+          <w:numId w:val="40"/>
+        </w:numPr>
+      </w:pPr>
+      <w:r>
+        <w:t>Deployment to dev, stage, prod</w:t>
+      </w:r>
+    </w:p>
+    <w:p>
+      <w:pPr>
+        <w:rPr>
+          <w:b/>
+          <w:bCs/>
+        </w:rPr>
+      </w:pPr>
+      <w:r>
+        <w:rPr>
+          <w:b/>
+          <w:bCs/>
+        </w:rPr>
+        <w:t>Testing</w:t>
+      </w:r>
+    </w:p>
+    <w:p>
+      <w:pPr>
+        <w:numPr>
+          <w:ilvl w:val="0"/>
+          <w:numId w:val="41"/>
+        </w:numPr>
+      </w:pPr>
+      <w:r>
+        <w:t>API unit testing</w:t>
+      </w:r>
+    </w:p>
+    <w:p>
+      <w:pPr>
+        <w:numPr>
+          <w:ilvl w:val="0"/>
+          <w:numId w:val="41"/>
+        </w:numPr>
+      </w:pPr>
+      <w:r>
+        <w:t>UI testing</w:t>
+      </w:r>
+    </w:p>
+    <w:p>
+      <w:pPr>
+        <w:numPr>
+          <w:ilvl w:val="0"/>
+          <w:numId w:val="41"/>
+        </w:numPr>
+      </w:pPr>
+      <w:r>
+        <w:t>Data validation testing</w:t>
+      </w:r>
+    </w:p>
+    <w:p>
+      <w:pPr>
+        <w:rPr>
+          <w:b/>
+          <w:bCs/>
+        </w:rPr>
+      </w:pPr>
+      <w:r>
+        <w:rPr>
+          <w:b/>
+          <w:bCs/>
+        </w:rPr>
+        <w:t>Scalability</w:t>
+      </w:r>
+    </w:p>
+    <w:p>
+      <w:pPr>
+        <w:numPr>
+          <w:ilvl w:val="0"/>
+          <w:numId w:val="42"/>
+        </w:numPr>
+      </w:pPr>
+      <w:r>
+        <w:t>Auto-scaling compute (ECS/Fargate)</w:t>
+      </w:r>
+    </w:p>
+    <w:p>
+      <w:pPr>
+        <w:numPr>
+          <w:ilvl w:val="0"/>
+          <w:numId w:val="42"/>
+        </w:numPr>
+      </w:pPr>
+      <w:r>
+        <w:t>Distributed storage (S3)</w:t>
+      </w:r>
+    </w:p>
+    <w:p>
+      <w:pPr>
+        <w:numPr>
+          <w:ilvl w:val="0"/>
+          <w:numId w:val="42"/>
+        </w:numPr>
+      </w:pPr>
+      <w:r>
+        <w:t>Scalable query engines (Athena/Databricks)</w:t>
+      </w:r>
+    </w:p>
+    <w:p>
+      <w:r>
+        <w:pict w14:anchorId="22C12B18">
+          <v:rect id="_x0000_i1145" style="width:0;height:1.5pt" o:hralign="center" o:hrstd="t" o:hr="t" fillcolor="#a0a0a0" stroked="f"/>
+        </w:pict>
+      </w:r>
+    </w:p>
+    <w:p>
+      <w:pPr>
+        <w:rPr>
+          <w:b/>
+          <w:bCs/>
+        </w:rPr>
+      </w:pPr>
+      <w:r>
+        <w:rPr>
+          <w:b/>
+          <w:bCs/>
+        </w:rPr>
+        <w:t>Skills Required</w:t>
+      </w:r>
+    </w:p>
+    <w:p>
+      <w:pPr>
+        <w:numPr>
+          <w:ilvl w:val="0"/>
+          <w:numId w:val="43"/>
+        </w:numPr>
+      </w:pPr>
+      <w:r>
+        <w:t>Data Engineering (modeling, pipelines)</w:t>
+      </w:r>
+    </w:p>
+    <w:p>
+      <w:pPr>
+        <w:numPr>
+          <w:ilvl w:val="0"/>
+          <w:numId w:val="43"/>
+        </w:numPr>
+      </w:pPr>
+      <w:r>
+        <w:t>Backend Development (APIs, storage)</w:t>
+      </w:r>
+    </w:p>
+    <w:p>
+      <w:pPr>
+        <w:numPr>
+          <w:ilvl w:val="0"/>
+          <w:numId w:val="43"/>
+        </w:numPr>
+      </w:pPr>
+      <w:r>
+        <w:t>Frontend Development (Streamlit, UX)</w:t>
+      </w:r>
+    </w:p>
+    <w:p>
+      <w:pPr>
+        <w:numPr>
+          <w:ilvl w:val="0"/>
+          <w:numId w:val="43"/>
+        </w:numPr>
+      </w:pPr>
+      <w:r>
+        <w:t>DevOps (CI/CD, infrastructure)</w:t>
+      </w:r>
+    </w:p>
+    <w:p>
+      <w:pPr>
+        <w:numPr>
+          <w:ilvl w:val="0"/>
+          <w:numId w:val="43"/>
+        </w:numPr>
+      </w:pPr>
+      <w:r>
+        <w:t>Product Thinking (business workflows)</w:t>
+      </w:r>
+    </w:p>
+    <w:p>
+      <w:r>
+        <w:t>This reflects a full platform, not just a reporting tool.</w:t>
+      </w:r>
+    </w:p>
+    <w:p>
+      <w:r>
+        <w:pict w14:anchorId="679EFB14">
+          <v:rect id="_x0000_i1146" style="width:0;height:1.5pt" o:hralign="center" o:hrstd="t" o:hr="t" fillcolor="#a0a0a0" stroked="f"/>
+        </w:pict>
+      </w:r>
+    </w:p>
+    <w:p>
+      <w:pPr>
+        <w:rPr>
+          <w:b/>
+          <w:bCs/>
+        </w:rPr>
+      </w:pPr>
+      <w:r>
+        <w:rPr>
+          <w:b/>
+          <w:bCs/>
+        </w:rPr>
+        <w:t>Competitive Analysis</w:t>
+      </w:r>
+    </w:p>
+    <w:p>
+      <w:pPr>
+        <w:numPr>
+          <w:ilvl w:val="0"/>
+          <w:numId w:val="44"/>
+        </w:numPr>
+      </w:pPr>
+      <w:r>
+        <w:t>Tableau / Power BI → visualization only</w:t>
+      </w:r>
+    </w:p>
+    <w:p>
+      <w:pPr>
+        <w:numPr>
+          <w:ilvl w:val="0"/>
+          <w:numId w:val="44"/>
+        </w:numPr>
+      </w:pPr>
+      <w:r>
+        <w:t>PowerPoint → manual storytelling</w:t>
+      </w:r>
+    </w:p>
+    <w:p>
+      <w:pPr>
+        <w:numPr>
+          <w:ilvl w:val="0"/>
+          <w:numId w:val="44"/>
+        </w:numPr>
+      </w:pPr>
+      <w:r>
+        <w:t>Slack / Email → unstructured communication</w:t>
+      </w:r>
+    </w:p>
+    <w:p>
+      <w:pPr>
+        <w:rPr>
+          <w:b/>
+          <w:bCs/>
+        </w:rPr>
+      </w:pPr>
+      <w:r>
+        <w:rPr>
+          <w:b/>
+          <w:bCs/>
+        </w:rPr>
+        <w:t>This Solution Combines:</w:t>
+      </w:r>
+    </w:p>
+    <w:p>
+      <w:pPr>
+        <w:numPr>
+          <w:ilvl w:val="0"/>
+          <w:numId w:val="45"/>
+        </w:numPr>
+      </w:pPr>
+      <w:r>
+        <w:t>Visualization</w:t>
+      </w:r>
+    </w:p>
+    <w:p>
+      <w:pPr>
+        <w:numPr>
+          <w:ilvl w:val="0"/>
+          <w:numId w:val="45"/>
+        </w:numPr>
+      </w:pPr>
+      <w:r>
+        <w:t>Storytelling</w:t>
+      </w:r>
+    </w:p>
+    <w:p>
+      <w:pPr>
+        <w:numPr>
+          <w:ilvl w:val="0"/>
+          <w:numId w:val="45"/>
+        </w:numPr>
+      </w:pPr>
+      <w:r>
+        <w:t>Communication</w:t>
+      </w:r>
+    </w:p>
+    <w:p>
+      <w:pPr>
+        <w:numPr>
+          <w:ilvl w:val="0"/>
+          <w:numId w:val="45"/>
+        </w:numPr>
+      </w:pPr>
+      <w:r>
+        <w:t>Institutional memory</w:t>
+      </w:r>
+    </w:p>
+    <w:p>
+      <w:r>
+        <w:pict w14:anchorId="5913136B">
+          <v:rect id="_x0000_i1147" style="width:0;height:1.5pt" o:hralign="center" o:hrstd="t" o:hr="t" fillcolor="#a0a0a0" stroked="f"/>
+        </w:pict>
+      </w:r>
+    </w:p>
+    <w:p>
+      <w:pPr>
+        <w:rPr>
+          <w:b/>
+          <w:bCs/>
+        </w:rPr>
+      </w:pPr>
+      <w:r>
+        <w:rPr>
+          <w:b/>
+          <w:bCs/>
+        </w:rPr>
+        <w:t>Sample Use Cases</w:t>
+      </w:r>
+    </w:p>
+    <w:p>
+      <w:pPr>
+        <w:rPr>
+          <w:b/>
+          <w:bCs/>
+        </w:rPr>
+      </w:pPr>
+      <w:r>
+        <w:rPr>
+          <w:b/>
+          <w:bCs/>
+        </w:rPr>
+        <w:t>Weekly Business Review</w:t>
+      </w:r>
+    </w:p>
+    <w:p>
+      <w:r>
+        <w:t>Live dashboards replace slide decks. Commentary persists across weeks.</w:t>
+      </w:r>
+    </w:p>
+    <w:p>
+      <w:pPr>
+        <w:rPr>
+          <w:b/>
+          <w:bCs/>
+        </w:rPr>
+      </w:pPr>
+      <w:r>
+        <w:rPr>
+          <w:b/>
+          <w:bCs/>
+        </w:rPr>
+        <w:t>Monthly Executive Review</w:t>
+      </w:r>
+    </w:p>
+    <w:p>
+      <w:r>
+        <w:t>Executives see both performance and prior decisions in one place.</w:t>
+      </w:r>
+    </w:p>
+    <w:p>
+      <w:pPr>
+        <w:rPr>
+          <w:b/>
+          <w:bCs/>
+        </w:rPr>
+      </w:pPr>
+      <w:r>
+        <w:rPr>
+          <w:b/>
+          <w:bCs/>
+        </w:rPr>
+        <w:t>Audit and Governance</w:t>
+      </w:r>
+    </w:p>
+    <w:p>
+      <w:r>
+        <w:t>Tracks risks, actions, and decisions over time for accountability.</w:t>
+      </w:r>
+    </w:p>
+    <w:p>
+      <w:r>
+        <w:pict w14:anchorId="4BDCD1F4">
+          <v:rect id="_x0000_i1148" style="width:0;height:1.5pt" o:hralign="center" o:hrstd="t" o:hr="t" fillcolor="#a0a0a0" stroked="f"/>
+        </w:pict>
+      </w:r>
+    </w:p>
+    <w:p>
       <w:pPr>
         <w:rPr>
           <w:b/>
@@ -207,1508 +1793,44 @@
           <w:bCs/>
         </w:rPr>
         <w:lastRenderedPageBreak/>
-        <w:t>Solution Proposal: Integrated BI + Decision Layer Platform</w:t>
-      </w:r>
-    </w:p>
-    <w:p>
-      <w:pPr>
+        <w:t>Conclusion</w:t>
+      </w:r>
+    </w:p>
+    <w:p>
+      <w:r>
+        <w:t>This solution transforms dashboards from static reporting tools into active decision-making systems. By combining a Streamlit-based interface, scalable cloud architecture, and dimensional data modeling, it bridges the gap between data and business decisions.</w:t>
+      </w:r>
+    </w:p>
+    <w:p>
+      <w:r>
+        <w:t>While it requires real engineering investment—including infrastructure, CI/CD, and a dedicated development team—the payoff is significant. It reduces manual reporting effort, improves alignment, and creates a long-term system of institutional memory.</w:t>
+      </w:r>
+    </w:p>
+    <w:p>
+      <w:r>
+        <w:t>In short, it replaces fragmented workflows with a single platform where both data and decisions live together.</w:t>
+      </w:r>
+    </w:p>
+    <w:p>
+      <w:r>
+        <w:pict w14:anchorId="716F4E8F">
+          <v:rect id="_x0000_i1149" style="width:0;height:1.5pt" o:hralign="center" o:hrstd="t" o:hr="t" fillcolor="#a0a0a0" stroked="f"/>
+        </w:pict>
+      </w:r>
+    </w:p>
+    <w:p>
+      <w:r>
+        <w:t xml:space="preserve">If you want next step: I can turn that architecture diagram into a </w:t>
+      </w:r>
+      <w:r>
         <w:rPr>
           <w:b/>
           <w:bCs/>
         </w:rPr>
-      </w:pPr>
-      <w:r>
-        <w:rPr>
-          <w:b/>
-          <w:bCs/>
-        </w:rPr>
-        <w:t>Business Problem the Solution Is Meant to Solve</w:t>
-      </w:r>
-    </w:p>
-    <w:p>
-      <w:r>
-        <w:t>Business Problem the Solution Is Meant to Solve</w:t>
-      </w:r>
-    </w:p>
-    <w:p/>
-    <w:p>
-      <w:r>
-        <w:t>Traditional business intelligence tools such as Tableau are effective at visualizing data, but they stop at showing what happened. They do not capture why a number changed, what decision was made, or who identified a risk. That context typically lives outside the dashboard in PowerPoint slides, emails, Slack threads, or meeting discussions. Over time, that information becomes fragmented or lost entirely.</w:t>
-      </w:r>
-    </w:p>
-    <w:p/>
-    <w:p>
-      <w:r>
-        <w:t>This creates inefficiency in recurring processes such as Weekly Business Reviews (WBRs) and Monthly Business Reviews (MBRs). Teams repeatedly rebuild the same narratives, re-explain prior decisions, and spend significant time preparing presentation materials instead of analyzing the business.</w:t>
-      </w:r>
-    </w:p>
-    <w:p/>
-    <w:p>
-      <w:r>
-        <w:t>The core problem is not a lack of data. It is the disconnect between data and decision-making.</w:t>
-      </w:r>
-    </w:p>
-    <w:p/>
-    <w:p>
-      <w:r>
-        <w:t xml:space="preserve">Another contributing issue is how data is structured behind the scenes. Many reporting systems rely on wide, unoptimized tables or inconsistent schemas, which slow down query performance and make dashboards harder to scale. By properly </w:t>
-      </w:r>
-      <w:proofErr w:type="spellStart"/>
-      <w:r>
-        <w:t>dimensionalizing</w:t>
-      </w:r>
-      <w:proofErr w:type="spellEnd"/>
-      <w:r>
-        <w:t xml:space="preserve"> the data—using well-structured fact and dimension </w:t>
-      </w:r>
-      <w:proofErr w:type="gramStart"/>
-      <w:r>
-        <w:t>tables—</w:t>
-      </w:r>
-      <w:proofErr w:type="gramEnd"/>
-      <w:r>
-        <w:t xml:space="preserve">the system can significantly improve performance, reduce query complexity, and ensure consistent metric definitions across teams. This also aligns with best practices in data modeling, making the platform more scalable and easier to maintain </w:t>
-      </w:r>
-      <w:proofErr w:type="gramStart"/>
-      <w:r>
-        <w:t>over time</w:t>
-      </w:r>
-      <w:proofErr w:type="gramEnd"/>
-      <w:r>
-        <w:t>.</w:t>
-      </w:r>
-    </w:p>
-    <w:p/>
-    <w:p>
-      <w:r>
-        <w:t>The proposed solution addresses these gaps by combining a Tableau-style dashboard with a structured, persistent commentary layer, while also enforcing a clean, dimensional data model underneath. Instead of separating charts from discussion, the platform embeds findings, risks, and actions directly within the dashboard experience. At the same time, optimized data structures ensure that dashboards load faster and scale efficiently as data volume grows.</w:t>
-      </w:r>
-    </w:p>
-    <w:p/>
-    <w:p>
-      <w:r>
-        <w:t>This ensures that both the data and the reasoning behind the data are stored together and remain accessible over time.</w:t>
-      </w:r>
-    </w:p>
-    <w:p>
-      <w:r>
-        <w:pict w14:anchorId="44A9D25F">
-          <v:rect id="_x0000_i1025" style="width:0;height:1.5pt" o:hralign="center" o:hrstd="t" o:hr="t" fillcolor="#a0a0a0" stroked="f"/>
-        </w:pict>
-      </w:r>
-    </w:p>
-    <w:p>
-      <w:pPr>
-        <w:rPr>
-          <w:b/>
-          <w:bCs/>
-        </w:rPr>
-      </w:pPr>
-      <w:r>
-        <w:rPr>
-          <w:b/>
-          <w:bCs/>
-        </w:rPr>
-        <w:t>Highlights of Key Features of the Solution</w:t>
-      </w:r>
-    </w:p>
-    <w:p>
-      <w:r>
-        <w:t>The HTML prototype demonstrates a three-layer experience: KPI overview, interactive charting, and a live executive summary panel.</w:t>
-      </w:r>
-    </w:p>
-    <w:p>
-      <w:r>
-        <w:t>The key innovation is that commentary is treated as first-class data.</w:t>
-      </w:r>
-    </w:p>
-    <w:p>
-      <w:r>
-        <w:t>Comments live directly next to the chart they reference. Each annotation is tied to a specific time range, business unit, and view, allowing users to understand the exact context in which a decision was made. The executive summary panel acts as a real-time narrative layer rather than a separate document.</w:t>
-      </w:r>
-    </w:p>
-    <w:p>
-      <w:r>
-        <w:t xml:space="preserve">Decisions become institutional memory. Comments can be tagged as findings, risks, actions, or general notes. These entries persist across reporting periods and can be </w:t>
-      </w:r>
-      <w:r>
-        <w:lastRenderedPageBreak/>
-        <w:t>searched, filtered, and reused. This eliminates the need to recreate explanations every time a report is reviewed.</w:t>
-      </w:r>
-    </w:p>
-    <w:p>
-      <w:r>
-        <w:t>The platform also improves executive efficiency. Instead of waiting for dashboards to load across multiple tools or reviewing slide decks, leaders can immediately see both performance metrics and the associated discussion in one place.</w:t>
-      </w:r>
-    </w:p>
-    <w:p>
-      <w:r>
-        <w:t>Additional capabilities include:</w:t>
-      </w:r>
-    </w:p>
-    <w:p>
-      <w:pPr>
-        <w:numPr>
-          <w:ilvl w:val="0"/>
-          <w:numId w:val="3"/>
-        </w:numPr>
-      </w:pPr>
-      <w:r>
-        <w:t>Team-level filtering across business units</w:t>
-      </w:r>
-    </w:p>
-    <w:p>
-      <w:pPr>
-        <w:numPr>
-          <w:ilvl w:val="0"/>
-          <w:numId w:val="3"/>
-        </w:numPr>
-      </w:pPr>
-      <w:r>
-        <w:t>KPI cards for fast scanning</w:t>
-      </w:r>
-    </w:p>
-    <w:p>
-      <w:pPr>
-        <w:numPr>
-          <w:ilvl w:val="0"/>
-          <w:numId w:val="3"/>
-        </w:numPr>
-      </w:pPr>
-      <w:r>
-        <w:t>Monthly, quarterly, and annual views</w:t>
-      </w:r>
-    </w:p>
-    <w:p>
-      <w:pPr>
-        <w:numPr>
-          <w:ilvl w:val="0"/>
-          <w:numId w:val="3"/>
-        </w:numPr>
-      </w:pPr>
-      <w:r>
-        <w:t>Live note entry within the dashboard</w:t>
-      </w:r>
-    </w:p>
-    <w:p>
-      <w:pPr>
-        <w:numPr>
-          <w:ilvl w:val="0"/>
-          <w:numId w:val="3"/>
-        </w:numPr>
-      </w:pPr>
-      <w:r>
-        <w:t>A familiar BI interface extended with collaboration and decision tracking</w:t>
-      </w:r>
-    </w:p>
-    <w:p>
-      <w:r>
-        <w:pict w14:anchorId="41F85483">
-          <v:rect id="_x0000_i1026" style="width:0;height:1.5pt" o:hralign="center" o:hrstd="t" o:hr="t" fillcolor="#a0a0a0" stroked="f"/>
-        </w:pict>
-      </w:r>
-    </w:p>
-    <w:p>
-      <w:pPr>
-        <w:rPr>
-          <w:b/>
-          <w:bCs/>
-        </w:rPr>
-      </w:pPr>
-      <w:r>
-        <w:rPr>
-          <w:b/>
-          <w:bCs/>
-        </w:rPr>
-        <w:t>Cost Structure (Infrastructure + Engineering + Operations)</w:t>
-      </w:r>
-    </w:p>
-    <w:p>
-      <w:pPr>
-        <w:rPr>
-          <w:b/>
-          <w:bCs/>
-        </w:rPr>
-      </w:pPr>
-      <w:r>
-        <w:rPr>
-          <w:b/>
-          <w:bCs/>
-        </w:rPr>
-        <w:t>Infrastructure and Compute Costs</w:t>
-      </w:r>
-    </w:p>
-    <w:p>
-      <w:r>
-        <w:t>The platform is designed as a scalable three-tier application using modern cloud architecture (e.g., AWS). Core components include:</w:t>
-      </w:r>
-    </w:p>
-    <w:p>
-      <w:pPr>
-        <w:numPr>
-          <w:ilvl w:val="0"/>
-          <w:numId w:val="4"/>
-        </w:numPr>
-      </w:pPr>
-      <w:r>
-        <w:t>Frontend (React or static hosting)</w:t>
-      </w:r>
-    </w:p>
-    <w:p>
-      <w:pPr>
-        <w:numPr>
-          <w:ilvl w:val="0"/>
-          <w:numId w:val="4"/>
-        </w:numPr>
-      </w:pPr>
-      <w:r>
-        <w:t xml:space="preserve">Backend APIs (e.g., </w:t>
-      </w:r>
-      <w:proofErr w:type="spellStart"/>
-      <w:r>
-        <w:t>FastAPI</w:t>
-      </w:r>
-      <w:proofErr w:type="spellEnd"/>
-      <w:r>
-        <w:t xml:space="preserve"> on ECS/Fargate)</w:t>
-      </w:r>
-    </w:p>
-    <w:p>
-      <w:pPr>
-        <w:numPr>
-          <w:ilvl w:val="0"/>
-          <w:numId w:val="4"/>
-        </w:numPr>
-      </w:pPr>
-      <w:r>
-        <w:t>Data layer (S3, Athena, or warehouse)</w:t>
-      </w:r>
-    </w:p>
-    <w:p>
-      <w:pPr>
-        <w:numPr>
-          <w:ilvl w:val="0"/>
-          <w:numId w:val="4"/>
-        </w:numPr>
-      </w:pPr>
-      <w:r>
-        <w:t>Comment storage (DynamoDB or relational database)</w:t>
-      </w:r>
-    </w:p>
-    <w:p>
-      <w:pPr>
-        <w:numPr>
-          <w:ilvl w:val="0"/>
-          <w:numId w:val="4"/>
-        </w:numPr>
-      </w:pPr>
-      <w:r>
-        <w:t>CI/CD pipelines and monitoring</w:t>
-      </w:r>
-    </w:p>
-    <w:p>
-      <w:pPr>
-        <w:rPr>
-          <w:b/>
-          <w:bCs/>
-        </w:rPr>
-      </w:pPr>
-      <w:r>
-        <w:rPr>
-          <w:b/>
-          <w:bCs/>
-        </w:rPr>
-        <w:t>Small Scale (10 users)</w:t>
-      </w:r>
-    </w:p>
-    <w:p>
-      <w:pPr>
-        <w:numPr>
-          <w:ilvl w:val="0"/>
-          <w:numId w:val="5"/>
-        </w:numPr>
-      </w:pPr>
-      <w:r>
-        <w:t>Monthly: $300 – $800</w:t>
-      </w:r>
-    </w:p>
-    <w:p>
-      <w:pPr>
-        <w:numPr>
-          <w:ilvl w:val="0"/>
-          <w:numId w:val="5"/>
-        </w:numPr>
-      </w:pPr>
-      <w:r>
-        <w:t>Annual: $4,000 – $10,000</w:t>
-      </w:r>
-    </w:p>
-    <w:p>
-      <w:pPr>
-        <w:rPr>
-          <w:b/>
-          <w:bCs/>
-        </w:rPr>
-      </w:pPr>
-      <w:proofErr w:type="spellStart"/>
-      <w:r>
-        <w:rPr>
-          <w:b/>
-          <w:bCs/>
-        </w:rPr>
-        <w:t>Mid Scale</w:t>
-      </w:r>
-      <w:proofErr w:type="spellEnd"/>
-      <w:r>
-        <w:rPr>
-          <w:b/>
-          <w:bCs/>
-        </w:rPr>
-        <w:t xml:space="preserve"> (100 users)</w:t>
-      </w:r>
-    </w:p>
-    <w:p>
-      <w:pPr>
-        <w:numPr>
-          <w:ilvl w:val="0"/>
-          <w:numId w:val="6"/>
-        </w:numPr>
-      </w:pPr>
-      <w:r>
-        <w:t>Monthly: $1,500 – $4,000</w:t>
-      </w:r>
-    </w:p>
-    <w:p>
-      <w:pPr>
-        <w:numPr>
-          <w:ilvl w:val="0"/>
-          <w:numId w:val="6"/>
-        </w:numPr>
-      </w:pPr>
-      <w:r>
-        <w:t>Annual: $18,000 – $48,000</w:t>
-      </w:r>
-    </w:p>
-    <w:p>
-      <w:pPr>
-        <w:rPr>
-          <w:b/>
-          <w:bCs/>
-        </w:rPr>
-      </w:pPr>
-      <w:r>
-        <w:rPr>
-          <w:b/>
-          <w:bCs/>
-        </w:rPr>
-        <w:t>Enterprise Scale (1000+ users)</w:t>
-      </w:r>
-    </w:p>
-    <w:p>
-      <w:pPr>
-        <w:numPr>
-          <w:ilvl w:val="0"/>
-          <w:numId w:val="7"/>
-        </w:numPr>
-      </w:pPr>
-      <w:r>
-        <w:t>Monthly: $8,000 – $25,000+</w:t>
-      </w:r>
-    </w:p>
-    <w:p>
-      <w:pPr>
-        <w:numPr>
-          <w:ilvl w:val="0"/>
-          <w:numId w:val="7"/>
-        </w:numPr>
-      </w:pPr>
-      <w:r>
-        <w:t>Annual: $100,000 – $300,000+</w:t>
-      </w:r>
-    </w:p>
-    <w:p>
-      <w:pPr>
-        <w:rPr>
-          <w:b/>
-          <w:bCs/>
-        </w:rPr>
-      </w:pPr>
-      <w:r>
-        <w:rPr>
-          <w:b/>
-          <w:bCs/>
-        </w:rPr>
-        <w:t>Dev, Stage, and Prod Environments</w:t>
-      </w:r>
-    </w:p>
-    <w:p>
-      <w:r>
-        <w:t>To support a production-grade system, separate environments are required:</w:t>
-      </w:r>
-    </w:p>
-    <w:p>
-      <w:pPr>
-        <w:numPr>
-          <w:ilvl w:val="0"/>
-          <w:numId w:val="8"/>
-        </w:numPr>
-      </w:pPr>
-      <w:r>
-        <w:t>Development (testing and feature work)</w:t>
-      </w:r>
-    </w:p>
-    <w:p>
-      <w:pPr>
-        <w:numPr>
-          <w:ilvl w:val="0"/>
-          <w:numId w:val="8"/>
-        </w:numPr>
-      </w:pPr>
-      <w:r>
-        <w:t>Staging (pre-production validation)</w:t>
-      </w:r>
-    </w:p>
-    <w:p>
-      <w:pPr>
-        <w:numPr>
-          <w:ilvl w:val="0"/>
-          <w:numId w:val="8"/>
-        </w:numPr>
-      </w:pPr>
-      <w:r>
-        <w:t>Production (live system)</w:t>
-      </w:r>
-    </w:p>
-    <w:p>
-      <w:r>
-        <w:t xml:space="preserve">A realistic cost multiplier is approximately </w:t>
-      </w:r>
-      <w:r>
-        <w:rPr>
-          <w:b/>
-          <w:bCs/>
-        </w:rPr>
-        <w:t>2.25× the production environment</w:t>
-      </w:r>
-      <w:r>
-        <w:t>, meaning infrastructure costs must account for all three environments.</w:t>
-      </w:r>
-    </w:p>
-    <w:p>
-      <w:r>
-        <w:pict w14:anchorId="6ECF02CC">
-          <v:rect id="_x0000_i1027" style="width:0;height:1.5pt" o:hralign="center" o:hrstd="t" o:hr="t" fillcolor="#a0a0a0" stroked="f"/>
-        </w:pict>
-      </w:r>
-    </w:p>
-    <w:p>
-      <w:pPr>
-        <w:rPr>
-          <w:b/>
-          <w:bCs/>
-        </w:rPr>
-      </w:pPr>
-      <w:r>
-        <w:rPr>
-          <w:b/>
-          <w:bCs/>
-        </w:rPr>
-        <w:t>Storage Costs</w:t>
-      </w:r>
-    </w:p>
-    <w:p>
-      <w:r>
-        <w:t>Storage includes:</w:t>
-      </w:r>
-    </w:p>
-    <w:p>
-      <w:pPr>
-        <w:numPr>
-          <w:ilvl w:val="0"/>
-          <w:numId w:val="9"/>
-        </w:numPr>
-      </w:pPr>
-      <w:r>
-        <w:t>Analytical datasets (S3 or warehouse)</w:t>
-      </w:r>
-    </w:p>
-    <w:p>
-      <w:pPr>
-        <w:numPr>
-          <w:ilvl w:val="0"/>
-          <w:numId w:val="9"/>
-        </w:numPr>
-      </w:pPr>
-      <w:r>
-        <w:t>Comment history (long-term institutional memory)</w:t>
-      </w:r>
-    </w:p>
-    <w:p>
-      <w:pPr>
-        <w:numPr>
-          <w:ilvl w:val="0"/>
-          <w:numId w:val="9"/>
-        </w:numPr>
-      </w:pPr>
-      <w:r>
-        <w:t>Logs and audit trails</w:t>
-      </w:r>
-    </w:p>
-    <w:p>
-      <w:r>
-        <w:t>Estimated monthly costs:</w:t>
-      </w:r>
-    </w:p>
-    <w:p>
-      <w:pPr>
-        <w:numPr>
-          <w:ilvl w:val="0"/>
-          <w:numId w:val="10"/>
-        </w:numPr>
-      </w:pPr>
-      <w:r>
-        <w:t>Small: $10 – $50</w:t>
-      </w:r>
-    </w:p>
-    <w:p>
-      <w:pPr>
-        <w:numPr>
-          <w:ilvl w:val="0"/>
-          <w:numId w:val="10"/>
-        </w:numPr>
-      </w:pPr>
-      <w:r>
-        <w:t>Mid: $100 – $500</w:t>
-      </w:r>
-    </w:p>
-    <w:p>
-      <w:pPr>
-        <w:numPr>
-          <w:ilvl w:val="0"/>
-          <w:numId w:val="10"/>
-        </w:numPr>
-      </w:pPr>
-      <w:r>
-        <w:lastRenderedPageBreak/>
-        <w:t>Enterprise: $500 – $3,000</w:t>
-      </w:r>
-    </w:p>
-    <w:p>
-      <w:r>
-        <w:t>A key insight is that storage grows over time because the system retains decisions, not just data. This is a feature, not a drawback, as it enables long-term traceability.</w:t>
-      </w:r>
-    </w:p>
-    <w:p>
-      <w:r>
-        <w:pict w14:anchorId="16AB4AD1">
-          <v:rect id="_x0000_i1028" style="width:0;height:1.5pt" o:hralign="center" o:hrstd="t" o:hr="t" fillcolor="#a0a0a0" stroked="f"/>
-        </w:pict>
-      </w:r>
-    </w:p>
-    <w:p>
-      <w:pPr>
-        <w:rPr>
-          <w:b/>
-          <w:bCs/>
-        </w:rPr>
-      </w:pPr>
-      <w:proofErr w:type="gramStart"/>
-      <w:r>
-        <w:rPr>
-          <w:b/>
-          <w:bCs/>
-        </w:rPr>
-        <w:t>Developer</w:t>
-      </w:r>
-      <w:proofErr w:type="gramEnd"/>
-      <w:r>
-        <w:rPr>
-          <w:b/>
-          <w:bCs/>
-        </w:rPr>
-        <w:t xml:space="preserve"> Labor Cost</w:t>
-      </w:r>
-    </w:p>
-    <w:p>
-      <w:proofErr w:type="gramStart"/>
-      <w:r>
-        <w:t>The majority of</w:t>
-      </w:r>
-      <w:proofErr w:type="gramEnd"/>
-      <w:r>
-        <w:t xml:space="preserve"> total cost comes from engineering, not infrastructure.</w:t>
-      </w:r>
-    </w:p>
-    <w:p>
-      <w:pPr>
-        <w:rPr>
-          <w:b/>
-          <w:bCs/>
-        </w:rPr>
-      </w:pPr>
-      <w:r>
-        <w:rPr>
-          <w:b/>
-          <w:bCs/>
-        </w:rPr>
-        <w:t>Initial Development Team (MVP to Production)</w:t>
-      </w:r>
-    </w:p>
-    <w:p>
-      <w:r>
-        <w:t>A realistic team includes:</w:t>
-      </w:r>
-    </w:p>
-    <w:p>
-      <w:pPr>
-        <w:numPr>
-          <w:ilvl w:val="0"/>
-          <w:numId w:val="11"/>
-        </w:numPr>
-      </w:pPr>
-      <w:r>
-        <w:t>1–2 Frontend Engineers (dashboard UI, visualization, UX)</w:t>
-      </w:r>
-    </w:p>
-    <w:p>
-      <w:pPr>
-        <w:numPr>
-          <w:ilvl w:val="0"/>
-          <w:numId w:val="11"/>
-        </w:numPr>
-      </w:pPr>
-      <w:r>
-        <w:t>1–2 Backend Engineers (APIs, comment system, authentication)</w:t>
-      </w:r>
-    </w:p>
-    <w:p>
-      <w:pPr>
-        <w:numPr>
-          <w:ilvl w:val="0"/>
-          <w:numId w:val="11"/>
-        </w:numPr>
-      </w:pPr>
-      <w:r>
-        <w:t>1 Data/BI Engineer (data modeling, integration, query layer)</w:t>
-      </w:r>
-    </w:p>
-    <w:p>
-      <w:pPr>
-        <w:numPr>
-          <w:ilvl w:val="0"/>
-          <w:numId w:val="11"/>
-        </w:numPr>
-      </w:pPr>
-      <w:r>
-        <w:t>1 DevOps/Platform Engineer (Terraform, CI/CD, environments)</w:t>
-      </w:r>
-    </w:p>
-    <w:p>
-      <w:pPr>
-        <w:numPr>
-          <w:ilvl w:val="0"/>
-          <w:numId w:val="11"/>
-        </w:numPr>
-      </w:pPr>
-      <w:r>
-        <w:t>1 Product/Technical Lead</w:t>
-      </w:r>
-    </w:p>
-    <w:p>
-      <w:r>
-        <w:t xml:space="preserve">Total: </w:t>
-      </w:r>
-      <w:r>
-        <w:rPr>
-          <w:b/>
-          <w:bCs/>
-        </w:rPr>
-        <w:t>5–7 engineers</w:t>
-      </w:r>
-    </w:p>
-    <w:p>
-      <w:pPr>
-        <w:rPr>
-          <w:b/>
-          <w:bCs/>
-        </w:rPr>
-      </w:pPr>
-      <w:r>
-        <w:rPr>
-          <w:b/>
-          <w:bCs/>
-        </w:rPr>
-        <w:t>Annual Cost (Build Phase)</w:t>
-      </w:r>
-    </w:p>
-    <w:p>
-      <w:pPr>
-        <w:numPr>
-          <w:ilvl w:val="0"/>
-          <w:numId w:val="12"/>
-        </w:numPr>
-      </w:pPr>
-      <w:r>
-        <w:t xml:space="preserve">Estimated: </w:t>
-      </w:r>
-      <w:r>
-        <w:rPr>
-          <w:b/>
-          <w:bCs/>
-        </w:rPr>
-        <w:t>$800,000 – $1.6M per year</w:t>
-      </w:r>
-    </w:p>
-    <w:p>
-      <w:r>
-        <w:pict w14:anchorId="4461ED65">
-          <v:rect id="_x0000_i1029" style="width:0;height:1.5pt" o:hralign="center" o:hrstd="t" o:hr="t" fillcolor="#a0a0a0" stroked="f"/>
-        </w:pict>
-      </w:r>
-    </w:p>
-    <w:p>
-      <w:pPr>
-        <w:rPr>
-          <w:b/>
-          <w:bCs/>
-        </w:rPr>
-      </w:pPr>
-      <w:r>
-        <w:rPr>
-          <w:b/>
-          <w:bCs/>
-        </w:rPr>
-        <w:t>Ongoing Maintenance Team</w:t>
-      </w:r>
-    </w:p>
-    <w:p>
-      <w:r>
-        <w:t>After initial development, the system can be maintained with a smaller team:</w:t>
-      </w:r>
-    </w:p>
-    <w:p>
-      <w:pPr>
-        <w:numPr>
-          <w:ilvl w:val="0"/>
-          <w:numId w:val="13"/>
-        </w:numPr>
-      </w:pPr>
-      <w:r>
-        <w:t>1 Backend Engineer</w:t>
-      </w:r>
-    </w:p>
-    <w:p>
-      <w:pPr>
-        <w:numPr>
-          <w:ilvl w:val="0"/>
-          <w:numId w:val="13"/>
-        </w:numPr>
-      </w:pPr>
-      <w:r>
-        <w:t>1 Frontend Engineer</w:t>
-      </w:r>
-    </w:p>
-    <w:p>
-      <w:pPr>
-        <w:numPr>
-          <w:ilvl w:val="0"/>
-          <w:numId w:val="13"/>
-        </w:numPr>
-      </w:pPr>
-      <w:r>
-        <w:t>1 Data/Platform Engineer</w:t>
-      </w:r>
-    </w:p>
-    <w:p>
-      <w:pPr>
-        <w:numPr>
-          <w:ilvl w:val="0"/>
-          <w:numId w:val="13"/>
-        </w:numPr>
-      </w:pPr>
-      <w:r>
-        <w:t>Shared DevOps support</w:t>
-      </w:r>
-    </w:p>
-    <w:p>
-      <w:r>
-        <w:t xml:space="preserve">Total: </w:t>
-      </w:r>
-      <w:r>
-        <w:rPr>
-          <w:b/>
-          <w:bCs/>
-        </w:rPr>
-        <w:t>3–4 engineers</w:t>
-      </w:r>
-    </w:p>
-    <w:p>
-      <w:r>
-        <w:t xml:space="preserve">Annual cost: </w:t>
-      </w:r>
-      <w:r>
-        <w:rPr>
-          <w:b/>
-          <w:bCs/>
-        </w:rPr>
-        <w:t>$400,000 – $800,000</w:t>
-      </w:r>
-    </w:p>
-    <w:p>
-      <w:r>
-        <w:pict w14:anchorId="7BDD21BE">
-          <v:rect id="_x0000_i1030" style="width:0;height:1.5pt" o:hralign="center" o:hrstd="t" o:hr="t" fillcolor="#a0a0a0" stroked="f"/>
-        </w:pict>
-      </w:r>
-    </w:p>
-    <w:p>
-      <w:pPr>
-        <w:rPr>
-          <w:b/>
-          <w:bCs/>
-        </w:rPr>
-      </w:pPr>
-      <w:r>
-        <w:rPr>
-          <w:b/>
-          <w:bCs/>
-        </w:rPr>
-        <w:t>CI/CD, Testing, and Scalability</w:t>
-      </w:r>
-    </w:p>
-    <w:p>
-      <w:r>
-        <w:t>To ensure reliability, the platform requires a robust engineering foundation.</w:t>
-      </w:r>
-    </w:p>
-    <w:p>
-      <w:pPr>
-        <w:rPr>
-          <w:b/>
-          <w:bCs/>
-        </w:rPr>
-      </w:pPr>
-      <w:r>
-        <w:rPr>
-          <w:b/>
-          <w:bCs/>
-        </w:rPr>
-        <w:t>CI/CD</w:t>
-      </w:r>
-    </w:p>
-    <w:p>
-      <w:pPr>
-        <w:numPr>
-          <w:ilvl w:val="0"/>
-          <w:numId w:val="14"/>
-        </w:numPr>
-      </w:pPr>
-      <w:r>
-        <w:t>Automated pipelines (GitHub Actions, GitLab, or AWS)</w:t>
-      </w:r>
-    </w:p>
-    <w:p>
-      <w:pPr>
-        <w:numPr>
-          <w:ilvl w:val="0"/>
-          <w:numId w:val="14"/>
-        </w:numPr>
-      </w:pPr>
-      <w:r>
-        <w:t>Infrastructure as Code (Terraform)</w:t>
-      </w:r>
-    </w:p>
-    <w:p>
-      <w:pPr>
-        <w:numPr>
-          <w:ilvl w:val="0"/>
-          <w:numId w:val="14"/>
-        </w:numPr>
-      </w:pPr>
-      <w:r>
-        <w:t>Automated deployment to dev, stage, and prod</w:t>
-      </w:r>
-    </w:p>
-    <w:p>
-      <w:pPr>
-        <w:rPr>
-          <w:b/>
-          <w:bCs/>
-        </w:rPr>
-      </w:pPr>
-      <w:r>
-        <w:rPr>
-          <w:b/>
-          <w:bCs/>
-        </w:rPr>
-        <w:t>Testing</w:t>
-      </w:r>
-    </w:p>
-    <w:p>
-      <w:pPr>
-        <w:numPr>
-          <w:ilvl w:val="0"/>
-          <w:numId w:val="15"/>
-        </w:numPr>
-      </w:pPr>
-      <w:r>
-        <w:t>Backend unit tests (API validation)</w:t>
-      </w:r>
-    </w:p>
-    <w:p>
-      <w:pPr>
-        <w:numPr>
-          <w:ilvl w:val="0"/>
-          <w:numId w:val="15"/>
-        </w:numPr>
-      </w:pPr>
-      <w:r>
-        <w:t>Frontend tests (UI and interaction testing)</w:t>
-      </w:r>
-    </w:p>
-    <w:p>
-      <w:pPr>
-        <w:numPr>
-          <w:ilvl w:val="0"/>
-          <w:numId w:val="15"/>
-        </w:numPr>
-      </w:pPr>
-      <w:r>
-        <w:t>Data validation checks (ensuring accuracy of metrics)</w:t>
-      </w:r>
-    </w:p>
-    <w:p>
-      <w:pPr>
-        <w:rPr>
-          <w:b/>
-          <w:bCs/>
-        </w:rPr>
-      </w:pPr>
-      <w:r>
-        <w:rPr>
-          <w:b/>
-          <w:bCs/>
-        </w:rPr>
-        <w:t>Scalability</w:t>
-      </w:r>
-    </w:p>
-    <w:p>
-      <w:pPr>
-        <w:numPr>
-          <w:ilvl w:val="0"/>
-          <w:numId w:val="16"/>
-        </w:numPr>
-      </w:pPr>
-      <w:r>
-        <w:t xml:space="preserve">Auto-scaling </w:t>
-      </w:r>
-      <w:proofErr w:type="gramStart"/>
-      <w:r>
-        <w:t>compute</w:t>
-      </w:r>
-      <w:proofErr w:type="gramEnd"/>
-      <w:r>
-        <w:t xml:space="preserve"> (ECS/Kubernetes)</w:t>
-      </w:r>
-    </w:p>
-    <w:p>
-      <w:pPr>
-        <w:numPr>
-          <w:ilvl w:val="0"/>
-          <w:numId w:val="16"/>
-        </w:numPr>
-      </w:pPr>
-      <w:r>
-        <w:t>Distributed storage (S3)</w:t>
-      </w:r>
-    </w:p>
-    <w:p>
-      <w:pPr>
-        <w:numPr>
-          <w:ilvl w:val="0"/>
-          <w:numId w:val="16"/>
-        </w:numPr>
-      </w:pPr>
-      <w:r>
-        <w:t>Query engines (Athena or similar)</w:t>
-      </w:r>
-    </w:p>
-    <w:p>
-      <w:r>
-        <w:t>These are essential because the system is not just displaying data. It is becoming a system of record for business decisions.</w:t>
-      </w:r>
-    </w:p>
-    <w:p>
-      <w:r>
-        <w:pict w14:anchorId="6D645EFF">
-          <v:rect id="_x0000_i1031" style="width:0;height:1.5pt" o:hralign="center" o:hrstd="t" o:hr="t" fillcolor="#a0a0a0" stroked="f"/>
-        </w:pict>
-      </w:r>
-    </w:p>
-    <w:p>
-      <w:pPr>
-        <w:rPr>
-          <w:b/>
-          <w:bCs/>
-        </w:rPr>
-      </w:pPr>
-      <w:r>
-        <w:rPr>
-          <w:b/>
-          <w:bCs/>
-        </w:rPr>
-        <w:t>Skills Required to Build and Maintain the System</w:t>
-      </w:r>
-    </w:p>
-    <w:p>
-      <w:r>
-        <w:t>This solution requires a combination of disciplines:</w:t>
-      </w:r>
-    </w:p>
-    <w:p>
-      <w:pPr>
-        <w:rPr>
-          <w:b/>
-          <w:bCs/>
-        </w:rPr>
-      </w:pPr>
-      <w:r>
-        <w:rPr>
-          <w:b/>
-          <w:bCs/>
-        </w:rPr>
-        <w:t>Data Engineering</w:t>
-      </w:r>
-    </w:p>
-    <w:p>
-      <w:pPr>
-        <w:numPr>
-          <w:ilvl w:val="0"/>
-          <w:numId w:val="17"/>
-        </w:numPr>
-      </w:pPr>
-      <w:r>
-        <w:lastRenderedPageBreak/>
-        <w:t>Data modeling and schema design</w:t>
-      </w:r>
-    </w:p>
-    <w:p>
-      <w:pPr>
-        <w:numPr>
-          <w:ilvl w:val="0"/>
-          <w:numId w:val="17"/>
-        </w:numPr>
-      </w:pPr>
-      <w:r>
-        <w:t>Pipeline development</w:t>
-      </w:r>
-    </w:p>
-    <w:p>
-      <w:pPr>
-        <w:numPr>
-          <w:ilvl w:val="0"/>
-          <w:numId w:val="17"/>
-        </w:numPr>
-      </w:pPr>
-      <w:r>
-        <w:t>Query optimization</w:t>
-      </w:r>
-    </w:p>
-    <w:p>
-      <w:pPr>
-        <w:rPr>
-          <w:b/>
-          <w:bCs/>
-        </w:rPr>
-      </w:pPr>
-      <w:r>
-        <w:rPr>
-          <w:b/>
-          <w:bCs/>
-        </w:rPr>
-        <w:t>Backend Engineering</w:t>
-      </w:r>
-    </w:p>
-    <w:p>
-      <w:pPr>
-        <w:numPr>
-          <w:ilvl w:val="0"/>
-          <w:numId w:val="18"/>
-        </w:numPr>
-      </w:pPr>
-      <w:r>
-        <w:t>API development</w:t>
-      </w:r>
-    </w:p>
-    <w:p>
-      <w:pPr>
-        <w:numPr>
-          <w:ilvl w:val="0"/>
-          <w:numId w:val="18"/>
-        </w:numPr>
-      </w:pPr>
-      <w:r>
-        <w:t>Data persistence (comments, metadata)</w:t>
-      </w:r>
-    </w:p>
-    <w:p>
-      <w:pPr>
-        <w:numPr>
-          <w:ilvl w:val="0"/>
-          <w:numId w:val="18"/>
-        </w:numPr>
-      </w:pPr>
-      <w:r>
-        <w:t>Security and access control</w:t>
-      </w:r>
-    </w:p>
-    <w:p>
-      <w:pPr>
-        <w:rPr>
-          <w:b/>
-          <w:bCs/>
-        </w:rPr>
-      </w:pPr>
-      <w:r>
-        <w:rPr>
-          <w:b/>
-          <w:bCs/>
-        </w:rPr>
-        <w:t>Frontend Engineering</w:t>
-      </w:r>
-    </w:p>
-    <w:p>
-      <w:pPr>
-        <w:numPr>
-          <w:ilvl w:val="0"/>
-          <w:numId w:val="19"/>
-        </w:numPr>
-      </w:pPr>
-      <w:r>
-        <w:t>Dashboard development</w:t>
-      </w:r>
-    </w:p>
-    <w:p>
-      <w:pPr>
-        <w:numPr>
-          <w:ilvl w:val="0"/>
-          <w:numId w:val="19"/>
-        </w:numPr>
-      </w:pPr>
-      <w:r>
-        <w:t>Data visualization</w:t>
-      </w:r>
-    </w:p>
-    <w:p>
-      <w:pPr>
-        <w:numPr>
-          <w:ilvl w:val="0"/>
-          <w:numId w:val="19"/>
-        </w:numPr>
-      </w:pPr>
-      <w:r>
-        <w:t>User experience design</w:t>
-      </w:r>
-    </w:p>
-    <w:p>
-      <w:pPr>
-        <w:rPr>
-          <w:b/>
-          <w:bCs/>
-        </w:rPr>
-      </w:pPr>
-      <w:r>
-        <w:rPr>
-          <w:b/>
-          <w:bCs/>
-        </w:rPr>
-        <w:t>DevOps / Platform Engineering</w:t>
-      </w:r>
-    </w:p>
-    <w:p>
-      <w:pPr>
-        <w:numPr>
-          <w:ilvl w:val="0"/>
-          <w:numId w:val="20"/>
-        </w:numPr>
-      </w:pPr>
-      <w:r>
-        <w:t>Infrastructure provisioning</w:t>
-      </w:r>
-    </w:p>
-    <w:p>
-      <w:pPr>
-        <w:numPr>
-          <w:ilvl w:val="0"/>
-          <w:numId w:val="20"/>
-        </w:numPr>
-      </w:pPr>
-      <w:r>
-        <w:t>CI/CD pipelines</w:t>
-      </w:r>
-    </w:p>
-    <w:p>
-      <w:pPr>
-        <w:numPr>
-          <w:ilvl w:val="0"/>
-          <w:numId w:val="20"/>
-        </w:numPr>
-      </w:pPr>
-      <w:proofErr w:type="gramStart"/>
-      <w:r>
-        <w:t>Environment</w:t>
-      </w:r>
-      <w:proofErr w:type="gramEnd"/>
-      <w:r>
-        <w:t xml:space="preserve"> management</w:t>
-      </w:r>
-    </w:p>
-    <w:p>
-      <w:pPr>
-        <w:rPr>
-          <w:b/>
-          <w:bCs/>
-        </w:rPr>
-      </w:pPr>
-      <w:r>
-        <w:rPr>
-          <w:b/>
-          <w:bCs/>
-        </w:rPr>
-        <w:t>Product Thinking</w:t>
-      </w:r>
-    </w:p>
-    <w:p>
-      <w:pPr>
-        <w:numPr>
-          <w:ilvl w:val="0"/>
-          <w:numId w:val="21"/>
-        </w:numPr>
-      </w:pPr>
-      <w:r>
-        <w:t>Understanding business review workflows</w:t>
-      </w:r>
-    </w:p>
-    <w:p>
-      <w:pPr>
-        <w:numPr>
-          <w:ilvl w:val="0"/>
-          <w:numId w:val="21"/>
-        </w:numPr>
-      </w:pPr>
-      <w:proofErr w:type="gramStart"/>
-      <w:r>
-        <w:t>Designing</w:t>
-      </w:r>
-      <w:proofErr w:type="gramEnd"/>
-      <w:r>
-        <w:t xml:space="preserve"> for decision-making, not just reporting</w:t>
-      </w:r>
-    </w:p>
-    <w:p>
-      <w:r>
-        <w:t>This combination of skills reflects that the solution is a platform, not just a dashboard.</w:t>
-      </w:r>
-    </w:p>
-    <w:p>
-      <w:r>
-        <w:pict w14:anchorId="3E9D48E9">
-          <v:rect id="_x0000_i1032" style="width:0;height:1.5pt" o:hralign="center" o:hrstd="t" o:hr="t" fillcolor="#a0a0a0" stroked="f"/>
-        </w:pict>
-      </w:r>
-    </w:p>
-    <w:p>
-      <w:pPr>
-        <w:rPr>
-          <w:b/>
-          <w:bCs/>
-        </w:rPr>
-      </w:pPr>
-      <w:r>
-        <w:rPr>
-          <w:b/>
-          <w:bCs/>
-        </w:rPr>
-        <w:t>Competitive Analysis</w:t>
-      </w:r>
-    </w:p>
-    <w:p>
-      <w:r>
-        <w:t>Tableau and Power BI are strong visualization tools, but they do not capture the reasoning behind business decisions. PowerPoint is widely used for storytelling but is manual and disconnected from live data. Communication tools such as Slack and email capture discussion but lack structure and long-term traceability.</w:t>
-      </w:r>
-    </w:p>
-    <w:p>
-      <w:r>
-        <w:t>The proposed solution combines these functions into a single system:</w:t>
-      </w:r>
-    </w:p>
-    <w:p>
-      <w:pPr>
-        <w:numPr>
-          <w:ilvl w:val="0"/>
-          <w:numId w:val="22"/>
-        </w:numPr>
-      </w:pPr>
-      <w:r>
-        <w:t>Visualization (Tableau-like)</w:t>
-      </w:r>
-    </w:p>
-    <w:p>
-      <w:pPr>
-        <w:numPr>
-          <w:ilvl w:val="0"/>
-          <w:numId w:val="22"/>
-        </w:numPr>
-      </w:pPr>
-      <w:r>
-        <w:t>Narrative (PowerPoint-like)</w:t>
-      </w:r>
-    </w:p>
-    <w:p>
-      <w:pPr>
-        <w:numPr>
-          <w:ilvl w:val="0"/>
-          <w:numId w:val="22"/>
-        </w:numPr>
-      </w:pPr>
-      <w:r>
-        <w:t>Communication (Slack-like)</w:t>
-      </w:r>
-    </w:p>
-    <w:p>
-      <w:pPr>
-        <w:numPr>
-          <w:ilvl w:val="0"/>
-          <w:numId w:val="22"/>
-        </w:numPr>
-      </w:pPr>
-      <w:r>
-        <w:t>Institutional memory (persistent and searchable)</w:t>
-      </w:r>
-    </w:p>
-    <w:p>
-      <w:r>
-        <w:t>This positioning differentiates it from existing tools.</w:t>
-      </w:r>
-    </w:p>
-    <w:p>
-      <w:r>
-        <w:pict w14:anchorId="3302D841">
-          <v:rect id="_x0000_i1033" style="width:0;height:1.5pt" o:hralign="center" o:hrstd="t" o:hr="t" fillcolor="#a0a0a0" stroked="f"/>
-        </w:pict>
-      </w:r>
-    </w:p>
-    <w:p>
-      <w:pPr>
-        <w:rPr>
-          <w:b/>
-          <w:bCs/>
-        </w:rPr>
-      </w:pPr>
-      <w:r>
-        <w:rPr>
-          <w:b/>
-          <w:bCs/>
-        </w:rPr>
-        <w:t>Sample Case Studies</w:t>
-      </w:r>
-    </w:p>
-    <w:p>
-      <w:pPr>
-        <w:rPr>
-          <w:b/>
-          <w:bCs/>
-        </w:rPr>
-      </w:pPr>
-      <w:r>
-        <w:rPr>
-          <w:b/>
-          <w:bCs/>
-        </w:rPr>
-        <w:t>Weekly Business Review</w:t>
-      </w:r>
-    </w:p>
-    <w:p>
-      <w:r>
-        <w:t>Teams review performance using live dashboards instead of slide decks. Risks and actions are documented directly within the dashboard. The next week, all prior context is still available.</w:t>
-      </w:r>
-    </w:p>
-    <w:p>
-      <w:pPr>
-        <w:rPr>
-          <w:b/>
-          <w:bCs/>
-        </w:rPr>
-      </w:pPr>
-      <w:r>
-        <w:rPr>
-          <w:b/>
-          <w:bCs/>
-        </w:rPr>
-        <w:t>Monthly Executive Review</w:t>
-      </w:r>
-    </w:p>
-    <w:p>
-      <w:r>
-        <w:t>Executives filter by department and instantly see both metrics and historical commentary. This reduces preparation time and improves continuity across reporting periods.</w:t>
-      </w:r>
-    </w:p>
-    <w:p>
-      <w:pPr>
-        <w:rPr>
-          <w:b/>
-          <w:bCs/>
-        </w:rPr>
-      </w:pPr>
-      <w:r>
-        <w:rPr>
-          <w:b/>
-          <w:bCs/>
-        </w:rPr>
-        <w:t>Audit and Governance</w:t>
-      </w:r>
-    </w:p>
-    <w:p>
-      <w:r>
-        <w:t>Organizations can trace when risks were identified and what actions were taken. This creates a more reliable audit trail than traditional reporting methods.</w:t>
-      </w:r>
-    </w:p>
-    <w:p>
-      <w:r>
-        <w:pict w14:anchorId="0F2F05A4">
-          <v:rect id="_x0000_i1034" style="width:0;height:1.5pt" o:hralign="center" o:hrstd="t" o:hr="t" fillcolor="#a0a0a0" stroked="f"/>
-        </w:pict>
-      </w:r>
-    </w:p>
-    <w:p>
-      <w:pPr>
-        <w:rPr>
-          <w:b/>
-          <w:bCs/>
-        </w:rPr>
-      </w:pPr>
-      <w:r>
-        <w:rPr>
-          <w:b/>
-          <w:bCs/>
-        </w:rPr>
-        <w:t>Conclusion</w:t>
-      </w:r>
-    </w:p>
-    <w:p>
-      <w:r>
-        <w:lastRenderedPageBreak/>
-        <w:t>This solution goes beyond traditional business intelligence by integrating data visualization with decision tracking. It requires real engineering investment, including scalable infrastructure, CI/CD pipelines, and a dedicated development team. However, the value is equally significant.</w:t>
-      </w:r>
-    </w:p>
-    <w:p>
-      <w:r>
-        <w:t>By eliminating the need for separate reporting decks and preserving the reasoning behind business decisions, the platform improves efficiency, reduces redundancy, and creates a long-term system of institutional memory.</w:t>
-      </w:r>
-    </w:p>
-    <w:p>
-      <w:r>
-        <w:t>In short, it transforms dashboards from static reporting tools into active decision-making systems.</w:t>
+        <w:t>clean visual (PowerPoint-ready diagram)</w:t>
+      </w:r>
+      <w:r>
+        <w:t>—that would take this to another level.</w:t>
       </w:r>
     </w:p>
     <w:p/>
@@ -2023,6 +2145,155 @@
     </w:lvl>
   </w:abstractNum>
   <w:abstractNum w:abstractNumId="2" w15:restartNumberingAfterBreak="0">
+    <w:nsid w:val="0C3F0066"/>
+    <w:multiLevelType w:val="multilevel"/>
+    <w:tmpl w:val="0F6C17E0"/>
+    <w:lvl w:ilvl="0">
+      <w:start w:val="1"/>
+      <w:numFmt w:val="bullet"/>
+      <w:lvlText w:val=""/>
+      <w:lvlJc w:val="left"/>
+      <w:pPr>
+        <w:tabs>
+          <w:tab w:val="num" w:pos="720"/>
+        </w:tabs>
+        <w:ind w:left="720" w:hanging="360"/>
+      </w:pPr>
+      <w:rPr>
+        <w:rFonts w:ascii="Symbol" w:hAnsi="Symbol" w:hint="default"/>
+        <w:sz w:val="20"/>
+      </w:rPr>
+    </w:lvl>
+    <w:lvl w:ilvl="1" w:tentative="1">
+      <w:start w:val="1"/>
+      <w:numFmt w:val="bullet"/>
+      <w:lvlText w:val="o"/>
+      <w:lvlJc w:val="left"/>
+      <w:pPr>
+        <w:tabs>
+          <w:tab w:val="num" w:pos="1440"/>
+        </w:tabs>
+        <w:ind w:left="1440" w:hanging="360"/>
+      </w:pPr>
+      <w:rPr>
+        <w:rFonts w:ascii="Courier New" w:hAnsi="Courier New" w:hint="default"/>
+        <w:sz w:val="20"/>
+      </w:rPr>
+    </w:lvl>
+    <w:lvl w:ilvl="2" w:tentative="1">
+      <w:start w:val="1"/>
+      <w:numFmt w:val="bullet"/>
+      <w:lvlText w:val=""/>
+      <w:lvlJc w:val="left"/>
+      <w:pPr>
+        <w:tabs>
+          <w:tab w:val="num" w:pos="2160"/>
+        </w:tabs>
+        <w:ind w:left="2160" w:hanging="360"/>
+      </w:pPr>
+      <w:rPr>
+        <w:rFonts w:ascii="Wingdings" w:hAnsi="Wingdings" w:hint="default"/>
+        <w:sz w:val="20"/>
+      </w:rPr>
+    </w:lvl>
+    <w:lvl w:ilvl="3" w:tentative="1">
+      <w:start w:val="1"/>
+      <w:numFmt w:val="bullet"/>
+      <w:lvlText w:val=""/>
+      <w:lvlJc w:val="left"/>
+      <w:pPr>
+        <w:tabs>
+          <w:tab w:val="num" w:pos="2880"/>
+        </w:tabs>
+        <w:ind w:left="2880" w:hanging="360"/>
+      </w:pPr>
+      <w:rPr>
+        <w:rFonts w:ascii="Wingdings" w:hAnsi="Wingdings" w:hint="default"/>
+        <w:sz w:val="20"/>
+      </w:rPr>
+    </w:lvl>
+    <w:lvl w:ilvl="4" w:tentative="1">
+      <w:start w:val="1"/>
+      <w:numFmt w:val="bullet"/>
+      <w:lvlText w:val=""/>
+      <w:lvlJc w:val="left"/>
+      <w:pPr>
+        <w:tabs>
+          <w:tab w:val="num" w:pos="3600"/>
+        </w:tabs>
+        <w:ind w:left="3600" w:hanging="360"/>
+      </w:pPr>
+      <w:rPr>
+        <w:rFonts w:ascii="Wingdings" w:hAnsi="Wingdings" w:hint="default"/>
+        <w:sz w:val="20"/>
+      </w:rPr>
+    </w:lvl>
+    <w:lvl w:ilvl="5" w:tentative="1">
+      <w:start w:val="1"/>
+      <w:numFmt w:val="bullet"/>
+      <w:lvlText w:val=""/>
+      <w:lvlJc w:val="left"/>
+      <w:pPr>
+        <w:tabs>
+          <w:tab w:val="num" w:pos="4320"/>
+        </w:tabs>
+        <w:ind w:left="4320" w:hanging="360"/>
+      </w:pPr>
+      <w:rPr>
+        <w:rFonts w:ascii="Wingdings" w:hAnsi="Wingdings" w:hint="default"/>
+        <w:sz w:val="20"/>
+      </w:rPr>
+    </w:lvl>
+    <w:lvl w:ilvl="6" w:tentative="1">
+      <w:start w:val="1"/>
+      <w:numFmt w:val="bullet"/>
+      <w:lvlText w:val=""/>
+      <w:lvlJc w:val="left"/>
+      <w:pPr>
+        <w:tabs>
+          <w:tab w:val="num" w:pos="5040"/>
+        </w:tabs>
+        <w:ind w:left="5040" w:hanging="360"/>
+      </w:pPr>
+      <w:rPr>
+        <w:rFonts w:ascii="Wingdings" w:hAnsi="Wingdings" w:hint="default"/>
+        <w:sz w:val="20"/>
+      </w:rPr>
+    </w:lvl>
+    <w:lvl w:ilvl="7" w:tentative="1">
+      <w:start w:val="1"/>
+      <w:numFmt w:val="bullet"/>
+      <w:lvlText w:val=""/>
+      <w:lvlJc w:val="left"/>
+      <w:pPr>
+        <w:tabs>
+          <w:tab w:val="num" w:pos="5760"/>
+        </w:tabs>
+        <w:ind w:left="5760" w:hanging="360"/>
+      </w:pPr>
+      <w:rPr>
+        <w:rFonts w:ascii="Wingdings" w:hAnsi="Wingdings" w:hint="default"/>
+        <w:sz w:val="20"/>
+      </w:rPr>
+    </w:lvl>
+    <w:lvl w:ilvl="8" w:tentative="1">
+      <w:start w:val="1"/>
+      <w:numFmt w:val="bullet"/>
+      <w:lvlText w:val=""/>
+      <w:lvlJc w:val="left"/>
+      <w:pPr>
+        <w:tabs>
+          <w:tab w:val="num" w:pos="6480"/>
+        </w:tabs>
+        <w:ind w:left="6480" w:hanging="360"/>
+      </w:pPr>
+      <w:rPr>
+        <w:rFonts w:ascii="Wingdings" w:hAnsi="Wingdings" w:hint="default"/>
+        <w:sz w:val="20"/>
+      </w:rPr>
+    </w:lvl>
+  </w:abstractNum>
+  <w:abstractNum w:abstractNumId="3" w15:restartNumberingAfterBreak="0">
     <w:nsid w:val="11564FE1"/>
     <w:multiLevelType w:val="multilevel"/>
     <w:tmpl w:val="67E4F172"/>
@@ -2171,7 +2442,156 @@
       </w:rPr>
     </w:lvl>
   </w:abstractNum>
-  <w:abstractNum w:abstractNumId="3" w15:restartNumberingAfterBreak="0">
+  <w:abstractNum w:abstractNumId="4" w15:restartNumberingAfterBreak="0">
+    <w:nsid w:val="15BD2528"/>
+    <w:multiLevelType w:val="multilevel"/>
+    <w:tmpl w:val="467A1756"/>
+    <w:lvl w:ilvl="0">
+      <w:start w:val="1"/>
+      <w:numFmt w:val="bullet"/>
+      <w:lvlText w:val=""/>
+      <w:lvlJc w:val="left"/>
+      <w:pPr>
+        <w:tabs>
+          <w:tab w:val="num" w:pos="720"/>
+        </w:tabs>
+        <w:ind w:left="720" w:hanging="360"/>
+      </w:pPr>
+      <w:rPr>
+        <w:rFonts w:ascii="Symbol" w:hAnsi="Symbol" w:hint="default"/>
+        <w:sz w:val="20"/>
+      </w:rPr>
+    </w:lvl>
+    <w:lvl w:ilvl="1" w:tentative="1">
+      <w:start w:val="1"/>
+      <w:numFmt w:val="bullet"/>
+      <w:lvlText w:val="o"/>
+      <w:lvlJc w:val="left"/>
+      <w:pPr>
+        <w:tabs>
+          <w:tab w:val="num" w:pos="1440"/>
+        </w:tabs>
+        <w:ind w:left="1440" w:hanging="360"/>
+      </w:pPr>
+      <w:rPr>
+        <w:rFonts w:ascii="Courier New" w:hAnsi="Courier New" w:hint="default"/>
+        <w:sz w:val="20"/>
+      </w:rPr>
+    </w:lvl>
+    <w:lvl w:ilvl="2" w:tentative="1">
+      <w:start w:val="1"/>
+      <w:numFmt w:val="bullet"/>
+      <w:lvlText w:val=""/>
+      <w:lvlJc w:val="left"/>
+      <w:pPr>
+        <w:tabs>
+          <w:tab w:val="num" w:pos="2160"/>
+        </w:tabs>
+        <w:ind w:left="2160" w:hanging="360"/>
+      </w:pPr>
+      <w:rPr>
+        <w:rFonts w:ascii="Wingdings" w:hAnsi="Wingdings" w:hint="default"/>
+        <w:sz w:val="20"/>
+      </w:rPr>
+    </w:lvl>
+    <w:lvl w:ilvl="3" w:tentative="1">
+      <w:start w:val="1"/>
+      <w:numFmt w:val="bullet"/>
+      <w:lvlText w:val=""/>
+      <w:lvlJc w:val="left"/>
+      <w:pPr>
+        <w:tabs>
+          <w:tab w:val="num" w:pos="2880"/>
+        </w:tabs>
+        <w:ind w:left="2880" w:hanging="360"/>
+      </w:pPr>
+      <w:rPr>
+        <w:rFonts w:ascii="Wingdings" w:hAnsi="Wingdings" w:hint="default"/>
+        <w:sz w:val="20"/>
+      </w:rPr>
+    </w:lvl>
+    <w:lvl w:ilvl="4" w:tentative="1">
+      <w:start w:val="1"/>
+      <w:numFmt w:val="bullet"/>
+      <w:lvlText w:val=""/>
+      <w:lvlJc w:val="left"/>
+      <w:pPr>
+        <w:tabs>
+          <w:tab w:val="num" w:pos="3600"/>
+        </w:tabs>
+        <w:ind w:left="3600" w:hanging="360"/>
+      </w:pPr>
+      <w:rPr>
+        <w:rFonts w:ascii="Wingdings" w:hAnsi="Wingdings" w:hint="default"/>
+        <w:sz w:val="20"/>
+      </w:rPr>
+    </w:lvl>
+    <w:lvl w:ilvl="5" w:tentative="1">
+      <w:start w:val="1"/>
+      <w:numFmt w:val="bullet"/>
+      <w:lvlText w:val=""/>
+      <w:lvlJc w:val="left"/>
+      <w:pPr>
+        <w:tabs>
+          <w:tab w:val="num" w:pos="4320"/>
+        </w:tabs>
+        <w:ind w:left="4320" w:hanging="360"/>
+      </w:pPr>
+      <w:rPr>
+        <w:rFonts w:ascii="Wingdings" w:hAnsi="Wingdings" w:hint="default"/>
+        <w:sz w:val="20"/>
+      </w:rPr>
+    </w:lvl>
+    <w:lvl w:ilvl="6" w:tentative="1">
+      <w:start w:val="1"/>
+      <w:numFmt w:val="bullet"/>
+      <w:lvlText w:val=""/>
+      <w:lvlJc w:val="left"/>
+      <w:pPr>
+        <w:tabs>
+          <w:tab w:val="num" w:pos="5040"/>
+        </w:tabs>
+        <w:ind w:left="5040" w:hanging="360"/>
+      </w:pPr>
+      <w:rPr>
+        <w:rFonts w:ascii="Wingdings" w:hAnsi="Wingdings" w:hint="default"/>
+        <w:sz w:val="20"/>
+      </w:rPr>
+    </w:lvl>
+    <w:lvl w:ilvl="7" w:tentative="1">
+      <w:start w:val="1"/>
+      <w:numFmt w:val="bullet"/>
+      <w:lvlText w:val=""/>
+      <w:lvlJc w:val="left"/>
+      <w:pPr>
+        <w:tabs>
+          <w:tab w:val="num" w:pos="5760"/>
+        </w:tabs>
+        <w:ind w:left="5760" w:hanging="360"/>
+      </w:pPr>
+      <w:rPr>
+        <w:rFonts w:ascii="Wingdings" w:hAnsi="Wingdings" w:hint="default"/>
+        <w:sz w:val="20"/>
+      </w:rPr>
+    </w:lvl>
+    <w:lvl w:ilvl="8" w:tentative="1">
+      <w:start w:val="1"/>
+      <w:numFmt w:val="bullet"/>
+      <w:lvlText w:val=""/>
+      <w:lvlJc w:val="left"/>
+      <w:pPr>
+        <w:tabs>
+          <w:tab w:val="num" w:pos="6480"/>
+        </w:tabs>
+        <w:ind w:left="6480" w:hanging="360"/>
+      </w:pPr>
+      <w:rPr>
+        <w:rFonts w:ascii="Wingdings" w:hAnsi="Wingdings" w:hint="default"/>
+        <w:sz w:val="20"/>
+      </w:rPr>
+    </w:lvl>
+  </w:abstractNum>
+  <w:abstractNum w:abstractNumId="5" w15:restartNumberingAfterBreak="0">
     <w:nsid w:val="166B3020"/>
     <w:multiLevelType w:val="multilevel"/>
     <w:tmpl w:val="FE00F546"/>
@@ -2320,7 +2740,7 @@
       </w:rPr>
     </w:lvl>
   </w:abstractNum>
-  <w:abstractNum w:abstractNumId="4" w15:restartNumberingAfterBreak="0">
+  <w:abstractNum w:abstractNumId="6" w15:restartNumberingAfterBreak="0">
     <w:nsid w:val="184533F7"/>
     <w:multiLevelType w:val="multilevel"/>
     <w:tmpl w:val="9A4AB0B8"/>
@@ -2469,7 +2889,7 @@
       </w:rPr>
     </w:lvl>
   </w:abstractNum>
-  <w:abstractNum w:abstractNumId="5" w15:restartNumberingAfterBreak="0">
+  <w:abstractNum w:abstractNumId="7" w15:restartNumberingAfterBreak="0">
     <w:nsid w:val="1A9B679B"/>
     <w:multiLevelType w:val="multilevel"/>
     <w:tmpl w:val="DC4E4288"/>
@@ -2618,7 +3038,156 @@
       </w:rPr>
     </w:lvl>
   </w:abstractNum>
-  <w:abstractNum w:abstractNumId="6" w15:restartNumberingAfterBreak="0">
+  <w:abstractNum w:abstractNumId="8" w15:restartNumberingAfterBreak="0">
+    <w:nsid w:val="1A9F7FA8"/>
+    <w:multiLevelType w:val="multilevel"/>
+    <w:tmpl w:val="54A49EE4"/>
+    <w:lvl w:ilvl="0">
+      <w:start w:val="1"/>
+      <w:numFmt w:val="bullet"/>
+      <w:lvlText w:val=""/>
+      <w:lvlJc w:val="left"/>
+      <w:pPr>
+        <w:tabs>
+          <w:tab w:val="num" w:pos="720"/>
+        </w:tabs>
+        <w:ind w:left="720" w:hanging="360"/>
+      </w:pPr>
+      <w:rPr>
+        <w:rFonts w:ascii="Symbol" w:hAnsi="Symbol" w:hint="default"/>
+        <w:sz w:val="20"/>
+      </w:rPr>
+    </w:lvl>
+    <w:lvl w:ilvl="1" w:tentative="1">
+      <w:start w:val="1"/>
+      <w:numFmt w:val="bullet"/>
+      <w:lvlText w:val="o"/>
+      <w:lvlJc w:val="left"/>
+      <w:pPr>
+        <w:tabs>
+          <w:tab w:val="num" w:pos="1440"/>
+        </w:tabs>
+        <w:ind w:left="1440" w:hanging="360"/>
+      </w:pPr>
+      <w:rPr>
+        <w:rFonts w:ascii="Courier New" w:hAnsi="Courier New" w:hint="default"/>
+        <w:sz w:val="20"/>
+      </w:rPr>
+    </w:lvl>
+    <w:lvl w:ilvl="2" w:tentative="1">
+      <w:start w:val="1"/>
+      <w:numFmt w:val="bullet"/>
+      <w:lvlText w:val=""/>
+      <w:lvlJc w:val="left"/>
+      <w:pPr>
+        <w:tabs>
+          <w:tab w:val="num" w:pos="2160"/>
+        </w:tabs>
+        <w:ind w:left="2160" w:hanging="360"/>
+      </w:pPr>
+      <w:rPr>
+        <w:rFonts w:ascii="Wingdings" w:hAnsi="Wingdings" w:hint="default"/>
+        <w:sz w:val="20"/>
+      </w:rPr>
+    </w:lvl>
+    <w:lvl w:ilvl="3" w:tentative="1">
+      <w:start w:val="1"/>
+      <w:numFmt w:val="bullet"/>
+      <w:lvlText w:val=""/>
+      <w:lvlJc w:val="left"/>
+      <w:pPr>
+        <w:tabs>
+          <w:tab w:val="num" w:pos="2880"/>
+        </w:tabs>
+        <w:ind w:left="2880" w:hanging="360"/>
+      </w:pPr>
+      <w:rPr>
+        <w:rFonts w:ascii="Wingdings" w:hAnsi="Wingdings" w:hint="default"/>
+        <w:sz w:val="20"/>
+      </w:rPr>
+    </w:lvl>
+    <w:lvl w:ilvl="4" w:tentative="1">
+      <w:start w:val="1"/>
+      <w:numFmt w:val="bullet"/>
+      <w:lvlText w:val=""/>
+      <w:lvlJc w:val="left"/>
+      <w:pPr>
+        <w:tabs>
+          <w:tab w:val="num" w:pos="3600"/>
+        </w:tabs>
+        <w:ind w:left="3600" w:hanging="360"/>
+      </w:pPr>
+      <w:rPr>
+        <w:rFonts w:ascii="Wingdings" w:hAnsi="Wingdings" w:hint="default"/>
+        <w:sz w:val="20"/>
+      </w:rPr>
+    </w:lvl>
+    <w:lvl w:ilvl="5" w:tentative="1">
+      <w:start w:val="1"/>
+      <w:numFmt w:val="bullet"/>
+      <w:lvlText w:val=""/>
+      <w:lvlJc w:val="left"/>
+      <w:pPr>
+        <w:tabs>
+          <w:tab w:val="num" w:pos="4320"/>
+        </w:tabs>
+        <w:ind w:left="4320" w:hanging="360"/>
+      </w:pPr>
+      <w:rPr>
+        <w:rFonts w:ascii="Wingdings" w:hAnsi="Wingdings" w:hint="default"/>
+        <w:sz w:val="20"/>
+      </w:rPr>
+    </w:lvl>
+    <w:lvl w:ilvl="6" w:tentative="1">
+      <w:start w:val="1"/>
+      <w:numFmt w:val="bullet"/>
+      <w:lvlText w:val=""/>
+      <w:lvlJc w:val="left"/>
+      <w:pPr>
+        <w:tabs>
+          <w:tab w:val="num" w:pos="5040"/>
+        </w:tabs>
+        <w:ind w:left="5040" w:hanging="360"/>
+      </w:pPr>
+      <w:rPr>
+        <w:rFonts w:ascii="Wingdings" w:hAnsi="Wingdings" w:hint="default"/>
+        <w:sz w:val="20"/>
+      </w:rPr>
+    </w:lvl>
+    <w:lvl w:ilvl="7" w:tentative="1">
+      <w:start w:val="1"/>
+      <w:numFmt w:val="bullet"/>
+      <w:lvlText w:val=""/>
+      <w:lvlJc w:val="left"/>
+      <w:pPr>
+        <w:tabs>
+          <w:tab w:val="num" w:pos="5760"/>
+        </w:tabs>
+        <w:ind w:left="5760" w:hanging="360"/>
+      </w:pPr>
+      <w:rPr>
+        <w:rFonts w:ascii="Wingdings" w:hAnsi="Wingdings" w:hint="default"/>
+        <w:sz w:val="20"/>
+      </w:rPr>
+    </w:lvl>
+    <w:lvl w:ilvl="8" w:tentative="1">
+      <w:start w:val="1"/>
+      <w:numFmt w:val="bullet"/>
+      <w:lvlText w:val=""/>
+      <w:lvlJc w:val="left"/>
+      <w:pPr>
+        <w:tabs>
+          <w:tab w:val="num" w:pos="6480"/>
+        </w:tabs>
+        <w:ind w:left="6480" w:hanging="360"/>
+      </w:pPr>
+      <w:rPr>
+        <w:rFonts w:ascii="Wingdings" w:hAnsi="Wingdings" w:hint="default"/>
+        <w:sz w:val="20"/>
+      </w:rPr>
+    </w:lvl>
+  </w:abstractNum>
+  <w:abstractNum w:abstractNumId="9" w15:restartNumberingAfterBreak="0">
     <w:nsid w:val="1BDA27AA"/>
     <w:multiLevelType w:val="multilevel"/>
     <w:tmpl w:val="A17A3782"/>
@@ -2767,7 +3336,156 @@
       </w:rPr>
     </w:lvl>
   </w:abstractNum>
-  <w:abstractNum w:abstractNumId="7" w15:restartNumberingAfterBreak="0">
+  <w:abstractNum w:abstractNumId="10" w15:restartNumberingAfterBreak="0">
+    <w:nsid w:val="21661015"/>
+    <w:multiLevelType w:val="multilevel"/>
+    <w:tmpl w:val="5518D682"/>
+    <w:lvl w:ilvl="0">
+      <w:start w:val="1"/>
+      <w:numFmt w:val="bullet"/>
+      <w:lvlText w:val=""/>
+      <w:lvlJc w:val="left"/>
+      <w:pPr>
+        <w:tabs>
+          <w:tab w:val="num" w:pos="720"/>
+        </w:tabs>
+        <w:ind w:left="720" w:hanging="360"/>
+      </w:pPr>
+      <w:rPr>
+        <w:rFonts w:ascii="Symbol" w:hAnsi="Symbol" w:hint="default"/>
+        <w:sz w:val="20"/>
+      </w:rPr>
+    </w:lvl>
+    <w:lvl w:ilvl="1" w:tentative="1">
+      <w:start w:val="1"/>
+      <w:numFmt w:val="bullet"/>
+      <w:lvlText w:val="o"/>
+      <w:lvlJc w:val="left"/>
+      <w:pPr>
+        <w:tabs>
+          <w:tab w:val="num" w:pos="1440"/>
+        </w:tabs>
+        <w:ind w:left="1440" w:hanging="360"/>
+      </w:pPr>
+      <w:rPr>
+        <w:rFonts w:ascii="Courier New" w:hAnsi="Courier New" w:hint="default"/>
+        <w:sz w:val="20"/>
+      </w:rPr>
+    </w:lvl>
+    <w:lvl w:ilvl="2" w:tentative="1">
+      <w:start w:val="1"/>
+      <w:numFmt w:val="bullet"/>
+      <w:lvlText w:val=""/>
+      <w:lvlJc w:val="left"/>
+      <w:pPr>
+        <w:tabs>
+          <w:tab w:val="num" w:pos="2160"/>
+        </w:tabs>
+        <w:ind w:left="2160" w:hanging="360"/>
+      </w:pPr>
+      <w:rPr>
+        <w:rFonts w:ascii="Wingdings" w:hAnsi="Wingdings" w:hint="default"/>
+        <w:sz w:val="20"/>
+      </w:rPr>
+    </w:lvl>
+    <w:lvl w:ilvl="3" w:tentative="1">
+      <w:start w:val="1"/>
+      <w:numFmt w:val="bullet"/>
+      <w:lvlText w:val=""/>
+      <w:lvlJc w:val="left"/>
+      <w:pPr>
+        <w:tabs>
+          <w:tab w:val="num" w:pos="2880"/>
+        </w:tabs>
+        <w:ind w:left="2880" w:hanging="360"/>
+      </w:pPr>
+      <w:rPr>
+        <w:rFonts w:ascii="Wingdings" w:hAnsi="Wingdings" w:hint="default"/>
+        <w:sz w:val="20"/>
+      </w:rPr>
+    </w:lvl>
+    <w:lvl w:ilvl="4" w:tentative="1">
+      <w:start w:val="1"/>
+      <w:numFmt w:val="bullet"/>
+      <w:lvlText w:val=""/>
+      <w:lvlJc w:val="left"/>
+      <w:pPr>
+        <w:tabs>
+          <w:tab w:val="num" w:pos="3600"/>
+        </w:tabs>
+        <w:ind w:left="3600" w:hanging="360"/>
+      </w:pPr>
+      <w:rPr>
+        <w:rFonts w:ascii="Wingdings" w:hAnsi="Wingdings" w:hint="default"/>
+        <w:sz w:val="20"/>
+      </w:rPr>
+    </w:lvl>
+    <w:lvl w:ilvl="5" w:tentative="1">
+      <w:start w:val="1"/>
+      <w:numFmt w:val="bullet"/>
+      <w:lvlText w:val=""/>
+      <w:lvlJc w:val="left"/>
+      <w:pPr>
+        <w:tabs>
+          <w:tab w:val="num" w:pos="4320"/>
+        </w:tabs>
+        <w:ind w:left="4320" w:hanging="360"/>
+      </w:pPr>
+      <w:rPr>
+        <w:rFonts w:ascii="Wingdings" w:hAnsi="Wingdings" w:hint="default"/>
+        <w:sz w:val="20"/>
+      </w:rPr>
+    </w:lvl>
+    <w:lvl w:ilvl="6" w:tentative="1">
+      <w:start w:val="1"/>
+      <w:numFmt w:val="bullet"/>
+      <w:lvlText w:val=""/>
+      <w:lvlJc w:val="left"/>
+      <w:pPr>
+        <w:tabs>
+          <w:tab w:val="num" w:pos="5040"/>
+        </w:tabs>
+        <w:ind w:left="5040" w:hanging="360"/>
+      </w:pPr>
+      <w:rPr>
+        <w:rFonts w:ascii="Wingdings" w:hAnsi="Wingdings" w:hint="default"/>
+        <w:sz w:val="20"/>
+      </w:rPr>
+    </w:lvl>
+    <w:lvl w:ilvl="7" w:tentative="1">
+      <w:start w:val="1"/>
+      <w:numFmt w:val="bullet"/>
+      <w:lvlText w:val=""/>
+      <w:lvlJc w:val="left"/>
+      <w:pPr>
+        <w:tabs>
+          <w:tab w:val="num" w:pos="5760"/>
+        </w:tabs>
+        <w:ind w:left="5760" w:hanging="360"/>
+      </w:pPr>
+      <w:rPr>
+        <w:rFonts w:ascii="Wingdings" w:hAnsi="Wingdings" w:hint="default"/>
+        <w:sz w:val="20"/>
+      </w:rPr>
+    </w:lvl>
+    <w:lvl w:ilvl="8" w:tentative="1">
+      <w:start w:val="1"/>
+      <w:numFmt w:val="bullet"/>
+      <w:lvlText w:val=""/>
+      <w:lvlJc w:val="left"/>
+      <w:pPr>
+        <w:tabs>
+          <w:tab w:val="num" w:pos="6480"/>
+        </w:tabs>
+        <w:ind w:left="6480" w:hanging="360"/>
+      </w:pPr>
+      <w:rPr>
+        <w:rFonts w:ascii="Wingdings" w:hAnsi="Wingdings" w:hint="default"/>
+        <w:sz w:val="20"/>
+      </w:rPr>
+    </w:lvl>
+  </w:abstractNum>
+  <w:abstractNum w:abstractNumId="11" w15:restartNumberingAfterBreak="0">
     <w:nsid w:val="24812D3B"/>
     <w:multiLevelType w:val="multilevel"/>
     <w:tmpl w:val="BF606D3C"/>
@@ -2916,7 +3634,454 @@
       </w:rPr>
     </w:lvl>
   </w:abstractNum>
-  <w:abstractNum w:abstractNumId="8" w15:restartNumberingAfterBreak="0">
+  <w:abstractNum w:abstractNumId="12" w15:restartNumberingAfterBreak="0">
+    <w:nsid w:val="2A110422"/>
+    <w:multiLevelType w:val="multilevel"/>
+    <w:tmpl w:val="9BF22DA2"/>
+    <w:lvl w:ilvl="0">
+      <w:start w:val="1"/>
+      <w:numFmt w:val="bullet"/>
+      <w:lvlText w:val=""/>
+      <w:lvlJc w:val="left"/>
+      <w:pPr>
+        <w:tabs>
+          <w:tab w:val="num" w:pos="720"/>
+        </w:tabs>
+        <w:ind w:left="720" w:hanging="360"/>
+      </w:pPr>
+      <w:rPr>
+        <w:rFonts w:ascii="Symbol" w:hAnsi="Symbol" w:hint="default"/>
+        <w:sz w:val="20"/>
+      </w:rPr>
+    </w:lvl>
+    <w:lvl w:ilvl="1" w:tentative="1">
+      <w:start w:val="1"/>
+      <w:numFmt w:val="bullet"/>
+      <w:lvlText w:val="o"/>
+      <w:lvlJc w:val="left"/>
+      <w:pPr>
+        <w:tabs>
+          <w:tab w:val="num" w:pos="1440"/>
+        </w:tabs>
+        <w:ind w:left="1440" w:hanging="360"/>
+      </w:pPr>
+      <w:rPr>
+        <w:rFonts w:ascii="Courier New" w:hAnsi="Courier New" w:hint="default"/>
+        <w:sz w:val="20"/>
+      </w:rPr>
+    </w:lvl>
+    <w:lvl w:ilvl="2" w:tentative="1">
+      <w:start w:val="1"/>
+      <w:numFmt w:val="bullet"/>
+      <w:lvlText w:val=""/>
+      <w:lvlJc w:val="left"/>
+      <w:pPr>
+        <w:tabs>
+          <w:tab w:val="num" w:pos="2160"/>
+        </w:tabs>
+        <w:ind w:left="2160" w:hanging="360"/>
+      </w:pPr>
+      <w:rPr>
+        <w:rFonts w:ascii="Wingdings" w:hAnsi="Wingdings" w:hint="default"/>
+        <w:sz w:val="20"/>
+      </w:rPr>
+    </w:lvl>
+    <w:lvl w:ilvl="3" w:tentative="1">
+      <w:start w:val="1"/>
+      <w:numFmt w:val="bullet"/>
+      <w:lvlText w:val=""/>
+      <w:lvlJc w:val="left"/>
+      <w:pPr>
+        <w:tabs>
+          <w:tab w:val="num" w:pos="2880"/>
+        </w:tabs>
+        <w:ind w:left="2880" w:hanging="360"/>
+      </w:pPr>
+      <w:rPr>
+        <w:rFonts w:ascii="Wingdings" w:hAnsi="Wingdings" w:hint="default"/>
+        <w:sz w:val="20"/>
+      </w:rPr>
+    </w:lvl>
+    <w:lvl w:ilvl="4" w:tentative="1">
+      <w:start w:val="1"/>
+      <w:numFmt w:val="bullet"/>
+      <w:lvlText w:val=""/>
+      <w:lvlJc w:val="left"/>
+      <w:pPr>
+        <w:tabs>
+          <w:tab w:val="num" w:pos="3600"/>
+        </w:tabs>
+        <w:ind w:left="3600" w:hanging="360"/>
+      </w:pPr>
+      <w:rPr>
+        <w:rFonts w:ascii="Wingdings" w:hAnsi="Wingdings" w:hint="default"/>
+        <w:sz w:val="20"/>
+      </w:rPr>
+    </w:lvl>
+    <w:lvl w:ilvl="5" w:tentative="1">
+      <w:start w:val="1"/>
+      <w:numFmt w:val="bullet"/>
+      <w:lvlText w:val=""/>
+      <w:lvlJc w:val="left"/>
+      <w:pPr>
+        <w:tabs>
+          <w:tab w:val="num" w:pos="4320"/>
+        </w:tabs>
+        <w:ind w:left="4320" w:hanging="360"/>
+      </w:pPr>
+      <w:rPr>
+        <w:rFonts w:ascii="Wingdings" w:hAnsi="Wingdings" w:hint="default"/>
+        <w:sz w:val="20"/>
+      </w:rPr>
+    </w:lvl>
+    <w:lvl w:ilvl="6" w:tentative="1">
+      <w:start w:val="1"/>
+      <w:numFmt w:val="bullet"/>
+      <w:lvlText w:val=""/>
+      <w:lvlJc w:val="left"/>
+      <w:pPr>
+        <w:tabs>
+          <w:tab w:val="num" w:pos="5040"/>
+        </w:tabs>
+        <w:ind w:left="5040" w:hanging="360"/>
+      </w:pPr>
+      <w:rPr>
+        <w:rFonts w:ascii="Wingdings" w:hAnsi="Wingdings" w:hint="default"/>
+        <w:sz w:val="20"/>
+      </w:rPr>
+    </w:lvl>
+    <w:lvl w:ilvl="7" w:tentative="1">
+      <w:start w:val="1"/>
+      <w:numFmt w:val="bullet"/>
+      <w:lvlText w:val=""/>
+      <w:lvlJc w:val="left"/>
+      <w:pPr>
+        <w:tabs>
+          <w:tab w:val="num" w:pos="5760"/>
+        </w:tabs>
+        <w:ind w:left="5760" w:hanging="360"/>
+      </w:pPr>
+      <w:rPr>
+        <w:rFonts w:ascii="Wingdings" w:hAnsi="Wingdings" w:hint="default"/>
+        <w:sz w:val="20"/>
+      </w:rPr>
+    </w:lvl>
+    <w:lvl w:ilvl="8" w:tentative="1">
+      <w:start w:val="1"/>
+      <w:numFmt w:val="bullet"/>
+      <w:lvlText w:val=""/>
+      <w:lvlJc w:val="left"/>
+      <w:pPr>
+        <w:tabs>
+          <w:tab w:val="num" w:pos="6480"/>
+        </w:tabs>
+        <w:ind w:left="6480" w:hanging="360"/>
+      </w:pPr>
+      <w:rPr>
+        <w:rFonts w:ascii="Wingdings" w:hAnsi="Wingdings" w:hint="default"/>
+        <w:sz w:val="20"/>
+      </w:rPr>
+    </w:lvl>
+  </w:abstractNum>
+  <w:abstractNum w:abstractNumId="13" w15:restartNumberingAfterBreak="0">
+    <w:nsid w:val="2F7C5271"/>
+    <w:multiLevelType w:val="multilevel"/>
+    <w:tmpl w:val="EE8ABF92"/>
+    <w:lvl w:ilvl="0">
+      <w:start w:val="1"/>
+      <w:numFmt w:val="bullet"/>
+      <w:lvlText w:val=""/>
+      <w:lvlJc w:val="left"/>
+      <w:pPr>
+        <w:tabs>
+          <w:tab w:val="num" w:pos="720"/>
+        </w:tabs>
+        <w:ind w:left="720" w:hanging="360"/>
+      </w:pPr>
+      <w:rPr>
+        <w:rFonts w:ascii="Symbol" w:hAnsi="Symbol" w:hint="default"/>
+        <w:sz w:val="20"/>
+      </w:rPr>
+    </w:lvl>
+    <w:lvl w:ilvl="1" w:tentative="1">
+      <w:start w:val="1"/>
+      <w:numFmt w:val="bullet"/>
+      <w:lvlText w:val="o"/>
+      <w:lvlJc w:val="left"/>
+      <w:pPr>
+        <w:tabs>
+          <w:tab w:val="num" w:pos="1440"/>
+        </w:tabs>
+        <w:ind w:left="1440" w:hanging="360"/>
+      </w:pPr>
+      <w:rPr>
+        <w:rFonts w:ascii="Courier New" w:hAnsi="Courier New" w:hint="default"/>
+        <w:sz w:val="20"/>
+      </w:rPr>
+    </w:lvl>
+    <w:lvl w:ilvl="2" w:tentative="1">
+      <w:start w:val="1"/>
+      <w:numFmt w:val="bullet"/>
+      <w:lvlText w:val=""/>
+      <w:lvlJc w:val="left"/>
+      <w:pPr>
+        <w:tabs>
+          <w:tab w:val="num" w:pos="2160"/>
+        </w:tabs>
+        <w:ind w:left="2160" w:hanging="360"/>
+      </w:pPr>
+      <w:rPr>
+        <w:rFonts w:ascii="Wingdings" w:hAnsi="Wingdings" w:hint="default"/>
+        <w:sz w:val="20"/>
+      </w:rPr>
+    </w:lvl>
+    <w:lvl w:ilvl="3" w:tentative="1">
+      <w:start w:val="1"/>
+      <w:numFmt w:val="bullet"/>
+      <w:lvlText w:val=""/>
+      <w:lvlJc w:val="left"/>
+      <w:pPr>
+        <w:tabs>
+          <w:tab w:val="num" w:pos="2880"/>
+        </w:tabs>
+        <w:ind w:left="2880" w:hanging="360"/>
+      </w:pPr>
+      <w:rPr>
+        <w:rFonts w:ascii="Wingdings" w:hAnsi="Wingdings" w:hint="default"/>
+        <w:sz w:val="20"/>
+      </w:rPr>
+    </w:lvl>
+    <w:lvl w:ilvl="4" w:tentative="1">
+      <w:start w:val="1"/>
+      <w:numFmt w:val="bullet"/>
+      <w:lvlText w:val=""/>
+      <w:lvlJc w:val="left"/>
+      <w:pPr>
+        <w:tabs>
+          <w:tab w:val="num" w:pos="3600"/>
+        </w:tabs>
+        <w:ind w:left="3600" w:hanging="360"/>
+      </w:pPr>
+      <w:rPr>
+        <w:rFonts w:ascii="Wingdings" w:hAnsi="Wingdings" w:hint="default"/>
+        <w:sz w:val="20"/>
+      </w:rPr>
+    </w:lvl>
+    <w:lvl w:ilvl="5" w:tentative="1">
+      <w:start w:val="1"/>
+      <w:numFmt w:val="bullet"/>
+      <w:lvlText w:val=""/>
+      <w:lvlJc w:val="left"/>
+      <w:pPr>
+        <w:tabs>
+          <w:tab w:val="num" w:pos="4320"/>
+        </w:tabs>
+        <w:ind w:left="4320" w:hanging="360"/>
+      </w:pPr>
+      <w:rPr>
+        <w:rFonts w:ascii="Wingdings" w:hAnsi="Wingdings" w:hint="default"/>
+        <w:sz w:val="20"/>
+      </w:rPr>
+    </w:lvl>
+    <w:lvl w:ilvl="6" w:tentative="1">
+      <w:start w:val="1"/>
+      <w:numFmt w:val="bullet"/>
+      <w:lvlText w:val=""/>
+      <w:lvlJc w:val="left"/>
+      <w:pPr>
+        <w:tabs>
+          <w:tab w:val="num" w:pos="5040"/>
+        </w:tabs>
+        <w:ind w:left="5040" w:hanging="360"/>
+      </w:pPr>
+      <w:rPr>
+        <w:rFonts w:ascii="Wingdings" w:hAnsi="Wingdings" w:hint="default"/>
+        <w:sz w:val="20"/>
+      </w:rPr>
+    </w:lvl>
+    <w:lvl w:ilvl="7" w:tentative="1">
+      <w:start w:val="1"/>
+      <w:numFmt w:val="bullet"/>
+      <w:lvlText w:val=""/>
+      <w:lvlJc w:val="left"/>
+      <w:pPr>
+        <w:tabs>
+          <w:tab w:val="num" w:pos="5760"/>
+        </w:tabs>
+        <w:ind w:left="5760" w:hanging="360"/>
+      </w:pPr>
+      <w:rPr>
+        <w:rFonts w:ascii="Wingdings" w:hAnsi="Wingdings" w:hint="default"/>
+        <w:sz w:val="20"/>
+      </w:rPr>
+    </w:lvl>
+    <w:lvl w:ilvl="8" w:tentative="1">
+      <w:start w:val="1"/>
+      <w:numFmt w:val="bullet"/>
+      <w:lvlText w:val=""/>
+      <w:lvlJc w:val="left"/>
+      <w:pPr>
+        <w:tabs>
+          <w:tab w:val="num" w:pos="6480"/>
+        </w:tabs>
+        <w:ind w:left="6480" w:hanging="360"/>
+      </w:pPr>
+      <w:rPr>
+        <w:rFonts w:ascii="Wingdings" w:hAnsi="Wingdings" w:hint="default"/>
+        <w:sz w:val="20"/>
+      </w:rPr>
+    </w:lvl>
+  </w:abstractNum>
+  <w:abstractNum w:abstractNumId="14" w15:restartNumberingAfterBreak="0">
+    <w:nsid w:val="3162394E"/>
+    <w:multiLevelType w:val="multilevel"/>
+    <w:tmpl w:val="2C147966"/>
+    <w:lvl w:ilvl="0">
+      <w:start w:val="1"/>
+      <w:numFmt w:val="bullet"/>
+      <w:lvlText w:val=""/>
+      <w:lvlJc w:val="left"/>
+      <w:pPr>
+        <w:tabs>
+          <w:tab w:val="num" w:pos="720"/>
+        </w:tabs>
+        <w:ind w:left="720" w:hanging="360"/>
+      </w:pPr>
+      <w:rPr>
+        <w:rFonts w:ascii="Symbol" w:hAnsi="Symbol" w:hint="default"/>
+        <w:sz w:val="20"/>
+      </w:rPr>
+    </w:lvl>
+    <w:lvl w:ilvl="1" w:tentative="1">
+      <w:start w:val="1"/>
+      <w:numFmt w:val="bullet"/>
+      <w:lvlText w:val="o"/>
+      <w:lvlJc w:val="left"/>
+      <w:pPr>
+        <w:tabs>
+          <w:tab w:val="num" w:pos="1440"/>
+        </w:tabs>
+        <w:ind w:left="1440" w:hanging="360"/>
+      </w:pPr>
+      <w:rPr>
+        <w:rFonts w:ascii="Courier New" w:hAnsi="Courier New" w:hint="default"/>
+        <w:sz w:val="20"/>
+      </w:rPr>
+    </w:lvl>
+    <w:lvl w:ilvl="2" w:tentative="1">
+      <w:start w:val="1"/>
+      <w:numFmt w:val="bullet"/>
+      <w:lvlText w:val=""/>
+      <w:lvlJc w:val="left"/>
+      <w:pPr>
+        <w:tabs>
+          <w:tab w:val="num" w:pos="2160"/>
+        </w:tabs>
+        <w:ind w:left="2160" w:hanging="360"/>
+      </w:pPr>
+      <w:rPr>
+        <w:rFonts w:ascii="Wingdings" w:hAnsi="Wingdings" w:hint="default"/>
+        <w:sz w:val="20"/>
+      </w:rPr>
+    </w:lvl>
+    <w:lvl w:ilvl="3" w:tentative="1">
+      <w:start w:val="1"/>
+      <w:numFmt w:val="bullet"/>
+      <w:lvlText w:val=""/>
+      <w:lvlJc w:val="left"/>
+      <w:pPr>
+        <w:tabs>
+          <w:tab w:val="num" w:pos="2880"/>
+        </w:tabs>
+        <w:ind w:left="2880" w:hanging="360"/>
+      </w:pPr>
+      <w:rPr>
+        <w:rFonts w:ascii="Wingdings" w:hAnsi="Wingdings" w:hint="default"/>
+        <w:sz w:val="20"/>
+      </w:rPr>
+    </w:lvl>
+    <w:lvl w:ilvl="4" w:tentative="1">
+      <w:start w:val="1"/>
+      <w:numFmt w:val="bullet"/>
+      <w:lvlText w:val=""/>
+      <w:lvlJc w:val="left"/>
+      <w:pPr>
+        <w:tabs>
+          <w:tab w:val="num" w:pos="3600"/>
+        </w:tabs>
+        <w:ind w:left="3600" w:hanging="360"/>
+      </w:pPr>
+      <w:rPr>
+        <w:rFonts w:ascii="Wingdings" w:hAnsi="Wingdings" w:hint="default"/>
+        <w:sz w:val="20"/>
+      </w:rPr>
+    </w:lvl>
+    <w:lvl w:ilvl="5" w:tentative="1">
+      <w:start w:val="1"/>
+      <w:numFmt w:val="bullet"/>
+      <w:lvlText w:val=""/>
+      <w:lvlJc w:val="left"/>
+      <w:pPr>
+        <w:tabs>
+          <w:tab w:val="num" w:pos="4320"/>
+        </w:tabs>
+        <w:ind w:left="4320" w:hanging="360"/>
+      </w:pPr>
+      <w:rPr>
+        <w:rFonts w:ascii="Wingdings" w:hAnsi="Wingdings" w:hint="default"/>
+        <w:sz w:val="20"/>
+      </w:rPr>
+    </w:lvl>
+    <w:lvl w:ilvl="6" w:tentative="1">
+      <w:start w:val="1"/>
+      <w:numFmt w:val="bullet"/>
+      <w:lvlText w:val=""/>
+      <w:lvlJc w:val="left"/>
+      <w:pPr>
+        <w:tabs>
+          <w:tab w:val="num" w:pos="5040"/>
+        </w:tabs>
+        <w:ind w:left="5040" w:hanging="360"/>
+      </w:pPr>
+      <w:rPr>
+        <w:rFonts w:ascii="Wingdings" w:hAnsi="Wingdings" w:hint="default"/>
+        <w:sz w:val="20"/>
+      </w:rPr>
+    </w:lvl>
+    <w:lvl w:ilvl="7" w:tentative="1">
+      <w:start w:val="1"/>
+      <w:numFmt w:val="bullet"/>
+      <w:lvlText w:val=""/>
+      <w:lvlJc w:val="left"/>
+      <w:pPr>
+        <w:tabs>
+          <w:tab w:val="num" w:pos="5760"/>
+        </w:tabs>
+        <w:ind w:left="5760" w:hanging="360"/>
+      </w:pPr>
+      <w:rPr>
+        <w:rFonts w:ascii="Wingdings" w:hAnsi="Wingdings" w:hint="default"/>
+        <w:sz w:val="20"/>
+      </w:rPr>
+    </w:lvl>
+    <w:lvl w:ilvl="8" w:tentative="1">
+      <w:start w:val="1"/>
+      <w:numFmt w:val="bullet"/>
+      <w:lvlText w:val=""/>
+      <w:lvlJc w:val="left"/>
+      <w:pPr>
+        <w:tabs>
+          <w:tab w:val="num" w:pos="6480"/>
+        </w:tabs>
+        <w:ind w:left="6480" w:hanging="360"/>
+      </w:pPr>
+      <w:rPr>
+        <w:rFonts w:ascii="Wingdings" w:hAnsi="Wingdings" w:hint="default"/>
+        <w:sz w:val="20"/>
+      </w:rPr>
+    </w:lvl>
+  </w:abstractNum>
+  <w:abstractNum w:abstractNumId="15" w15:restartNumberingAfterBreak="0">
     <w:nsid w:val="32A0594E"/>
     <w:multiLevelType w:val="hybridMultilevel"/>
     <w:tmpl w:val="76B47B54"/>
@@ -3029,7 +4194,156 @@
       </w:rPr>
     </w:lvl>
   </w:abstractNum>
-  <w:abstractNum w:abstractNumId="9" w15:restartNumberingAfterBreak="0">
+  <w:abstractNum w:abstractNumId="16" w15:restartNumberingAfterBreak="0">
+    <w:nsid w:val="39A40471"/>
+    <w:multiLevelType w:val="multilevel"/>
+    <w:tmpl w:val="3B1E5106"/>
+    <w:lvl w:ilvl="0">
+      <w:start w:val="1"/>
+      <w:numFmt w:val="bullet"/>
+      <w:lvlText w:val=""/>
+      <w:lvlJc w:val="left"/>
+      <w:pPr>
+        <w:tabs>
+          <w:tab w:val="num" w:pos="720"/>
+        </w:tabs>
+        <w:ind w:left="720" w:hanging="360"/>
+      </w:pPr>
+      <w:rPr>
+        <w:rFonts w:ascii="Symbol" w:hAnsi="Symbol" w:hint="default"/>
+        <w:sz w:val="20"/>
+      </w:rPr>
+    </w:lvl>
+    <w:lvl w:ilvl="1" w:tentative="1">
+      <w:start w:val="1"/>
+      <w:numFmt w:val="bullet"/>
+      <w:lvlText w:val="o"/>
+      <w:lvlJc w:val="left"/>
+      <w:pPr>
+        <w:tabs>
+          <w:tab w:val="num" w:pos="1440"/>
+        </w:tabs>
+        <w:ind w:left="1440" w:hanging="360"/>
+      </w:pPr>
+      <w:rPr>
+        <w:rFonts w:ascii="Courier New" w:hAnsi="Courier New" w:hint="default"/>
+        <w:sz w:val="20"/>
+      </w:rPr>
+    </w:lvl>
+    <w:lvl w:ilvl="2" w:tentative="1">
+      <w:start w:val="1"/>
+      <w:numFmt w:val="bullet"/>
+      <w:lvlText w:val=""/>
+      <w:lvlJc w:val="left"/>
+      <w:pPr>
+        <w:tabs>
+          <w:tab w:val="num" w:pos="2160"/>
+        </w:tabs>
+        <w:ind w:left="2160" w:hanging="360"/>
+      </w:pPr>
+      <w:rPr>
+        <w:rFonts w:ascii="Wingdings" w:hAnsi="Wingdings" w:hint="default"/>
+        <w:sz w:val="20"/>
+      </w:rPr>
+    </w:lvl>
+    <w:lvl w:ilvl="3" w:tentative="1">
+      <w:start w:val="1"/>
+      <w:numFmt w:val="bullet"/>
+      <w:lvlText w:val=""/>
+      <w:lvlJc w:val="left"/>
+      <w:pPr>
+        <w:tabs>
+          <w:tab w:val="num" w:pos="2880"/>
+        </w:tabs>
+        <w:ind w:left="2880" w:hanging="360"/>
+      </w:pPr>
+      <w:rPr>
+        <w:rFonts w:ascii="Wingdings" w:hAnsi="Wingdings" w:hint="default"/>
+        <w:sz w:val="20"/>
+      </w:rPr>
+    </w:lvl>
+    <w:lvl w:ilvl="4" w:tentative="1">
+      <w:start w:val="1"/>
+      <w:numFmt w:val="bullet"/>
+      <w:lvlText w:val=""/>
+      <w:lvlJc w:val="left"/>
+      <w:pPr>
+        <w:tabs>
+          <w:tab w:val="num" w:pos="3600"/>
+        </w:tabs>
+        <w:ind w:left="3600" w:hanging="360"/>
+      </w:pPr>
+      <w:rPr>
+        <w:rFonts w:ascii="Wingdings" w:hAnsi="Wingdings" w:hint="default"/>
+        <w:sz w:val="20"/>
+      </w:rPr>
+    </w:lvl>
+    <w:lvl w:ilvl="5" w:tentative="1">
+      <w:start w:val="1"/>
+      <w:numFmt w:val="bullet"/>
+      <w:lvlText w:val=""/>
+      <w:lvlJc w:val="left"/>
+      <w:pPr>
+        <w:tabs>
+          <w:tab w:val="num" w:pos="4320"/>
+        </w:tabs>
+        <w:ind w:left="4320" w:hanging="360"/>
+      </w:pPr>
+      <w:rPr>
+        <w:rFonts w:ascii="Wingdings" w:hAnsi="Wingdings" w:hint="default"/>
+        <w:sz w:val="20"/>
+      </w:rPr>
+    </w:lvl>
+    <w:lvl w:ilvl="6" w:tentative="1">
+      <w:start w:val="1"/>
+      <w:numFmt w:val="bullet"/>
+      <w:lvlText w:val=""/>
+      <w:lvlJc w:val="left"/>
+      <w:pPr>
+        <w:tabs>
+          <w:tab w:val="num" w:pos="5040"/>
+        </w:tabs>
+        <w:ind w:left="5040" w:hanging="360"/>
+      </w:pPr>
+      <w:rPr>
+        <w:rFonts w:ascii="Wingdings" w:hAnsi="Wingdings" w:hint="default"/>
+        <w:sz w:val="20"/>
+      </w:rPr>
+    </w:lvl>
+    <w:lvl w:ilvl="7" w:tentative="1">
+      <w:start w:val="1"/>
+      <w:numFmt w:val="bullet"/>
+      <w:lvlText w:val=""/>
+      <w:lvlJc w:val="left"/>
+      <w:pPr>
+        <w:tabs>
+          <w:tab w:val="num" w:pos="5760"/>
+        </w:tabs>
+        <w:ind w:left="5760" w:hanging="360"/>
+      </w:pPr>
+      <w:rPr>
+        <w:rFonts w:ascii="Wingdings" w:hAnsi="Wingdings" w:hint="default"/>
+        <w:sz w:val="20"/>
+      </w:rPr>
+    </w:lvl>
+    <w:lvl w:ilvl="8" w:tentative="1">
+      <w:start w:val="1"/>
+      <w:numFmt w:val="bullet"/>
+      <w:lvlText w:val=""/>
+      <w:lvlJc w:val="left"/>
+      <w:pPr>
+        <w:tabs>
+          <w:tab w:val="num" w:pos="6480"/>
+        </w:tabs>
+        <w:ind w:left="6480" w:hanging="360"/>
+      </w:pPr>
+      <w:rPr>
+        <w:rFonts w:ascii="Wingdings" w:hAnsi="Wingdings" w:hint="default"/>
+        <w:sz w:val="20"/>
+      </w:rPr>
+    </w:lvl>
+  </w:abstractNum>
+  <w:abstractNum w:abstractNumId="17" w15:restartNumberingAfterBreak="0">
     <w:nsid w:val="3B185531"/>
     <w:multiLevelType w:val="multilevel"/>
     <w:tmpl w:val="1B62E3BA"/>
@@ -3178,7 +4492,7 @@
       </w:rPr>
     </w:lvl>
   </w:abstractNum>
-  <w:abstractNum w:abstractNumId="10" w15:restartNumberingAfterBreak="0">
+  <w:abstractNum w:abstractNumId="18" w15:restartNumberingAfterBreak="0">
     <w:nsid w:val="3B961FEE"/>
     <w:multiLevelType w:val="multilevel"/>
     <w:tmpl w:val="2E90B992"/>
@@ -3327,7 +4641,156 @@
       </w:rPr>
     </w:lvl>
   </w:abstractNum>
-  <w:abstractNum w:abstractNumId="11" w15:restartNumberingAfterBreak="0">
+  <w:abstractNum w:abstractNumId="19" w15:restartNumberingAfterBreak="0">
+    <w:nsid w:val="3FED2AB3"/>
+    <w:multiLevelType w:val="multilevel"/>
+    <w:tmpl w:val="C64AAEA8"/>
+    <w:lvl w:ilvl="0">
+      <w:start w:val="1"/>
+      <w:numFmt w:val="bullet"/>
+      <w:lvlText w:val=""/>
+      <w:lvlJc w:val="left"/>
+      <w:pPr>
+        <w:tabs>
+          <w:tab w:val="num" w:pos="720"/>
+        </w:tabs>
+        <w:ind w:left="720" w:hanging="360"/>
+      </w:pPr>
+      <w:rPr>
+        <w:rFonts w:ascii="Symbol" w:hAnsi="Symbol" w:hint="default"/>
+        <w:sz w:val="20"/>
+      </w:rPr>
+    </w:lvl>
+    <w:lvl w:ilvl="1" w:tentative="1">
+      <w:start w:val="1"/>
+      <w:numFmt w:val="bullet"/>
+      <w:lvlText w:val="o"/>
+      <w:lvlJc w:val="left"/>
+      <w:pPr>
+        <w:tabs>
+          <w:tab w:val="num" w:pos="1440"/>
+        </w:tabs>
+        <w:ind w:left="1440" w:hanging="360"/>
+      </w:pPr>
+      <w:rPr>
+        <w:rFonts w:ascii="Courier New" w:hAnsi="Courier New" w:hint="default"/>
+        <w:sz w:val="20"/>
+      </w:rPr>
+    </w:lvl>
+    <w:lvl w:ilvl="2" w:tentative="1">
+      <w:start w:val="1"/>
+      <w:numFmt w:val="bullet"/>
+      <w:lvlText w:val=""/>
+      <w:lvlJc w:val="left"/>
+      <w:pPr>
+        <w:tabs>
+          <w:tab w:val="num" w:pos="2160"/>
+        </w:tabs>
+        <w:ind w:left="2160" w:hanging="360"/>
+      </w:pPr>
+      <w:rPr>
+        <w:rFonts w:ascii="Wingdings" w:hAnsi="Wingdings" w:hint="default"/>
+        <w:sz w:val="20"/>
+      </w:rPr>
+    </w:lvl>
+    <w:lvl w:ilvl="3" w:tentative="1">
+      <w:start w:val="1"/>
+      <w:numFmt w:val="bullet"/>
+      <w:lvlText w:val=""/>
+      <w:lvlJc w:val="left"/>
+      <w:pPr>
+        <w:tabs>
+          <w:tab w:val="num" w:pos="2880"/>
+        </w:tabs>
+        <w:ind w:left="2880" w:hanging="360"/>
+      </w:pPr>
+      <w:rPr>
+        <w:rFonts w:ascii="Wingdings" w:hAnsi="Wingdings" w:hint="default"/>
+        <w:sz w:val="20"/>
+      </w:rPr>
+    </w:lvl>
+    <w:lvl w:ilvl="4" w:tentative="1">
+      <w:start w:val="1"/>
+      <w:numFmt w:val="bullet"/>
+      <w:lvlText w:val=""/>
+      <w:lvlJc w:val="left"/>
+      <w:pPr>
+        <w:tabs>
+          <w:tab w:val="num" w:pos="3600"/>
+        </w:tabs>
+        <w:ind w:left="3600" w:hanging="360"/>
+      </w:pPr>
+      <w:rPr>
+        <w:rFonts w:ascii="Wingdings" w:hAnsi="Wingdings" w:hint="default"/>
+        <w:sz w:val="20"/>
+      </w:rPr>
+    </w:lvl>
+    <w:lvl w:ilvl="5" w:tentative="1">
+      <w:start w:val="1"/>
+      <w:numFmt w:val="bullet"/>
+      <w:lvlText w:val=""/>
+      <w:lvlJc w:val="left"/>
+      <w:pPr>
+        <w:tabs>
+          <w:tab w:val="num" w:pos="4320"/>
+        </w:tabs>
+        <w:ind w:left="4320" w:hanging="360"/>
+      </w:pPr>
+      <w:rPr>
+        <w:rFonts w:ascii="Wingdings" w:hAnsi="Wingdings" w:hint="default"/>
+        <w:sz w:val="20"/>
+      </w:rPr>
+    </w:lvl>
+    <w:lvl w:ilvl="6" w:tentative="1">
+      <w:start w:val="1"/>
+      <w:numFmt w:val="bullet"/>
+      <w:lvlText w:val=""/>
+      <w:lvlJc w:val="left"/>
+      <w:pPr>
+        <w:tabs>
+          <w:tab w:val="num" w:pos="5040"/>
+        </w:tabs>
+        <w:ind w:left="5040" w:hanging="360"/>
+      </w:pPr>
+      <w:rPr>
+        <w:rFonts w:ascii="Wingdings" w:hAnsi="Wingdings" w:hint="default"/>
+        <w:sz w:val="20"/>
+      </w:rPr>
+    </w:lvl>
+    <w:lvl w:ilvl="7" w:tentative="1">
+      <w:start w:val="1"/>
+      <w:numFmt w:val="bullet"/>
+      <w:lvlText w:val=""/>
+      <w:lvlJc w:val="left"/>
+      <w:pPr>
+        <w:tabs>
+          <w:tab w:val="num" w:pos="5760"/>
+        </w:tabs>
+        <w:ind w:left="5760" w:hanging="360"/>
+      </w:pPr>
+      <w:rPr>
+        <w:rFonts w:ascii="Wingdings" w:hAnsi="Wingdings" w:hint="default"/>
+        <w:sz w:val="20"/>
+      </w:rPr>
+    </w:lvl>
+    <w:lvl w:ilvl="8" w:tentative="1">
+      <w:start w:val="1"/>
+      <w:numFmt w:val="bullet"/>
+      <w:lvlText w:val=""/>
+      <w:lvlJc w:val="left"/>
+      <w:pPr>
+        <w:tabs>
+          <w:tab w:val="num" w:pos="6480"/>
+        </w:tabs>
+        <w:ind w:left="6480" w:hanging="360"/>
+      </w:pPr>
+      <w:rPr>
+        <w:rFonts w:ascii="Wingdings" w:hAnsi="Wingdings" w:hint="default"/>
+        <w:sz w:val="20"/>
+      </w:rPr>
+    </w:lvl>
+  </w:abstractNum>
+  <w:abstractNum w:abstractNumId="20" w15:restartNumberingAfterBreak="0">
     <w:nsid w:val="44652B53"/>
     <w:multiLevelType w:val="multilevel"/>
     <w:tmpl w:val="883AA952"/>
@@ -3476,7 +4939,305 @@
       </w:rPr>
     </w:lvl>
   </w:abstractNum>
-  <w:abstractNum w:abstractNumId="12" w15:restartNumberingAfterBreak="0">
+  <w:abstractNum w:abstractNumId="21" w15:restartNumberingAfterBreak="0">
+    <w:nsid w:val="44E40EA1"/>
+    <w:multiLevelType w:val="multilevel"/>
+    <w:tmpl w:val="B5B226B6"/>
+    <w:lvl w:ilvl="0">
+      <w:start w:val="1"/>
+      <w:numFmt w:val="bullet"/>
+      <w:lvlText w:val=""/>
+      <w:lvlJc w:val="left"/>
+      <w:pPr>
+        <w:tabs>
+          <w:tab w:val="num" w:pos="720"/>
+        </w:tabs>
+        <w:ind w:left="720" w:hanging="360"/>
+      </w:pPr>
+      <w:rPr>
+        <w:rFonts w:ascii="Symbol" w:hAnsi="Symbol" w:hint="default"/>
+        <w:sz w:val="20"/>
+      </w:rPr>
+    </w:lvl>
+    <w:lvl w:ilvl="1" w:tentative="1">
+      <w:start w:val="1"/>
+      <w:numFmt w:val="bullet"/>
+      <w:lvlText w:val="o"/>
+      <w:lvlJc w:val="left"/>
+      <w:pPr>
+        <w:tabs>
+          <w:tab w:val="num" w:pos="1440"/>
+        </w:tabs>
+        <w:ind w:left="1440" w:hanging="360"/>
+      </w:pPr>
+      <w:rPr>
+        <w:rFonts w:ascii="Courier New" w:hAnsi="Courier New" w:hint="default"/>
+        <w:sz w:val="20"/>
+      </w:rPr>
+    </w:lvl>
+    <w:lvl w:ilvl="2" w:tentative="1">
+      <w:start w:val="1"/>
+      <w:numFmt w:val="bullet"/>
+      <w:lvlText w:val=""/>
+      <w:lvlJc w:val="left"/>
+      <w:pPr>
+        <w:tabs>
+          <w:tab w:val="num" w:pos="2160"/>
+        </w:tabs>
+        <w:ind w:left="2160" w:hanging="360"/>
+      </w:pPr>
+      <w:rPr>
+        <w:rFonts w:ascii="Wingdings" w:hAnsi="Wingdings" w:hint="default"/>
+        <w:sz w:val="20"/>
+      </w:rPr>
+    </w:lvl>
+    <w:lvl w:ilvl="3" w:tentative="1">
+      <w:start w:val="1"/>
+      <w:numFmt w:val="bullet"/>
+      <w:lvlText w:val=""/>
+      <w:lvlJc w:val="left"/>
+      <w:pPr>
+        <w:tabs>
+          <w:tab w:val="num" w:pos="2880"/>
+        </w:tabs>
+        <w:ind w:left="2880" w:hanging="360"/>
+      </w:pPr>
+      <w:rPr>
+        <w:rFonts w:ascii="Wingdings" w:hAnsi="Wingdings" w:hint="default"/>
+        <w:sz w:val="20"/>
+      </w:rPr>
+    </w:lvl>
+    <w:lvl w:ilvl="4" w:tentative="1">
+      <w:start w:val="1"/>
+      <w:numFmt w:val="bullet"/>
+      <w:lvlText w:val=""/>
+      <w:lvlJc w:val="left"/>
+      <w:pPr>
+        <w:tabs>
+          <w:tab w:val="num" w:pos="3600"/>
+        </w:tabs>
+        <w:ind w:left="3600" w:hanging="360"/>
+      </w:pPr>
+      <w:rPr>
+        <w:rFonts w:ascii="Wingdings" w:hAnsi="Wingdings" w:hint="default"/>
+        <w:sz w:val="20"/>
+      </w:rPr>
+    </w:lvl>
+    <w:lvl w:ilvl="5" w:tentative="1">
+      <w:start w:val="1"/>
+      <w:numFmt w:val="bullet"/>
+      <w:lvlText w:val=""/>
+      <w:lvlJc w:val="left"/>
+      <w:pPr>
+        <w:tabs>
+          <w:tab w:val="num" w:pos="4320"/>
+        </w:tabs>
+        <w:ind w:left="4320" w:hanging="360"/>
+      </w:pPr>
+      <w:rPr>
+        <w:rFonts w:ascii="Wingdings" w:hAnsi="Wingdings" w:hint="default"/>
+        <w:sz w:val="20"/>
+      </w:rPr>
+    </w:lvl>
+    <w:lvl w:ilvl="6" w:tentative="1">
+      <w:start w:val="1"/>
+      <w:numFmt w:val="bullet"/>
+      <w:lvlText w:val=""/>
+      <w:lvlJc w:val="left"/>
+      <w:pPr>
+        <w:tabs>
+          <w:tab w:val="num" w:pos="5040"/>
+        </w:tabs>
+        <w:ind w:left="5040" w:hanging="360"/>
+      </w:pPr>
+      <w:rPr>
+        <w:rFonts w:ascii="Wingdings" w:hAnsi="Wingdings" w:hint="default"/>
+        <w:sz w:val="20"/>
+      </w:rPr>
+    </w:lvl>
+    <w:lvl w:ilvl="7" w:tentative="1">
+      <w:start w:val="1"/>
+      <w:numFmt w:val="bullet"/>
+      <w:lvlText w:val=""/>
+      <w:lvlJc w:val="left"/>
+      <w:pPr>
+        <w:tabs>
+          <w:tab w:val="num" w:pos="5760"/>
+        </w:tabs>
+        <w:ind w:left="5760" w:hanging="360"/>
+      </w:pPr>
+      <w:rPr>
+        <w:rFonts w:ascii="Wingdings" w:hAnsi="Wingdings" w:hint="default"/>
+        <w:sz w:val="20"/>
+      </w:rPr>
+    </w:lvl>
+    <w:lvl w:ilvl="8" w:tentative="1">
+      <w:start w:val="1"/>
+      <w:numFmt w:val="bullet"/>
+      <w:lvlText w:val=""/>
+      <w:lvlJc w:val="left"/>
+      <w:pPr>
+        <w:tabs>
+          <w:tab w:val="num" w:pos="6480"/>
+        </w:tabs>
+        <w:ind w:left="6480" w:hanging="360"/>
+      </w:pPr>
+      <w:rPr>
+        <w:rFonts w:ascii="Wingdings" w:hAnsi="Wingdings" w:hint="default"/>
+        <w:sz w:val="20"/>
+      </w:rPr>
+    </w:lvl>
+  </w:abstractNum>
+  <w:abstractNum w:abstractNumId="22" w15:restartNumberingAfterBreak="0">
+    <w:nsid w:val="45FD452A"/>
+    <w:multiLevelType w:val="multilevel"/>
+    <w:tmpl w:val="292E4266"/>
+    <w:lvl w:ilvl="0">
+      <w:start w:val="1"/>
+      <w:numFmt w:val="bullet"/>
+      <w:lvlText w:val=""/>
+      <w:lvlJc w:val="left"/>
+      <w:pPr>
+        <w:tabs>
+          <w:tab w:val="num" w:pos="720"/>
+        </w:tabs>
+        <w:ind w:left="720" w:hanging="360"/>
+      </w:pPr>
+      <w:rPr>
+        <w:rFonts w:ascii="Symbol" w:hAnsi="Symbol" w:hint="default"/>
+        <w:sz w:val="20"/>
+      </w:rPr>
+    </w:lvl>
+    <w:lvl w:ilvl="1" w:tentative="1">
+      <w:start w:val="1"/>
+      <w:numFmt w:val="bullet"/>
+      <w:lvlText w:val="o"/>
+      <w:lvlJc w:val="left"/>
+      <w:pPr>
+        <w:tabs>
+          <w:tab w:val="num" w:pos="1440"/>
+        </w:tabs>
+        <w:ind w:left="1440" w:hanging="360"/>
+      </w:pPr>
+      <w:rPr>
+        <w:rFonts w:ascii="Courier New" w:hAnsi="Courier New" w:hint="default"/>
+        <w:sz w:val="20"/>
+      </w:rPr>
+    </w:lvl>
+    <w:lvl w:ilvl="2" w:tentative="1">
+      <w:start w:val="1"/>
+      <w:numFmt w:val="bullet"/>
+      <w:lvlText w:val=""/>
+      <w:lvlJc w:val="left"/>
+      <w:pPr>
+        <w:tabs>
+          <w:tab w:val="num" w:pos="2160"/>
+        </w:tabs>
+        <w:ind w:left="2160" w:hanging="360"/>
+      </w:pPr>
+      <w:rPr>
+        <w:rFonts w:ascii="Wingdings" w:hAnsi="Wingdings" w:hint="default"/>
+        <w:sz w:val="20"/>
+      </w:rPr>
+    </w:lvl>
+    <w:lvl w:ilvl="3" w:tentative="1">
+      <w:start w:val="1"/>
+      <w:numFmt w:val="bullet"/>
+      <w:lvlText w:val=""/>
+      <w:lvlJc w:val="left"/>
+      <w:pPr>
+        <w:tabs>
+          <w:tab w:val="num" w:pos="2880"/>
+        </w:tabs>
+        <w:ind w:left="2880" w:hanging="360"/>
+      </w:pPr>
+      <w:rPr>
+        <w:rFonts w:ascii="Wingdings" w:hAnsi="Wingdings" w:hint="default"/>
+        <w:sz w:val="20"/>
+      </w:rPr>
+    </w:lvl>
+    <w:lvl w:ilvl="4" w:tentative="1">
+      <w:start w:val="1"/>
+      <w:numFmt w:val="bullet"/>
+      <w:lvlText w:val=""/>
+      <w:lvlJc w:val="left"/>
+      <w:pPr>
+        <w:tabs>
+          <w:tab w:val="num" w:pos="3600"/>
+        </w:tabs>
+        <w:ind w:left="3600" w:hanging="360"/>
+      </w:pPr>
+      <w:rPr>
+        <w:rFonts w:ascii="Wingdings" w:hAnsi="Wingdings" w:hint="default"/>
+        <w:sz w:val="20"/>
+      </w:rPr>
+    </w:lvl>
+    <w:lvl w:ilvl="5" w:tentative="1">
+      <w:start w:val="1"/>
+      <w:numFmt w:val="bullet"/>
+      <w:lvlText w:val=""/>
+      <w:lvlJc w:val="left"/>
+      <w:pPr>
+        <w:tabs>
+          <w:tab w:val="num" w:pos="4320"/>
+        </w:tabs>
+        <w:ind w:left="4320" w:hanging="360"/>
+      </w:pPr>
+      <w:rPr>
+        <w:rFonts w:ascii="Wingdings" w:hAnsi="Wingdings" w:hint="default"/>
+        <w:sz w:val="20"/>
+      </w:rPr>
+    </w:lvl>
+    <w:lvl w:ilvl="6" w:tentative="1">
+      <w:start w:val="1"/>
+      <w:numFmt w:val="bullet"/>
+      <w:lvlText w:val=""/>
+      <w:lvlJc w:val="left"/>
+      <w:pPr>
+        <w:tabs>
+          <w:tab w:val="num" w:pos="5040"/>
+        </w:tabs>
+        <w:ind w:left="5040" w:hanging="360"/>
+      </w:pPr>
+      <w:rPr>
+        <w:rFonts w:ascii="Wingdings" w:hAnsi="Wingdings" w:hint="default"/>
+        <w:sz w:val="20"/>
+      </w:rPr>
+    </w:lvl>
+    <w:lvl w:ilvl="7" w:tentative="1">
+      <w:start w:val="1"/>
+      <w:numFmt w:val="bullet"/>
+      <w:lvlText w:val=""/>
+      <w:lvlJc w:val="left"/>
+      <w:pPr>
+        <w:tabs>
+          <w:tab w:val="num" w:pos="5760"/>
+        </w:tabs>
+        <w:ind w:left="5760" w:hanging="360"/>
+      </w:pPr>
+      <w:rPr>
+        <w:rFonts w:ascii="Wingdings" w:hAnsi="Wingdings" w:hint="default"/>
+        <w:sz w:val="20"/>
+      </w:rPr>
+    </w:lvl>
+    <w:lvl w:ilvl="8" w:tentative="1">
+      <w:start w:val="1"/>
+      <w:numFmt w:val="bullet"/>
+      <w:lvlText w:val=""/>
+      <w:lvlJc w:val="left"/>
+      <w:pPr>
+        <w:tabs>
+          <w:tab w:val="num" w:pos="6480"/>
+        </w:tabs>
+        <w:ind w:left="6480" w:hanging="360"/>
+      </w:pPr>
+      <w:rPr>
+        <w:rFonts w:ascii="Wingdings" w:hAnsi="Wingdings" w:hint="default"/>
+        <w:sz w:val="20"/>
+      </w:rPr>
+    </w:lvl>
+  </w:abstractNum>
+  <w:abstractNum w:abstractNumId="23" w15:restartNumberingAfterBreak="0">
     <w:nsid w:val="478218E3"/>
     <w:multiLevelType w:val="multilevel"/>
     <w:tmpl w:val="FFE46F4A"/>
@@ -3625,7 +5386,454 @@
       </w:rPr>
     </w:lvl>
   </w:abstractNum>
-  <w:abstractNum w:abstractNumId="13" w15:restartNumberingAfterBreak="0">
+  <w:abstractNum w:abstractNumId="24" w15:restartNumberingAfterBreak="0">
+    <w:nsid w:val="4C54051C"/>
+    <w:multiLevelType w:val="multilevel"/>
+    <w:tmpl w:val="85F80054"/>
+    <w:lvl w:ilvl="0">
+      <w:start w:val="1"/>
+      <w:numFmt w:val="bullet"/>
+      <w:lvlText w:val=""/>
+      <w:lvlJc w:val="left"/>
+      <w:pPr>
+        <w:tabs>
+          <w:tab w:val="num" w:pos="720"/>
+        </w:tabs>
+        <w:ind w:left="720" w:hanging="360"/>
+      </w:pPr>
+      <w:rPr>
+        <w:rFonts w:ascii="Symbol" w:hAnsi="Symbol" w:hint="default"/>
+        <w:sz w:val="20"/>
+      </w:rPr>
+    </w:lvl>
+    <w:lvl w:ilvl="1" w:tentative="1">
+      <w:start w:val="1"/>
+      <w:numFmt w:val="bullet"/>
+      <w:lvlText w:val="o"/>
+      <w:lvlJc w:val="left"/>
+      <w:pPr>
+        <w:tabs>
+          <w:tab w:val="num" w:pos="1440"/>
+        </w:tabs>
+        <w:ind w:left="1440" w:hanging="360"/>
+      </w:pPr>
+      <w:rPr>
+        <w:rFonts w:ascii="Courier New" w:hAnsi="Courier New" w:hint="default"/>
+        <w:sz w:val="20"/>
+      </w:rPr>
+    </w:lvl>
+    <w:lvl w:ilvl="2" w:tentative="1">
+      <w:start w:val="1"/>
+      <w:numFmt w:val="bullet"/>
+      <w:lvlText w:val=""/>
+      <w:lvlJc w:val="left"/>
+      <w:pPr>
+        <w:tabs>
+          <w:tab w:val="num" w:pos="2160"/>
+        </w:tabs>
+        <w:ind w:left="2160" w:hanging="360"/>
+      </w:pPr>
+      <w:rPr>
+        <w:rFonts w:ascii="Wingdings" w:hAnsi="Wingdings" w:hint="default"/>
+        <w:sz w:val="20"/>
+      </w:rPr>
+    </w:lvl>
+    <w:lvl w:ilvl="3" w:tentative="1">
+      <w:start w:val="1"/>
+      <w:numFmt w:val="bullet"/>
+      <w:lvlText w:val=""/>
+      <w:lvlJc w:val="left"/>
+      <w:pPr>
+        <w:tabs>
+          <w:tab w:val="num" w:pos="2880"/>
+        </w:tabs>
+        <w:ind w:left="2880" w:hanging="360"/>
+      </w:pPr>
+      <w:rPr>
+        <w:rFonts w:ascii="Wingdings" w:hAnsi="Wingdings" w:hint="default"/>
+        <w:sz w:val="20"/>
+      </w:rPr>
+    </w:lvl>
+    <w:lvl w:ilvl="4" w:tentative="1">
+      <w:start w:val="1"/>
+      <w:numFmt w:val="bullet"/>
+      <w:lvlText w:val=""/>
+      <w:lvlJc w:val="left"/>
+      <w:pPr>
+        <w:tabs>
+          <w:tab w:val="num" w:pos="3600"/>
+        </w:tabs>
+        <w:ind w:left="3600" w:hanging="360"/>
+      </w:pPr>
+      <w:rPr>
+        <w:rFonts w:ascii="Wingdings" w:hAnsi="Wingdings" w:hint="default"/>
+        <w:sz w:val="20"/>
+      </w:rPr>
+    </w:lvl>
+    <w:lvl w:ilvl="5" w:tentative="1">
+      <w:start w:val="1"/>
+      <w:numFmt w:val="bullet"/>
+      <w:lvlText w:val=""/>
+      <w:lvlJc w:val="left"/>
+      <w:pPr>
+        <w:tabs>
+          <w:tab w:val="num" w:pos="4320"/>
+        </w:tabs>
+        <w:ind w:left="4320" w:hanging="360"/>
+      </w:pPr>
+      <w:rPr>
+        <w:rFonts w:ascii="Wingdings" w:hAnsi="Wingdings" w:hint="default"/>
+        <w:sz w:val="20"/>
+      </w:rPr>
+    </w:lvl>
+    <w:lvl w:ilvl="6" w:tentative="1">
+      <w:start w:val="1"/>
+      <w:numFmt w:val="bullet"/>
+      <w:lvlText w:val=""/>
+      <w:lvlJc w:val="left"/>
+      <w:pPr>
+        <w:tabs>
+          <w:tab w:val="num" w:pos="5040"/>
+        </w:tabs>
+        <w:ind w:left="5040" w:hanging="360"/>
+      </w:pPr>
+      <w:rPr>
+        <w:rFonts w:ascii="Wingdings" w:hAnsi="Wingdings" w:hint="default"/>
+        <w:sz w:val="20"/>
+      </w:rPr>
+    </w:lvl>
+    <w:lvl w:ilvl="7" w:tentative="1">
+      <w:start w:val="1"/>
+      <w:numFmt w:val="bullet"/>
+      <w:lvlText w:val=""/>
+      <w:lvlJc w:val="left"/>
+      <w:pPr>
+        <w:tabs>
+          <w:tab w:val="num" w:pos="5760"/>
+        </w:tabs>
+        <w:ind w:left="5760" w:hanging="360"/>
+      </w:pPr>
+      <w:rPr>
+        <w:rFonts w:ascii="Wingdings" w:hAnsi="Wingdings" w:hint="default"/>
+        <w:sz w:val="20"/>
+      </w:rPr>
+    </w:lvl>
+    <w:lvl w:ilvl="8" w:tentative="1">
+      <w:start w:val="1"/>
+      <w:numFmt w:val="bullet"/>
+      <w:lvlText w:val=""/>
+      <w:lvlJc w:val="left"/>
+      <w:pPr>
+        <w:tabs>
+          <w:tab w:val="num" w:pos="6480"/>
+        </w:tabs>
+        <w:ind w:left="6480" w:hanging="360"/>
+      </w:pPr>
+      <w:rPr>
+        <w:rFonts w:ascii="Wingdings" w:hAnsi="Wingdings" w:hint="default"/>
+        <w:sz w:val="20"/>
+      </w:rPr>
+    </w:lvl>
+  </w:abstractNum>
+  <w:abstractNum w:abstractNumId="25" w15:restartNumberingAfterBreak="0">
+    <w:nsid w:val="50301A6A"/>
+    <w:multiLevelType w:val="multilevel"/>
+    <w:tmpl w:val="124897E8"/>
+    <w:lvl w:ilvl="0">
+      <w:start w:val="1"/>
+      <w:numFmt w:val="bullet"/>
+      <w:lvlText w:val=""/>
+      <w:lvlJc w:val="left"/>
+      <w:pPr>
+        <w:tabs>
+          <w:tab w:val="num" w:pos="720"/>
+        </w:tabs>
+        <w:ind w:left="720" w:hanging="360"/>
+      </w:pPr>
+      <w:rPr>
+        <w:rFonts w:ascii="Symbol" w:hAnsi="Symbol" w:hint="default"/>
+        <w:sz w:val="20"/>
+      </w:rPr>
+    </w:lvl>
+    <w:lvl w:ilvl="1" w:tentative="1">
+      <w:start w:val="1"/>
+      <w:numFmt w:val="bullet"/>
+      <w:lvlText w:val="o"/>
+      <w:lvlJc w:val="left"/>
+      <w:pPr>
+        <w:tabs>
+          <w:tab w:val="num" w:pos="1440"/>
+        </w:tabs>
+        <w:ind w:left="1440" w:hanging="360"/>
+      </w:pPr>
+      <w:rPr>
+        <w:rFonts w:ascii="Courier New" w:hAnsi="Courier New" w:hint="default"/>
+        <w:sz w:val="20"/>
+      </w:rPr>
+    </w:lvl>
+    <w:lvl w:ilvl="2" w:tentative="1">
+      <w:start w:val="1"/>
+      <w:numFmt w:val="bullet"/>
+      <w:lvlText w:val=""/>
+      <w:lvlJc w:val="left"/>
+      <w:pPr>
+        <w:tabs>
+          <w:tab w:val="num" w:pos="2160"/>
+        </w:tabs>
+        <w:ind w:left="2160" w:hanging="360"/>
+      </w:pPr>
+      <w:rPr>
+        <w:rFonts w:ascii="Wingdings" w:hAnsi="Wingdings" w:hint="default"/>
+        <w:sz w:val="20"/>
+      </w:rPr>
+    </w:lvl>
+    <w:lvl w:ilvl="3" w:tentative="1">
+      <w:start w:val="1"/>
+      <w:numFmt w:val="bullet"/>
+      <w:lvlText w:val=""/>
+      <w:lvlJc w:val="left"/>
+      <w:pPr>
+        <w:tabs>
+          <w:tab w:val="num" w:pos="2880"/>
+        </w:tabs>
+        <w:ind w:left="2880" w:hanging="360"/>
+      </w:pPr>
+      <w:rPr>
+        <w:rFonts w:ascii="Wingdings" w:hAnsi="Wingdings" w:hint="default"/>
+        <w:sz w:val="20"/>
+      </w:rPr>
+    </w:lvl>
+    <w:lvl w:ilvl="4" w:tentative="1">
+      <w:start w:val="1"/>
+      <w:numFmt w:val="bullet"/>
+      <w:lvlText w:val=""/>
+      <w:lvlJc w:val="left"/>
+      <w:pPr>
+        <w:tabs>
+          <w:tab w:val="num" w:pos="3600"/>
+        </w:tabs>
+        <w:ind w:left="3600" w:hanging="360"/>
+      </w:pPr>
+      <w:rPr>
+        <w:rFonts w:ascii="Wingdings" w:hAnsi="Wingdings" w:hint="default"/>
+        <w:sz w:val="20"/>
+      </w:rPr>
+    </w:lvl>
+    <w:lvl w:ilvl="5" w:tentative="1">
+      <w:start w:val="1"/>
+      <w:numFmt w:val="bullet"/>
+      <w:lvlText w:val=""/>
+      <w:lvlJc w:val="left"/>
+      <w:pPr>
+        <w:tabs>
+          <w:tab w:val="num" w:pos="4320"/>
+        </w:tabs>
+        <w:ind w:left="4320" w:hanging="360"/>
+      </w:pPr>
+      <w:rPr>
+        <w:rFonts w:ascii="Wingdings" w:hAnsi="Wingdings" w:hint="default"/>
+        <w:sz w:val="20"/>
+      </w:rPr>
+    </w:lvl>
+    <w:lvl w:ilvl="6" w:tentative="1">
+      <w:start w:val="1"/>
+      <w:numFmt w:val="bullet"/>
+      <w:lvlText w:val=""/>
+      <w:lvlJc w:val="left"/>
+      <w:pPr>
+        <w:tabs>
+          <w:tab w:val="num" w:pos="5040"/>
+        </w:tabs>
+        <w:ind w:left="5040" w:hanging="360"/>
+      </w:pPr>
+      <w:rPr>
+        <w:rFonts w:ascii="Wingdings" w:hAnsi="Wingdings" w:hint="default"/>
+        <w:sz w:val="20"/>
+      </w:rPr>
+    </w:lvl>
+    <w:lvl w:ilvl="7" w:tentative="1">
+      <w:start w:val="1"/>
+      <w:numFmt w:val="bullet"/>
+      <w:lvlText w:val=""/>
+      <w:lvlJc w:val="left"/>
+      <w:pPr>
+        <w:tabs>
+          <w:tab w:val="num" w:pos="5760"/>
+        </w:tabs>
+        <w:ind w:left="5760" w:hanging="360"/>
+      </w:pPr>
+      <w:rPr>
+        <w:rFonts w:ascii="Wingdings" w:hAnsi="Wingdings" w:hint="default"/>
+        <w:sz w:val="20"/>
+      </w:rPr>
+    </w:lvl>
+    <w:lvl w:ilvl="8" w:tentative="1">
+      <w:start w:val="1"/>
+      <w:numFmt w:val="bullet"/>
+      <w:lvlText w:val=""/>
+      <w:lvlJc w:val="left"/>
+      <w:pPr>
+        <w:tabs>
+          <w:tab w:val="num" w:pos="6480"/>
+        </w:tabs>
+        <w:ind w:left="6480" w:hanging="360"/>
+      </w:pPr>
+      <w:rPr>
+        <w:rFonts w:ascii="Wingdings" w:hAnsi="Wingdings" w:hint="default"/>
+        <w:sz w:val="20"/>
+      </w:rPr>
+    </w:lvl>
+  </w:abstractNum>
+  <w:abstractNum w:abstractNumId="26" w15:restartNumberingAfterBreak="0">
+    <w:nsid w:val="510326F7"/>
+    <w:multiLevelType w:val="multilevel"/>
+    <w:tmpl w:val="17DCCDAC"/>
+    <w:lvl w:ilvl="0">
+      <w:start w:val="1"/>
+      <w:numFmt w:val="bullet"/>
+      <w:lvlText w:val=""/>
+      <w:lvlJc w:val="left"/>
+      <w:pPr>
+        <w:tabs>
+          <w:tab w:val="num" w:pos="720"/>
+        </w:tabs>
+        <w:ind w:left="720" w:hanging="360"/>
+      </w:pPr>
+      <w:rPr>
+        <w:rFonts w:ascii="Symbol" w:hAnsi="Symbol" w:hint="default"/>
+        <w:sz w:val="20"/>
+      </w:rPr>
+    </w:lvl>
+    <w:lvl w:ilvl="1" w:tentative="1">
+      <w:start w:val="1"/>
+      <w:numFmt w:val="bullet"/>
+      <w:lvlText w:val="o"/>
+      <w:lvlJc w:val="left"/>
+      <w:pPr>
+        <w:tabs>
+          <w:tab w:val="num" w:pos="1440"/>
+        </w:tabs>
+        <w:ind w:left="1440" w:hanging="360"/>
+      </w:pPr>
+      <w:rPr>
+        <w:rFonts w:ascii="Courier New" w:hAnsi="Courier New" w:hint="default"/>
+        <w:sz w:val="20"/>
+      </w:rPr>
+    </w:lvl>
+    <w:lvl w:ilvl="2" w:tentative="1">
+      <w:start w:val="1"/>
+      <w:numFmt w:val="bullet"/>
+      <w:lvlText w:val=""/>
+      <w:lvlJc w:val="left"/>
+      <w:pPr>
+        <w:tabs>
+          <w:tab w:val="num" w:pos="2160"/>
+        </w:tabs>
+        <w:ind w:left="2160" w:hanging="360"/>
+      </w:pPr>
+      <w:rPr>
+        <w:rFonts w:ascii="Wingdings" w:hAnsi="Wingdings" w:hint="default"/>
+        <w:sz w:val="20"/>
+      </w:rPr>
+    </w:lvl>
+    <w:lvl w:ilvl="3" w:tentative="1">
+      <w:start w:val="1"/>
+      <w:numFmt w:val="bullet"/>
+      <w:lvlText w:val=""/>
+      <w:lvlJc w:val="left"/>
+      <w:pPr>
+        <w:tabs>
+          <w:tab w:val="num" w:pos="2880"/>
+        </w:tabs>
+        <w:ind w:left="2880" w:hanging="360"/>
+      </w:pPr>
+      <w:rPr>
+        <w:rFonts w:ascii="Wingdings" w:hAnsi="Wingdings" w:hint="default"/>
+        <w:sz w:val="20"/>
+      </w:rPr>
+    </w:lvl>
+    <w:lvl w:ilvl="4" w:tentative="1">
+      <w:start w:val="1"/>
+      <w:numFmt w:val="bullet"/>
+      <w:lvlText w:val=""/>
+      <w:lvlJc w:val="left"/>
+      <w:pPr>
+        <w:tabs>
+          <w:tab w:val="num" w:pos="3600"/>
+        </w:tabs>
+        <w:ind w:left="3600" w:hanging="360"/>
+      </w:pPr>
+      <w:rPr>
+        <w:rFonts w:ascii="Wingdings" w:hAnsi="Wingdings" w:hint="default"/>
+        <w:sz w:val="20"/>
+      </w:rPr>
+    </w:lvl>
+    <w:lvl w:ilvl="5" w:tentative="1">
+      <w:start w:val="1"/>
+      <w:numFmt w:val="bullet"/>
+      <w:lvlText w:val=""/>
+      <w:lvlJc w:val="left"/>
+      <w:pPr>
+        <w:tabs>
+          <w:tab w:val="num" w:pos="4320"/>
+        </w:tabs>
+        <w:ind w:left="4320" w:hanging="360"/>
+      </w:pPr>
+      <w:rPr>
+        <w:rFonts w:ascii="Wingdings" w:hAnsi="Wingdings" w:hint="default"/>
+        <w:sz w:val="20"/>
+      </w:rPr>
+    </w:lvl>
+    <w:lvl w:ilvl="6" w:tentative="1">
+      <w:start w:val="1"/>
+      <w:numFmt w:val="bullet"/>
+      <w:lvlText w:val=""/>
+      <w:lvlJc w:val="left"/>
+      <w:pPr>
+        <w:tabs>
+          <w:tab w:val="num" w:pos="5040"/>
+        </w:tabs>
+        <w:ind w:left="5040" w:hanging="360"/>
+      </w:pPr>
+      <w:rPr>
+        <w:rFonts w:ascii="Wingdings" w:hAnsi="Wingdings" w:hint="default"/>
+        <w:sz w:val="20"/>
+      </w:rPr>
+    </w:lvl>
+    <w:lvl w:ilvl="7" w:tentative="1">
+      <w:start w:val="1"/>
+      <w:numFmt w:val="bullet"/>
+      <w:lvlText w:val=""/>
+      <w:lvlJc w:val="left"/>
+      <w:pPr>
+        <w:tabs>
+          <w:tab w:val="num" w:pos="5760"/>
+        </w:tabs>
+        <w:ind w:left="5760" w:hanging="360"/>
+      </w:pPr>
+      <w:rPr>
+        <w:rFonts w:ascii="Wingdings" w:hAnsi="Wingdings" w:hint="default"/>
+        <w:sz w:val="20"/>
+      </w:rPr>
+    </w:lvl>
+    <w:lvl w:ilvl="8" w:tentative="1">
+      <w:start w:val="1"/>
+      <w:numFmt w:val="bullet"/>
+      <w:lvlText w:val=""/>
+      <w:lvlJc w:val="left"/>
+      <w:pPr>
+        <w:tabs>
+          <w:tab w:val="num" w:pos="6480"/>
+        </w:tabs>
+        <w:ind w:left="6480" w:hanging="360"/>
+      </w:pPr>
+      <w:rPr>
+        <w:rFonts w:ascii="Wingdings" w:hAnsi="Wingdings" w:hint="default"/>
+        <w:sz w:val="20"/>
+      </w:rPr>
+    </w:lvl>
+  </w:abstractNum>
+  <w:abstractNum w:abstractNumId="27" w15:restartNumberingAfterBreak="0">
     <w:nsid w:val="537A3773"/>
     <w:multiLevelType w:val="hybridMultilevel"/>
     <w:tmpl w:val="934C4DC0"/>
@@ -3741,7 +5949,603 @@
       </w:pPr>
     </w:lvl>
   </w:abstractNum>
-  <w:abstractNum w:abstractNumId="14" w15:restartNumberingAfterBreak="0">
+  <w:abstractNum w:abstractNumId="28" w15:restartNumberingAfterBreak="0">
+    <w:nsid w:val="53CD290A"/>
+    <w:multiLevelType w:val="multilevel"/>
+    <w:tmpl w:val="2CE008A8"/>
+    <w:lvl w:ilvl="0">
+      <w:start w:val="1"/>
+      <w:numFmt w:val="bullet"/>
+      <w:lvlText w:val=""/>
+      <w:lvlJc w:val="left"/>
+      <w:pPr>
+        <w:tabs>
+          <w:tab w:val="num" w:pos="720"/>
+        </w:tabs>
+        <w:ind w:left="720" w:hanging="360"/>
+      </w:pPr>
+      <w:rPr>
+        <w:rFonts w:ascii="Symbol" w:hAnsi="Symbol" w:hint="default"/>
+        <w:sz w:val="20"/>
+      </w:rPr>
+    </w:lvl>
+    <w:lvl w:ilvl="1" w:tentative="1">
+      <w:start w:val="1"/>
+      <w:numFmt w:val="bullet"/>
+      <w:lvlText w:val="o"/>
+      <w:lvlJc w:val="left"/>
+      <w:pPr>
+        <w:tabs>
+          <w:tab w:val="num" w:pos="1440"/>
+        </w:tabs>
+        <w:ind w:left="1440" w:hanging="360"/>
+      </w:pPr>
+      <w:rPr>
+        <w:rFonts w:ascii="Courier New" w:hAnsi="Courier New" w:hint="default"/>
+        <w:sz w:val="20"/>
+      </w:rPr>
+    </w:lvl>
+    <w:lvl w:ilvl="2" w:tentative="1">
+      <w:start w:val="1"/>
+      <w:numFmt w:val="bullet"/>
+      <w:lvlText w:val=""/>
+      <w:lvlJc w:val="left"/>
+      <w:pPr>
+        <w:tabs>
+          <w:tab w:val="num" w:pos="2160"/>
+        </w:tabs>
+        <w:ind w:left="2160" w:hanging="360"/>
+      </w:pPr>
+      <w:rPr>
+        <w:rFonts w:ascii="Wingdings" w:hAnsi="Wingdings" w:hint="default"/>
+        <w:sz w:val="20"/>
+      </w:rPr>
+    </w:lvl>
+    <w:lvl w:ilvl="3" w:tentative="1">
+      <w:start w:val="1"/>
+      <w:numFmt w:val="bullet"/>
+      <w:lvlText w:val=""/>
+      <w:lvlJc w:val="left"/>
+      <w:pPr>
+        <w:tabs>
+          <w:tab w:val="num" w:pos="2880"/>
+        </w:tabs>
+        <w:ind w:left="2880" w:hanging="360"/>
+      </w:pPr>
+      <w:rPr>
+        <w:rFonts w:ascii="Wingdings" w:hAnsi="Wingdings" w:hint="default"/>
+        <w:sz w:val="20"/>
+      </w:rPr>
+    </w:lvl>
+    <w:lvl w:ilvl="4" w:tentative="1">
+      <w:start w:val="1"/>
+      <w:numFmt w:val="bullet"/>
+      <w:lvlText w:val=""/>
+      <w:lvlJc w:val="left"/>
+      <w:pPr>
+        <w:tabs>
+          <w:tab w:val="num" w:pos="3600"/>
+        </w:tabs>
+        <w:ind w:left="3600" w:hanging="360"/>
+      </w:pPr>
+      <w:rPr>
+        <w:rFonts w:ascii="Wingdings" w:hAnsi="Wingdings" w:hint="default"/>
+        <w:sz w:val="20"/>
+      </w:rPr>
+    </w:lvl>
+    <w:lvl w:ilvl="5" w:tentative="1">
+      <w:start w:val="1"/>
+      <w:numFmt w:val="bullet"/>
+      <w:lvlText w:val=""/>
+      <w:lvlJc w:val="left"/>
+      <w:pPr>
+        <w:tabs>
+          <w:tab w:val="num" w:pos="4320"/>
+        </w:tabs>
+        <w:ind w:left="4320" w:hanging="360"/>
+      </w:pPr>
+      <w:rPr>
+        <w:rFonts w:ascii="Wingdings" w:hAnsi="Wingdings" w:hint="default"/>
+        <w:sz w:val="20"/>
+      </w:rPr>
+    </w:lvl>
+    <w:lvl w:ilvl="6" w:tentative="1">
+      <w:start w:val="1"/>
+      <w:numFmt w:val="bullet"/>
+      <w:lvlText w:val=""/>
+      <w:lvlJc w:val="left"/>
+      <w:pPr>
+        <w:tabs>
+          <w:tab w:val="num" w:pos="5040"/>
+        </w:tabs>
+        <w:ind w:left="5040" w:hanging="360"/>
+      </w:pPr>
+      <w:rPr>
+        <w:rFonts w:ascii="Wingdings" w:hAnsi="Wingdings" w:hint="default"/>
+        <w:sz w:val="20"/>
+      </w:rPr>
+    </w:lvl>
+    <w:lvl w:ilvl="7" w:tentative="1">
+      <w:start w:val="1"/>
+      <w:numFmt w:val="bullet"/>
+      <w:lvlText w:val=""/>
+      <w:lvlJc w:val="left"/>
+      <w:pPr>
+        <w:tabs>
+          <w:tab w:val="num" w:pos="5760"/>
+        </w:tabs>
+        <w:ind w:left="5760" w:hanging="360"/>
+      </w:pPr>
+      <w:rPr>
+        <w:rFonts w:ascii="Wingdings" w:hAnsi="Wingdings" w:hint="default"/>
+        <w:sz w:val="20"/>
+      </w:rPr>
+    </w:lvl>
+    <w:lvl w:ilvl="8" w:tentative="1">
+      <w:start w:val="1"/>
+      <w:numFmt w:val="bullet"/>
+      <w:lvlText w:val=""/>
+      <w:lvlJc w:val="left"/>
+      <w:pPr>
+        <w:tabs>
+          <w:tab w:val="num" w:pos="6480"/>
+        </w:tabs>
+        <w:ind w:left="6480" w:hanging="360"/>
+      </w:pPr>
+      <w:rPr>
+        <w:rFonts w:ascii="Wingdings" w:hAnsi="Wingdings" w:hint="default"/>
+        <w:sz w:val="20"/>
+      </w:rPr>
+    </w:lvl>
+  </w:abstractNum>
+  <w:abstractNum w:abstractNumId="29" w15:restartNumberingAfterBreak="0">
+    <w:nsid w:val="546328A0"/>
+    <w:multiLevelType w:val="multilevel"/>
+    <w:tmpl w:val="9762F416"/>
+    <w:lvl w:ilvl="0">
+      <w:start w:val="1"/>
+      <w:numFmt w:val="bullet"/>
+      <w:lvlText w:val=""/>
+      <w:lvlJc w:val="left"/>
+      <w:pPr>
+        <w:tabs>
+          <w:tab w:val="num" w:pos="720"/>
+        </w:tabs>
+        <w:ind w:left="720" w:hanging="360"/>
+      </w:pPr>
+      <w:rPr>
+        <w:rFonts w:ascii="Symbol" w:hAnsi="Symbol" w:hint="default"/>
+        <w:sz w:val="20"/>
+      </w:rPr>
+    </w:lvl>
+    <w:lvl w:ilvl="1" w:tentative="1">
+      <w:start w:val="1"/>
+      <w:numFmt w:val="bullet"/>
+      <w:lvlText w:val="o"/>
+      <w:lvlJc w:val="left"/>
+      <w:pPr>
+        <w:tabs>
+          <w:tab w:val="num" w:pos="1440"/>
+        </w:tabs>
+        <w:ind w:left="1440" w:hanging="360"/>
+      </w:pPr>
+      <w:rPr>
+        <w:rFonts w:ascii="Courier New" w:hAnsi="Courier New" w:hint="default"/>
+        <w:sz w:val="20"/>
+      </w:rPr>
+    </w:lvl>
+    <w:lvl w:ilvl="2" w:tentative="1">
+      <w:start w:val="1"/>
+      <w:numFmt w:val="bullet"/>
+      <w:lvlText w:val=""/>
+      <w:lvlJc w:val="left"/>
+      <w:pPr>
+        <w:tabs>
+          <w:tab w:val="num" w:pos="2160"/>
+        </w:tabs>
+        <w:ind w:left="2160" w:hanging="360"/>
+      </w:pPr>
+      <w:rPr>
+        <w:rFonts w:ascii="Wingdings" w:hAnsi="Wingdings" w:hint="default"/>
+        <w:sz w:val="20"/>
+      </w:rPr>
+    </w:lvl>
+    <w:lvl w:ilvl="3" w:tentative="1">
+      <w:start w:val="1"/>
+      <w:numFmt w:val="bullet"/>
+      <w:lvlText w:val=""/>
+      <w:lvlJc w:val="left"/>
+      <w:pPr>
+        <w:tabs>
+          <w:tab w:val="num" w:pos="2880"/>
+        </w:tabs>
+        <w:ind w:left="2880" w:hanging="360"/>
+      </w:pPr>
+      <w:rPr>
+        <w:rFonts w:ascii="Wingdings" w:hAnsi="Wingdings" w:hint="default"/>
+        <w:sz w:val="20"/>
+      </w:rPr>
+    </w:lvl>
+    <w:lvl w:ilvl="4" w:tentative="1">
+      <w:start w:val="1"/>
+      <w:numFmt w:val="bullet"/>
+      <w:lvlText w:val=""/>
+      <w:lvlJc w:val="left"/>
+      <w:pPr>
+        <w:tabs>
+          <w:tab w:val="num" w:pos="3600"/>
+        </w:tabs>
+        <w:ind w:left="3600" w:hanging="360"/>
+      </w:pPr>
+      <w:rPr>
+        <w:rFonts w:ascii="Wingdings" w:hAnsi="Wingdings" w:hint="default"/>
+        <w:sz w:val="20"/>
+      </w:rPr>
+    </w:lvl>
+    <w:lvl w:ilvl="5" w:tentative="1">
+      <w:start w:val="1"/>
+      <w:numFmt w:val="bullet"/>
+      <w:lvlText w:val=""/>
+      <w:lvlJc w:val="left"/>
+      <w:pPr>
+        <w:tabs>
+          <w:tab w:val="num" w:pos="4320"/>
+        </w:tabs>
+        <w:ind w:left="4320" w:hanging="360"/>
+      </w:pPr>
+      <w:rPr>
+        <w:rFonts w:ascii="Wingdings" w:hAnsi="Wingdings" w:hint="default"/>
+        <w:sz w:val="20"/>
+      </w:rPr>
+    </w:lvl>
+    <w:lvl w:ilvl="6" w:tentative="1">
+      <w:start w:val="1"/>
+      <w:numFmt w:val="bullet"/>
+      <w:lvlText w:val=""/>
+      <w:lvlJc w:val="left"/>
+      <w:pPr>
+        <w:tabs>
+          <w:tab w:val="num" w:pos="5040"/>
+        </w:tabs>
+        <w:ind w:left="5040" w:hanging="360"/>
+      </w:pPr>
+      <w:rPr>
+        <w:rFonts w:ascii="Wingdings" w:hAnsi="Wingdings" w:hint="default"/>
+        <w:sz w:val="20"/>
+      </w:rPr>
+    </w:lvl>
+    <w:lvl w:ilvl="7" w:tentative="1">
+      <w:start w:val="1"/>
+      <w:numFmt w:val="bullet"/>
+      <w:lvlText w:val=""/>
+      <w:lvlJc w:val="left"/>
+      <w:pPr>
+        <w:tabs>
+          <w:tab w:val="num" w:pos="5760"/>
+        </w:tabs>
+        <w:ind w:left="5760" w:hanging="360"/>
+      </w:pPr>
+      <w:rPr>
+        <w:rFonts w:ascii="Wingdings" w:hAnsi="Wingdings" w:hint="default"/>
+        <w:sz w:val="20"/>
+      </w:rPr>
+    </w:lvl>
+    <w:lvl w:ilvl="8" w:tentative="1">
+      <w:start w:val="1"/>
+      <w:numFmt w:val="bullet"/>
+      <w:lvlText w:val=""/>
+      <w:lvlJc w:val="left"/>
+      <w:pPr>
+        <w:tabs>
+          <w:tab w:val="num" w:pos="6480"/>
+        </w:tabs>
+        <w:ind w:left="6480" w:hanging="360"/>
+      </w:pPr>
+      <w:rPr>
+        <w:rFonts w:ascii="Wingdings" w:hAnsi="Wingdings" w:hint="default"/>
+        <w:sz w:val="20"/>
+      </w:rPr>
+    </w:lvl>
+  </w:abstractNum>
+  <w:abstractNum w:abstractNumId="30" w15:restartNumberingAfterBreak="0">
+    <w:nsid w:val="554031F2"/>
+    <w:multiLevelType w:val="multilevel"/>
+    <w:tmpl w:val="930CD0FE"/>
+    <w:lvl w:ilvl="0">
+      <w:start w:val="1"/>
+      <w:numFmt w:val="bullet"/>
+      <w:lvlText w:val=""/>
+      <w:lvlJc w:val="left"/>
+      <w:pPr>
+        <w:tabs>
+          <w:tab w:val="num" w:pos="720"/>
+        </w:tabs>
+        <w:ind w:left="720" w:hanging="360"/>
+      </w:pPr>
+      <w:rPr>
+        <w:rFonts w:ascii="Symbol" w:hAnsi="Symbol" w:hint="default"/>
+        <w:sz w:val="20"/>
+      </w:rPr>
+    </w:lvl>
+    <w:lvl w:ilvl="1" w:tentative="1">
+      <w:start w:val="1"/>
+      <w:numFmt w:val="bullet"/>
+      <w:lvlText w:val="o"/>
+      <w:lvlJc w:val="left"/>
+      <w:pPr>
+        <w:tabs>
+          <w:tab w:val="num" w:pos="1440"/>
+        </w:tabs>
+        <w:ind w:left="1440" w:hanging="360"/>
+      </w:pPr>
+      <w:rPr>
+        <w:rFonts w:ascii="Courier New" w:hAnsi="Courier New" w:hint="default"/>
+        <w:sz w:val="20"/>
+      </w:rPr>
+    </w:lvl>
+    <w:lvl w:ilvl="2" w:tentative="1">
+      <w:start w:val="1"/>
+      <w:numFmt w:val="bullet"/>
+      <w:lvlText w:val=""/>
+      <w:lvlJc w:val="left"/>
+      <w:pPr>
+        <w:tabs>
+          <w:tab w:val="num" w:pos="2160"/>
+        </w:tabs>
+        <w:ind w:left="2160" w:hanging="360"/>
+      </w:pPr>
+      <w:rPr>
+        <w:rFonts w:ascii="Wingdings" w:hAnsi="Wingdings" w:hint="default"/>
+        <w:sz w:val="20"/>
+      </w:rPr>
+    </w:lvl>
+    <w:lvl w:ilvl="3" w:tentative="1">
+      <w:start w:val="1"/>
+      <w:numFmt w:val="bullet"/>
+      <w:lvlText w:val=""/>
+      <w:lvlJc w:val="left"/>
+      <w:pPr>
+        <w:tabs>
+          <w:tab w:val="num" w:pos="2880"/>
+        </w:tabs>
+        <w:ind w:left="2880" w:hanging="360"/>
+      </w:pPr>
+      <w:rPr>
+        <w:rFonts w:ascii="Wingdings" w:hAnsi="Wingdings" w:hint="default"/>
+        <w:sz w:val="20"/>
+      </w:rPr>
+    </w:lvl>
+    <w:lvl w:ilvl="4" w:tentative="1">
+      <w:start w:val="1"/>
+      <w:numFmt w:val="bullet"/>
+      <w:lvlText w:val=""/>
+      <w:lvlJc w:val="left"/>
+      <w:pPr>
+        <w:tabs>
+          <w:tab w:val="num" w:pos="3600"/>
+        </w:tabs>
+        <w:ind w:left="3600" w:hanging="360"/>
+      </w:pPr>
+      <w:rPr>
+        <w:rFonts w:ascii="Wingdings" w:hAnsi="Wingdings" w:hint="default"/>
+        <w:sz w:val="20"/>
+      </w:rPr>
+    </w:lvl>
+    <w:lvl w:ilvl="5" w:tentative="1">
+      <w:start w:val="1"/>
+      <w:numFmt w:val="bullet"/>
+      <w:lvlText w:val=""/>
+      <w:lvlJc w:val="left"/>
+      <w:pPr>
+        <w:tabs>
+          <w:tab w:val="num" w:pos="4320"/>
+        </w:tabs>
+        <w:ind w:left="4320" w:hanging="360"/>
+      </w:pPr>
+      <w:rPr>
+        <w:rFonts w:ascii="Wingdings" w:hAnsi="Wingdings" w:hint="default"/>
+        <w:sz w:val="20"/>
+      </w:rPr>
+    </w:lvl>
+    <w:lvl w:ilvl="6" w:tentative="1">
+      <w:start w:val="1"/>
+      <w:numFmt w:val="bullet"/>
+      <w:lvlText w:val=""/>
+      <w:lvlJc w:val="left"/>
+      <w:pPr>
+        <w:tabs>
+          <w:tab w:val="num" w:pos="5040"/>
+        </w:tabs>
+        <w:ind w:left="5040" w:hanging="360"/>
+      </w:pPr>
+      <w:rPr>
+        <w:rFonts w:ascii="Wingdings" w:hAnsi="Wingdings" w:hint="default"/>
+        <w:sz w:val="20"/>
+      </w:rPr>
+    </w:lvl>
+    <w:lvl w:ilvl="7" w:tentative="1">
+      <w:start w:val="1"/>
+      <w:numFmt w:val="bullet"/>
+      <w:lvlText w:val=""/>
+      <w:lvlJc w:val="left"/>
+      <w:pPr>
+        <w:tabs>
+          <w:tab w:val="num" w:pos="5760"/>
+        </w:tabs>
+        <w:ind w:left="5760" w:hanging="360"/>
+      </w:pPr>
+      <w:rPr>
+        <w:rFonts w:ascii="Wingdings" w:hAnsi="Wingdings" w:hint="default"/>
+        <w:sz w:val="20"/>
+      </w:rPr>
+    </w:lvl>
+    <w:lvl w:ilvl="8" w:tentative="1">
+      <w:start w:val="1"/>
+      <w:numFmt w:val="bullet"/>
+      <w:lvlText w:val=""/>
+      <w:lvlJc w:val="left"/>
+      <w:pPr>
+        <w:tabs>
+          <w:tab w:val="num" w:pos="6480"/>
+        </w:tabs>
+        <w:ind w:left="6480" w:hanging="360"/>
+      </w:pPr>
+      <w:rPr>
+        <w:rFonts w:ascii="Wingdings" w:hAnsi="Wingdings" w:hint="default"/>
+        <w:sz w:val="20"/>
+      </w:rPr>
+    </w:lvl>
+  </w:abstractNum>
+  <w:abstractNum w:abstractNumId="31" w15:restartNumberingAfterBreak="0">
+    <w:nsid w:val="57995217"/>
+    <w:multiLevelType w:val="multilevel"/>
+    <w:tmpl w:val="F0DEF6A8"/>
+    <w:lvl w:ilvl="0">
+      <w:start w:val="1"/>
+      <w:numFmt w:val="bullet"/>
+      <w:lvlText w:val=""/>
+      <w:lvlJc w:val="left"/>
+      <w:pPr>
+        <w:tabs>
+          <w:tab w:val="num" w:pos="720"/>
+        </w:tabs>
+        <w:ind w:left="720" w:hanging="360"/>
+      </w:pPr>
+      <w:rPr>
+        <w:rFonts w:ascii="Symbol" w:hAnsi="Symbol" w:hint="default"/>
+        <w:sz w:val="20"/>
+      </w:rPr>
+    </w:lvl>
+    <w:lvl w:ilvl="1" w:tentative="1">
+      <w:start w:val="1"/>
+      <w:numFmt w:val="bullet"/>
+      <w:lvlText w:val="o"/>
+      <w:lvlJc w:val="left"/>
+      <w:pPr>
+        <w:tabs>
+          <w:tab w:val="num" w:pos="1440"/>
+        </w:tabs>
+        <w:ind w:left="1440" w:hanging="360"/>
+      </w:pPr>
+      <w:rPr>
+        <w:rFonts w:ascii="Courier New" w:hAnsi="Courier New" w:hint="default"/>
+        <w:sz w:val="20"/>
+      </w:rPr>
+    </w:lvl>
+    <w:lvl w:ilvl="2" w:tentative="1">
+      <w:start w:val="1"/>
+      <w:numFmt w:val="bullet"/>
+      <w:lvlText w:val=""/>
+      <w:lvlJc w:val="left"/>
+      <w:pPr>
+        <w:tabs>
+          <w:tab w:val="num" w:pos="2160"/>
+        </w:tabs>
+        <w:ind w:left="2160" w:hanging="360"/>
+      </w:pPr>
+      <w:rPr>
+        <w:rFonts w:ascii="Wingdings" w:hAnsi="Wingdings" w:hint="default"/>
+        <w:sz w:val="20"/>
+      </w:rPr>
+    </w:lvl>
+    <w:lvl w:ilvl="3" w:tentative="1">
+      <w:start w:val="1"/>
+      <w:numFmt w:val="bullet"/>
+      <w:lvlText w:val=""/>
+      <w:lvlJc w:val="left"/>
+      <w:pPr>
+        <w:tabs>
+          <w:tab w:val="num" w:pos="2880"/>
+        </w:tabs>
+        <w:ind w:left="2880" w:hanging="360"/>
+      </w:pPr>
+      <w:rPr>
+        <w:rFonts w:ascii="Wingdings" w:hAnsi="Wingdings" w:hint="default"/>
+        <w:sz w:val="20"/>
+      </w:rPr>
+    </w:lvl>
+    <w:lvl w:ilvl="4" w:tentative="1">
+      <w:start w:val="1"/>
+      <w:numFmt w:val="bullet"/>
+      <w:lvlText w:val=""/>
+      <w:lvlJc w:val="left"/>
+      <w:pPr>
+        <w:tabs>
+          <w:tab w:val="num" w:pos="3600"/>
+        </w:tabs>
+        <w:ind w:left="3600" w:hanging="360"/>
+      </w:pPr>
+      <w:rPr>
+        <w:rFonts w:ascii="Wingdings" w:hAnsi="Wingdings" w:hint="default"/>
+        <w:sz w:val="20"/>
+      </w:rPr>
+    </w:lvl>
+    <w:lvl w:ilvl="5" w:tentative="1">
+      <w:start w:val="1"/>
+      <w:numFmt w:val="bullet"/>
+      <w:lvlText w:val=""/>
+      <w:lvlJc w:val="left"/>
+      <w:pPr>
+        <w:tabs>
+          <w:tab w:val="num" w:pos="4320"/>
+        </w:tabs>
+        <w:ind w:left="4320" w:hanging="360"/>
+      </w:pPr>
+      <w:rPr>
+        <w:rFonts w:ascii="Wingdings" w:hAnsi="Wingdings" w:hint="default"/>
+        <w:sz w:val="20"/>
+      </w:rPr>
+    </w:lvl>
+    <w:lvl w:ilvl="6" w:tentative="1">
+      <w:start w:val="1"/>
+      <w:numFmt w:val="bullet"/>
+      <w:lvlText w:val=""/>
+      <w:lvlJc w:val="left"/>
+      <w:pPr>
+        <w:tabs>
+          <w:tab w:val="num" w:pos="5040"/>
+        </w:tabs>
+        <w:ind w:left="5040" w:hanging="360"/>
+      </w:pPr>
+      <w:rPr>
+        <w:rFonts w:ascii="Wingdings" w:hAnsi="Wingdings" w:hint="default"/>
+        <w:sz w:val="20"/>
+      </w:rPr>
+    </w:lvl>
+    <w:lvl w:ilvl="7" w:tentative="1">
+      <w:start w:val="1"/>
+      <w:numFmt w:val="bullet"/>
+      <w:lvlText w:val=""/>
+      <w:lvlJc w:val="left"/>
+      <w:pPr>
+        <w:tabs>
+          <w:tab w:val="num" w:pos="5760"/>
+        </w:tabs>
+        <w:ind w:left="5760" w:hanging="360"/>
+      </w:pPr>
+      <w:rPr>
+        <w:rFonts w:ascii="Wingdings" w:hAnsi="Wingdings" w:hint="default"/>
+        <w:sz w:val="20"/>
+      </w:rPr>
+    </w:lvl>
+    <w:lvl w:ilvl="8" w:tentative="1">
+      <w:start w:val="1"/>
+      <w:numFmt w:val="bullet"/>
+      <w:lvlText w:val=""/>
+      <w:lvlJc w:val="left"/>
+      <w:pPr>
+        <w:tabs>
+          <w:tab w:val="num" w:pos="6480"/>
+        </w:tabs>
+        <w:ind w:left="6480" w:hanging="360"/>
+      </w:pPr>
+      <w:rPr>
+        <w:rFonts w:ascii="Wingdings" w:hAnsi="Wingdings" w:hint="default"/>
+        <w:sz w:val="20"/>
+      </w:rPr>
+    </w:lvl>
+  </w:abstractNum>
+  <w:abstractNum w:abstractNumId="32" w15:restartNumberingAfterBreak="0">
     <w:nsid w:val="6528060A"/>
     <w:multiLevelType w:val="multilevel"/>
     <w:tmpl w:val="C7965CE6"/>
@@ -3890,7 +6694,156 @@
       </w:rPr>
     </w:lvl>
   </w:abstractNum>
-  <w:abstractNum w:abstractNumId="15" w15:restartNumberingAfterBreak="0">
+  <w:abstractNum w:abstractNumId="33" w15:restartNumberingAfterBreak="0">
+    <w:nsid w:val="65775E01"/>
+    <w:multiLevelType w:val="multilevel"/>
+    <w:tmpl w:val="43DA7274"/>
+    <w:lvl w:ilvl="0">
+      <w:start w:val="1"/>
+      <w:numFmt w:val="bullet"/>
+      <w:lvlText w:val=""/>
+      <w:lvlJc w:val="left"/>
+      <w:pPr>
+        <w:tabs>
+          <w:tab w:val="num" w:pos="720"/>
+        </w:tabs>
+        <w:ind w:left="720" w:hanging="360"/>
+      </w:pPr>
+      <w:rPr>
+        <w:rFonts w:ascii="Symbol" w:hAnsi="Symbol" w:hint="default"/>
+        <w:sz w:val="20"/>
+      </w:rPr>
+    </w:lvl>
+    <w:lvl w:ilvl="1" w:tentative="1">
+      <w:start w:val="1"/>
+      <w:numFmt w:val="bullet"/>
+      <w:lvlText w:val="o"/>
+      <w:lvlJc w:val="left"/>
+      <w:pPr>
+        <w:tabs>
+          <w:tab w:val="num" w:pos="1440"/>
+        </w:tabs>
+        <w:ind w:left="1440" w:hanging="360"/>
+      </w:pPr>
+      <w:rPr>
+        <w:rFonts w:ascii="Courier New" w:hAnsi="Courier New" w:hint="default"/>
+        <w:sz w:val="20"/>
+      </w:rPr>
+    </w:lvl>
+    <w:lvl w:ilvl="2" w:tentative="1">
+      <w:start w:val="1"/>
+      <w:numFmt w:val="bullet"/>
+      <w:lvlText w:val=""/>
+      <w:lvlJc w:val="left"/>
+      <w:pPr>
+        <w:tabs>
+          <w:tab w:val="num" w:pos="2160"/>
+        </w:tabs>
+        <w:ind w:left="2160" w:hanging="360"/>
+      </w:pPr>
+      <w:rPr>
+        <w:rFonts w:ascii="Wingdings" w:hAnsi="Wingdings" w:hint="default"/>
+        <w:sz w:val="20"/>
+      </w:rPr>
+    </w:lvl>
+    <w:lvl w:ilvl="3" w:tentative="1">
+      <w:start w:val="1"/>
+      <w:numFmt w:val="bullet"/>
+      <w:lvlText w:val=""/>
+      <w:lvlJc w:val="left"/>
+      <w:pPr>
+        <w:tabs>
+          <w:tab w:val="num" w:pos="2880"/>
+        </w:tabs>
+        <w:ind w:left="2880" w:hanging="360"/>
+      </w:pPr>
+      <w:rPr>
+        <w:rFonts w:ascii="Wingdings" w:hAnsi="Wingdings" w:hint="default"/>
+        <w:sz w:val="20"/>
+      </w:rPr>
+    </w:lvl>
+    <w:lvl w:ilvl="4" w:tentative="1">
+      <w:start w:val="1"/>
+      <w:numFmt w:val="bullet"/>
+      <w:lvlText w:val=""/>
+      <w:lvlJc w:val="left"/>
+      <w:pPr>
+        <w:tabs>
+          <w:tab w:val="num" w:pos="3600"/>
+        </w:tabs>
+        <w:ind w:left="3600" w:hanging="360"/>
+      </w:pPr>
+      <w:rPr>
+        <w:rFonts w:ascii="Wingdings" w:hAnsi="Wingdings" w:hint="default"/>
+        <w:sz w:val="20"/>
+      </w:rPr>
+    </w:lvl>
+    <w:lvl w:ilvl="5" w:tentative="1">
+      <w:start w:val="1"/>
+      <w:numFmt w:val="bullet"/>
+      <w:lvlText w:val=""/>
+      <w:lvlJc w:val="left"/>
+      <w:pPr>
+        <w:tabs>
+          <w:tab w:val="num" w:pos="4320"/>
+        </w:tabs>
+        <w:ind w:left="4320" w:hanging="360"/>
+      </w:pPr>
+      <w:rPr>
+        <w:rFonts w:ascii="Wingdings" w:hAnsi="Wingdings" w:hint="default"/>
+        <w:sz w:val="20"/>
+      </w:rPr>
+    </w:lvl>
+    <w:lvl w:ilvl="6" w:tentative="1">
+      <w:start w:val="1"/>
+      <w:numFmt w:val="bullet"/>
+      <w:lvlText w:val=""/>
+      <w:lvlJc w:val="left"/>
+      <w:pPr>
+        <w:tabs>
+          <w:tab w:val="num" w:pos="5040"/>
+        </w:tabs>
+        <w:ind w:left="5040" w:hanging="360"/>
+      </w:pPr>
+      <w:rPr>
+        <w:rFonts w:ascii="Wingdings" w:hAnsi="Wingdings" w:hint="default"/>
+        <w:sz w:val="20"/>
+      </w:rPr>
+    </w:lvl>
+    <w:lvl w:ilvl="7" w:tentative="1">
+      <w:start w:val="1"/>
+      <w:numFmt w:val="bullet"/>
+      <w:lvlText w:val=""/>
+      <w:lvlJc w:val="left"/>
+      <w:pPr>
+        <w:tabs>
+          <w:tab w:val="num" w:pos="5760"/>
+        </w:tabs>
+        <w:ind w:left="5760" w:hanging="360"/>
+      </w:pPr>
+      <w:rPr>
+        <w:rFonts w:ascii="Wingdings" w:hAnsi="Wingdings" w:hint="default"/>
+        <w:sz w:val="20"/>
+      </w:rPr>
+    </w:lvl>
+    <w:lvl w:ilvl="8" w:tentative="1">
+      <w:start w:val="1"/>
+      <w:numFmt w:val="bullet"/>
+      <w:lvlText w:val=""/>
+      <w:lvlJc w:val="left"/>
+      <w:pPr>
+        <w:tabs>
+          <w:tab w:val="num" w:pos="6480"/>
+        </w:tabs>
+        <w:ind w:left="6480" w:hanging="360"/>
+      </w:pPr>
+      <w:rPr>
+        <w:rFonts w:ascii="Wingdings" w:hAnsi="Wingdings" w:hint="default"/>
+        <w:sz w:val="20"/>
+      </w:rPr>
+    </w:lvl>
+  </w:abstractNum>
+  <w:abstractNum w:abstractNumId="34" w15:restartNumberingAfterBreak="0">
     <w:nsid w:val="67E61EC1"/>
     <w:multiLevelType w:val="multilevel"/>
     <w:tmpl w:val="333CDCC4"/>
@@ -4039,7 +6992,7 @@
       </w:rPr>
     </w:lvl>
   </w:abstractNum>
-  <w:abstractNum w:abstractNumId="16" w15:restartNumberingAfterBreak="0">
+  <w:abstractNum w:abstractNumId="35" w15:restartNumberingAfterBreak="0">
     <w:nsid w:val="67FF0205"/>
     <w:multiLevelType w:val="multilevel"/>
     <w:tmpl w:val="66E24C1E"/>
@@ -4188,7 +7141,156 @@
       </w:rPr>
     </w:lvl>
   </w:abstractNum>
-  <w:abstractNum w:abstractNumId="17" w15:restartNumberingAfterBreak="0">
+  <w:abstractNum w:abstractNumId="36" w15:restartNumberingAfterBreak="0">
+    <w:nsid w:val="68862FBF"/>
+    <w:multiLevelType w:val="multilevel"/>
+    <w:tmpl w:val="D8F490B6"/>
+    <w:lvl w:ilvl="0">
+      <w:start w:val="1"/>
+      <w:numFmt w:val="bullet"/>
+      <w:lvlText w:val=""/>
+      <w:lvlJc w:val="left"/>
+      <w:pPr>
+        <w:tabs>
+          <w:tab w:val="num" w:pos="720"/>
+        </w:tabs>
+        <w:ind w:left="720" w:hanging="360"/>
+      </w:pPr>
+      <w:rPr>
+        <w:rFonts w:ascii="Symbol" w:hAnsi="Symbol" w:hint="default"/>
+        <w:sz w:val="20"/>
+      </w:rPr>
+    </w:lvl>
+    <w:lvl w:ilvl="1" w:tentative="1">
+      <w:start w:val="1"/>
+      <w:numFmt w:val="bullet"/>
+      <w:lvlText w:val="o"/>
+      <w:lvlJc w:val="left"/>
+      <w:pPr>
+        <w:tabs>
+          <w:tab w:val="num" w:pos="1440"/>
+        </w:tabs>
+        <w:ind w:left="1440" w:hanging="360"/>
+      </w:pPr>
+      <w:rPr>
+        <w:rFonts w:ascii="Courier New" w:hAnsi="Courier New" w:hint="default"/>
+        <w:sz w:val="20"/>
+      </w:rPr>
+    </w:lvl>
+    <w:lvl w:ilvl="2" w:tentative="1">
+      <w:start w:val="1"/>
+      <w:numFmt w:val="bullet"/>
+      <w:lvlText w:val=""/>
+      <w:lvlJc w:val="left"/>
+      <w:pPr>
+        <w:tabs>
+          <w:tab w:val="num" w:pos="2160"/>
+        </w:tabs>
+        <w:ind w:left="2160" w:hanging="360"/>
+      </w:pPr>
+      <w:rPr>
+        <w:rFonts w:ascii="Wingdings" w:hAnsi="Wingdings" w:hint="default"/>
+        <w:sz w:val="20"/>
+      </w:rPr>
+    </w:lvl>
+    <w:lvl w:ilvl="3" w:tentative="1">
+      <w:start w:val="1"/>
+      <w:numFmt w:val="bullet"/>
+      <w:lvlText w:val=""/>
+      <w:lvlJc w:val="left"/>
+      <w:pPr>
+        <w:tabs>
+          <w:tab w:val="num" w:pos="2880"/>
+        </w:tabs>
+        <w:ind w:left="2880" w:hanging="360"/>
+      </w:pPr>
+      <w:rPr>
+        <w:rFonts w:ascii="Wingdings" w:hAnsi="Wingdings" w:hint="default"/>
+        <w:sz w:val="20"/>
+      </w:rPr>
+    </w:lvl>
+    <w:lvl w:ilvl="4" w:tentative="1">
+      <w:start w:val="1"/>
+      <w:numFmt w:val="bullet"/>
+      <w:lvlText w:val=""/>
+      <w:lvlJc w:val="left"/>
+      <w:pPr>
+        <w:tabs>
+          <w:tab w:val="num" w:pos="3600"/>
+        </w:tabs>
+        <w:ind w:left="3600" w:hanging="360"/>
+      </w:pPr>
+      <w:rPr>
+        <w:rFonts w:ascii="Wingdings" w:hAnsi="Wingdings" w:hint="default"/>
+        <w:sz w:val="20"/>
+      </w:rPr>
+    </w:lvl>
+    <w:lvl w:ilvl="5" w:tentative="1">
+      <w:start w:val="1"/>
+      <w:numFmt w:val="bullet"/>
+      <w:lvlText w:val=""/>
+      <w:lvlJc w:val="left"/>
+      <w:pPr>
+        <w:tabs>
+          <w:tab w:val="num" w:pos="4320"/>
+        </w:tabs>
+        <w:ind w:left="4320" w:hanging="360"/>
+      </w:pPr>
+      <w:rPr>
+        <w:rFonts w:ascii="Wingdings" w:hAnsi="Wingdings" w:hint="default"/>
+        <w:sz w:val="20"/>
+      </w:rPr>
+    </w:lvl>
+    <w:lvl w:ilvl="6" w:tentative="1">
+      <w:start w:val="1"/>
+      <w:numFmt w:val="bullet"/>
+      <w:lvlText w:val=""/>
+      <w:lvlJc w:val="left"/>
+      <w:pPr>
+        <w:tabs>
+          <w:tab w:val="num" w:pos="5040"/>
+        </w:tabs>
+        <w:ind w:left="5040" w:hanging="360"/>
+      </w:pPr>
+      <w:rPr>
+        <w:rFonts w:ascii="Wingdings" w:hAnsi="Wingdings" w:hint="default"/>
+        <w:sz w:val="20"/>
+      </w:rPr>
+    </w:lvl>
+    <w:lvl w:ilvl="7" w:tentative="1">
+      <w:start w:val="1"/>
+      <w:numFmt w:val="bullet"/>
+      <w:lvlText w:val=""/>
+      <w:lvlJc w:val="left"/>
+      <w:pPr>
+        <w:tabs>
+          <w:tab w:val="num" w:pos="5760"/>
+        </w:tabs>
+        <w:ind w:left="5760" w:hanging="360"/>
+      </w:pPr>
+      <w:rPr>
+        <w:rFonts w:ascii="Wingdings" w:hAnsi="Wingdings" w:hint="default"/>
+        <w:sz w:val="20"/>
+      </w:rPr>
+    </w:lvl>
+    <w:lvl w:ilvl="8" w:tentative="1">
+      <w:start w:val="1"/>
+      <w:numFmt w:val="bullet"/>
+      <w:lvlText w:val=""/>
+      <w:lvlJc w:val="left"/>
+      <w:pPr>
+        <w:tabs>
+          <w:tab w:val="num" w:pos="6480"/>
+        </w:tabs>
+        <w:ind w:left="6480" w:hanging="360"/>
+      </w:pPr>
+      <w:rPr>
+        <w:rFonts w:ascii="Wingdings" w:hAnsi="Wingdings" w:hint="default"/>
+        <w:sz w:val="20"/>
+      </w:rPr>
+    </w:lvl>
+  </w:abstractNum>
+  <w:abstractNum w:abstractNumId="37" w15:restartNumberingAfterBreak="0">
     <w:nsid w:val="6BFF6F8A"/>
     <w:multiLevelType w:val="multilevel"/>
     <w:tmpl w:val="90860D22"/>
@@ -4337,7 +7439,156 @@
       </w:rPr>
     </w:lvl>
   </w:abstractNum>
-  <w:abstractNum w:abstractNumId="18" w15:restartNumberingAfterBreak="0">
+  <w:abstractNum w:abstractNumId="38" w15:restartNumberingAfterBreak="0">
+    <w:nsid w:val="6F97512E"/>
+    <w:multiLevelType w:val="multilevel"/>
+    <w:tmpl w:val="38961ADC"/>
+    <w:lvl w:ilvl="0">
+      <w:start w:val="1"/>
+      <w:numFmt w:val="bullet"/>
+      <w:lvlText w:val=""/>
+      <w:lvlJc w:val="left"/>
+      <w:pPr>
+        <w:tabs>
+          <w:tab w:val="num" w:pos="720"/>
+        </w:tabs>
+        <w:ind w:left="720" w:hanging="360"/>
+      </w:pPr>
+      <w:rPr>
+        <w:rFonts w:ascii="Symbol" w:hAnsi="Symbol" w:hint="default"/>
+        <w:sz w:val="20"/>
+      </w:rPr>
+    </w:lvl>
+    <w:lvl w:ilvl="1" w:tentative="1">
+      <w:start w:val="1"/>
+      <w:numFmt w:val="bullet"/>
+      <w:lvlText w:val="o"/>
+      <w:lvlJc w:val="left"/>
+      <w:pPr>
+        <w:tabs>
+          <w:tab w:val="num" w:pos="1440"/>
+        </w:tabs>
+        <w:ind w:left="1440" w:hanging="360"/>
+      </w:pPr>
+      <w:rPr>
+        <w:rFonts w:ascii="Courier New" w:hAnsi="Courier New" w:hint="default"/>
+        <w:sz w:val="20"/>
+      </w:rPr>
+    </w:lvl>
+    <w:lvl w:ilvl="2" w:tentative="1">
+      <w:start w:val="1"/>
+      <w:numFmt w:val="bullet"/>
+      <w:lvlText w:val=""/>
+      <w:lvlJc w:val="left"/>
+      <w:pPr>
+        <w:tabs>
+          <w:tab w:val="num" w:pos="2160"/>
+        </w:tabs>
+        <w:ind w:left="2160" w:hanging="360"/>
+      </w:pPr>
+      <w:rPr>
+        <w:rFonts w:ascii="Wingdings" w:hAnsi="Wingdings" w:hint="default"/>
+        <w:sz w:val="20"/>
+      </w:rPr>
+    </w:lvl>
+    <w:lvl w:ilvl="3" w:tentative="1">
+      <w:start w:val="1"/>
+      <w:numFmt w:val="bullet"/>
+      <w:lvlText w:val=""/>
+      <w:lvlJc w:val="left"/>
+      <w:pPr>
+        <w:tabs>
+          <w:tab w:val="num" w:pos="2880"/>
+        </w:tabs>
+        <w:ind w:left="2880" w:hanging="360"/>
+      </w:pPr>
+      <w:rPr>
+        <w:rFonts w:ascii="Wingdings" w:hAnsi="Wingdings" w:hint="default"/>
+        <w:sz w:val="20"/>
+      </w:rPr>
+    </w:lvl>
+    <w:lvl w:ilvl="4" w:tentative="1">
+      <w:start w:val="1"/>
+      <w:numFmt w:val="bullet"/>
+      <w:lvlText w:val=""/>
+      <w:lvlJc w:val="left"/>
+      <w:pPr>
+        <w:tabs>
+          <w:tab w:val="num" w:pos="3600"/>
+        </w:tabs>
+        <w:ind w:left="3600" w:hanging="360"/>
+      </w:pPr>
+      <w:rPr>
+        <w:rFonts w:ascii="Wingdings" w:hAnsi="Wingdings" w:hint="default"/>
+        <w:sz w:val="20"/>
+      </w:rPr>
+    </w:lvl>
+    <w:lvl w:ilvl="5" w:tentative="1">
+      <w:start w:val="1"/>
+      <w:numFmt w:val="bullet"/>
+      <w:lvlText w:val=""/>
+      <w:lvlJc w:val="left"/>
+      <w:pPr>
+        <w:tabs>
+          <w:tab w:val="num" w:pos="4320"/>
+        </w:tabs>
+        <w:ind w:left="4320" w:hanging="360"/>
+      </w:pPr>
+      <w:rPr>
+        <w:rFonts w:ascii="Wingdings" w:hAnsi="Wingdings" w:hint="default"/>
+        <w:sz w:val="20"/>
+      </w:rPr>
+    </w:lvl>
+    <w:lvl w:ilvl="6" w:tentative="1">
+      <w:start w:val="1"/>
+      <w:numFmt w:val="bullet"/>
+      <w:lvlText w:val=""/>
+      <w:lvlJc w:val="left"/>
+      <w:pPr>
+        <w:tabs>
+          <w:tab w:val="num" w:pos="5040"/>
+        </w:tabs>
+        <w:ind w:left="5040" w:hanging="360"/>
+      </w:pPr>
+      <w:rPr>
+        <w:rFonts w:ascii="Wingdings" w:hAnsi="Wingdings" w:hint="default"/>
+        <w:sz w:val="20"/>
+      </w:rPr>
+    </w:lvl>
+    <w:lvl w:ilvl="7" w:tentative="1">
+      <w:start w:val="1"/>
+      <w:numFmt w:val="bullet"/>
+      <w:lvlText w:val=""/>
+      <w:lvlJc w:val="left"/>
+      <w:pPr>
+        <w:tabs>
+          <w:tab w:val="num" w:pos="5760"/>
+        </w:tabs>
+        <w:ind w:left="5760" w:hanging="360"/>
+      </w:pPr>
+      <w:rPr>
+        <w:rFonts w:ascii="Wingdings" w:hAnsi="Wingdings" w:hint="default"/>
+        <w:sz w:val="20"/>
+      </w:rPr>
+    </w:lvl>
+    <w:lvl w:ilvl="8" w:tentative="1">
+      <w:start w:val="1"/>
+      <w:numFmt w:val="bullet"/>
+      <w:lvlText w:val=""/>
+      <w:lvlJc w:val="left"/>
+      <w:pPr>
+        <w:tabs>
+          <w:tab w:val="num" w:pos="6480"/>
+        </w:tabs>
+        <w:ind w:left="6480" w:hanging="360"/>
+      </w:pPr>
+      <w:rPr>
+        <w:rFonts w:ascii="Wingdings" w:hAnsi="Wingdings" w:hint="default"/>
+        <w:sz w:val="20"/>
+      </w:rPr>
+    </w:lvl>
+  </w:abstractNum>
+  <w:abstractNum w:abstractNumId="39" w15:restartNumberingAfterBreak="0">
     <w:nsid w:val="71077893"/>
     <w:multiLevelType w:val="multilevel"/>
     <w:tmpl w:val="C3D43902"/>
@@ -4486,7 +7737,156 @@
       </w:rPr>
     </w:lvl>
   </w:abstractNum>
-  <w:abstractNum w:abstractNumId="19" w15:restartNumberingAfterBreak="0">
+  <w:abstractNum w:abstractNumId="40" w15:restartNumberingAfterBreak="0">
+    <w:nsid w:val="739E3FC4"/>
+    <w:multiLevelType w:val="multilevel"/>
+    <w:tmpl w:val="039A7E68"/>
+    <w:lvl w:ilvl="0">
+      <w:start w:val="1"/>
+      <w:numFmt w:val="bullet"/>
+      <w:lvlText w:val=""/>
+      <w:lvlJc w:val="left"/>
+      <w:pPr>
+        <w:tabs>
+          <w:tab w:val="num" w:pos="720"/>
+        </w:tabs>
+        <w:ind w:left="720" w:hanging="360"/>
+      </w:pPr>
+      <w:rPr>
+        <w:rFonts w:ascii="Symbol" w:hAnsi="Symbol" w:hint="default"/>
+        <w:sz w:val="20"/>
+      </w:rPr>
+    </w:lvl>
+    <w:lvl w:ilvl="1" w:tentative="1">
+      <w:start w:val="1"/>
+      <w:numFmt w:val="bullet"/>
+      <w:lvlText w:val="o"/>
+      <w:lvlJc w:val="left"/>
+      <w:pPr>
+        <w:tabs>
+          <w:tab w:val="num" w:pos="1440"/>
+        </w:tabs>
+        <w:ind w:left="1440" w:hanging="360"/>
+      </w:pPr>
+      <w:rPr>
+        <w:rFonts w:ascii="Courier New" w:hAnsi="Courier New" w:hint="default"/>
+        <w:sz w:val="20"/>
+      </w:rPr>
+    </w:lvl>
+    <w:lvl w:ilvl="2" w:tentative="1">
+      <w:start w:val="1"/>
+      <w:numFmt w:val="bullet"/>
+      <w:lvlText w:val=""/>
+      <w:lvlJc w:val="left"/>
+      <w:pPr>
+        <w:tabs>
+          <w:tab w:val="num" w:pos="2160"/>
+        </w:tabs>
+        <w:ind w:left="2160" w:hanging="360"/>
+      </w:pPr>
+      <w:rPr>
+        <w:rFonts w:ascii="Wingdings" w:hAnsi="Wingdings" w:hint="default"/>
+        <w:sz w:val="20"/>
+      </w:rPr>
+    </w:lvl>
+    <w:lvl w:ilvl="3" w:tentative="1">
+      <w:start w:val="1"/>
+      <w:numFmt w:val="bullet"/>
+      <w:lvlText w:val=""/>
+      <w:lvlJc w:val="left"/>
+      <w:pPr>
+        <w:tabs>
+          <w:tab w:val="num" w:pos="2880"/>
+        </w:tabs>
+        <w:ind w:left="2880" w:hanging="360"/>
+      </w:pPr>
+      <w:rPr>
+        <w:rFonts w:ascii="Wingdings" w:hAnsi="Wingdings" w:hint="default"/>
+        <w:sz w:val="20"/>
+      </w:rPr>
+    </w:lvl>
+    <w:lvl w:ilvl="4" w:tentative="1">
+      <w:start w:val="1"/>
+      <w:numFmt w:val="bullet"/>
+      <w:lvlText w:val=""/>
+      <w:lvlJc w:val="left"/>
+      <w:pPr>
+        <w:tabs>
+          <w:tab w:val="num" w:pos="3600"/>
+        </w:tabs>
+        <w:ind w:left="3600" w:hanging="360"/>
+      </w:pPr>
+      <w:rPr>
+        <w:rFonts w:ascii="Wingdings" w:hAnsi="Wingdings" w:hint="default"/>
+        <w:sz w:val="20"/>
+      </w:rPr>
+    </w:lvl>
+    <w:lvl w:ilvl="5" w:tentative="1">
+      <w:start w:val="1"/>
+      <w:numFmt w:val="bullet"/>
+      <w:lvlText w:val=""/>
+      <w:lvlJc w:val="left"/>
+      <w:pPr>
+        <w:tabs>
+          <w:tab w:val="num" w:pos="4320"/>
+        </w:tabs>
+        <w:ind w:left="4320" w:hanging="360"/>
+      </w:pPr>
+      <w:rPr>
+        <w:rFonts w:ascii="Wingdings" w:hAnsi="Wingdings" w:hint="default"/>
+        <w:sz w:val="20"/>
+      </w:rPr>
+    </w:lvl>
+    <w:lvl w:ilvl="6" w:tentative="1">
+      <w:start w:val="1"/>
+      <w:numFmt w:val="bullet"/>
+      <w:lvlText w:val=""/>
+      <w:lvlJc w:val="left"/>
+      <w:pPr>
+        <w:tabs>
+          <w:tab w:val="num" w:pos="5040"/>
+        </w:tabs>
+        <w:ind w:left="5040" w:hanging="360"/>
+      </w:pPr>
+      <w:rPr>
+        <w:rFonts w:ascii="Wingdings" w:hAnsi="Wingdings" w:hint="default"/>
+        <w:sz w:val="20"/>
+      </w:rPr>
+    </w:lvl>
+    <w:lvl w:ilvl="7" w:tentative="1">
+      <w:start w:val="1"/>
+      <w:numFmt w:val="bullet"/>
+      <w:lvlText w:val=""/>
+      <w:lvlJc w:val="left"/>
+      <w:pPr>
+        <w:tabs>
+          <w:tab w:val="num" w:pos="5760"/>
+        </w:tabs>
+        <w:ind w:left="5760" w:hanging="360"/>
+      </w:pPr>
+      <w:rPr>
+        <w:rFonts w:ascii="Wingdings" w:hAnsi="Wingdings" w:hint="default"/>
+        <w:sz w:val="20"/>
+      </w:rPr>
+    </w:lvl>
+    <w:lvl w:ilvl="8" w:tentative="1">
+      <w:start w:val="1"/>
+      <w:numFmt w:val="bullet"/>
+      <w:lvlText w:val=""/>
+      <w:lvlJc w:val="left"/>
+      <w:pPr>
+        <w:tabs>
+          <w:tab w:val="num" w:pos="6480"/>
+        </w:tabs>
+        <w:ind w:left="6480" w:hanging="360"/>
+      </w:pPr>
+      <w:rPr>
+        <w:rFonts w:ascii="Wingdings" w:hAnsi="Wingdings" w:hint="default"/>
+        <w:sz w:val="20"/>
+      </w:rPr>
+    </w:lvl>
+  </w:abstractNum>
+  <w:abstractNum w:abstractNumId="41" w15:restartNumberingAfterBreak="0">
     <w:nsid w:val="75160F76"/>
     <w:multiLevelType w:val="multilevel"/>
     <w:tmpl w:val="C2F0F9C4"/>
@@ -4635,7 +8035,7 @@
       </w:rPr>
     </w:lvl>
   </w:abstractNum>
-  <w:abstractNum w:abstractNumId="20" w15:restartNumberingAfterBreak="0">
+  <w:abstractNum w:abstractNumId="42" w15:restartNumberingAfterBreak="0">
     <w:nsid w:val="76EB7804"/>
     <w:multiLevelType w:val="multilevel"/>
     <w:tmpl w:val="EA8CBF0E"/>
@@ -4784,7 +8184,7 @@
       </w:rPr>
     </w:lvl>
   </w:abstractNum>
-  <w:abstractNum w:abstractNumId="21" w15:restartNumberingAfterBreak="0">
+  <w:abstractNum w:abstractNumId="43" w15:restartNumberingAfterBreak="0">
     <w:nsid w:val="79102598"/>
     <w:multiLevelType w:val="multilevel"/>
     <w:tmpl w:val="E4D8F0B6"/>
@@ -4933,71 +8333,289 @@
       </w:rPr>
     </w:lvl>
   </w:abstractNum>
+  <w:abstractNum w:abstractNumId="44" w15:restartNumberingAfterBreak="0">
+    <w:nsid w:val="7DA16FE4"/>
+    <w:multiLevelType w:val="multilevel"/>
+    <w:tmpl w:val="B2969EEC"/>
+    <w:lvl w:ilvl="0">
+      <w:start w:val="1"/>
+      <w:numFmt w:val="bullet"/>
+      <w:lvlText w:val=""/>
+      <w:lvlJc w:val="left"/>
+      <w:pPr>
+        <w:tabs>
+          <w:tab w:val="num" w:pos="720"/>
+        </w:tabs>
+        <w:ind w:left="720" w:hanging="360"/>
+      </w:pPr>
+      <w:rPr>
+        <w:rFonts w:ascii="Symbol" w:hAnsi="Symbol" w:hint="default"/>
+        <w:sz w:val="20"/>
+      </w:rPr>
+    </w:lvl>
+    <w:lvl w:ilvl="1" w:tentative="1">
+      <w:start w:val="1"/>
+      <w:numFmt w:val="bullet"/>
+      <w:lvlText w:val="o"/>
+      <w:lvlJc w:val="left"/>
+      <w:pPr>
+        <w:tabs>
+          <w:tab w:val="num" w:pos="1440"/>
+        </w:tabs>
+        <w:ind w:left="1440" w:hanging="360"/>
+      </w:pPr>
+      <w:rPr>
+        <w:rFonts w:ascii="Courier New" w:hAnsi="Courier New" w:hint="default"/>
+        <w:sz w:val="20"/>
+      </w:rPr>
+    </w:lvl>
+    <w:lvl w:ilvl="2" w:tentative="1">
+      <w:start w:val="1"/>
+      <w:numFmt w:val="bullet"/>
+      <w:lvlText w:val=""/>
+      <w:lvlJc w:val="left"/>
+      <w:pPr>
+        <w:tabs>
+          <w:tab w:val="num" w:pos="2160"/>
+        </w:tabs>
+        <w:ind w:left="2160" w:hanging="360"/>
+      </w:pPr>
+      <w:rPr>
+        <w:rFonts w:ascii="Wingdings" w:hAnsi="Wingdings" w:hint="default"/>
+        <w:sz w:val="20"/>
+      </w:rPr>
+    </w:lvl>
+    <w:lvl w:ilvl="3" w:tentative="1">
+      <w:start w:val="1"/>
+      <w:numFmt w:val="bullet"/>
+      <w:lvlText w:val=""/>
+      <w:lvlJc w:val="left"/>
+      <w:pPr>
+        <w:tabs>
+          <w:tab w:val="num" w:pos="2880"/>
+        </w:tabs>
+        <w:ind w:left="2880" w:hanging="360"/>
+      </w:pPr>
+      <w:rPr>
+        <w:rFonts w:ascii="Wingdings" w:hAnsi="Wingdings" w:hint="default"/>
+        <w:sz w:val="20"/>
+      </w:rPr>
+    </w:lvl>
+    <w:lvl w:ilvl="4" w:tentative="1">
+      <w:start w:val="1"/>
+      <w:numFmt w:val="bullet"/>
+      <w:lvlText w:val=""/>
+      <w:lvlJc w:val="left"/>
+      <w:pPr>
+        <w:tabs>
+          <w:tab w:val="num" w:pos="3600"/>
+        </w:tabs>
+        <w:ind w:left="3600" w:hanging="360"/>
+      </w:pPr>
+      <w:rPr>
+        <w:rFonts w:ascii="Wingdings" w:hAnsi="Wingdings" w:hint="default"/>
+        <w:sz w:val="20"/>
+      </w:rPr>
+    </w:lvl>
+    <w:lvl w:ilvl="5" w:tentative="1">
+      <w:start w:val="1"/>
+      <w:numFmt w:val="bullet"/>
+      <w:lvlText w:val=""/>
+      <w:lvlJc w:val="left"/>
+      <w:pPr>
+        <w:tabs>
+          <w:tab w:val="num" w:pos="4320"/>
+        </w:tabs>
+        <w:ind w:left="4320" w:hanging="360"/>
+      </w:pPr>
+      <w:rPr>
+        <w:rFonts w:ascii="Wingdings" w:hAnsi="Wingdings" w:hint="default"/>
+        <w:sz w:val="20"/>
+      </w:rPr>
+    </w:lvl>
+    <w:lvl w:ilvl="6" w:tentative="1">
+      <w:start w:val="1"/>
+      <w:numFmt w:val="bullet"/>
+      <w:lvlText w:val=""/>
+      <w:lvlJc w:val="left"/>
+      <w:pPr>
+        <w:tabs>
+          <w:tab w:val="num" w:pos="5040"/>
+        </w:tabs>
+        <w:ind w:left="5040" w:hanging="360"/>
+      </w:pPr>
+      <w:rPr>
+        <w:rFonts w:ascii="Wingdings" w:hAnsi="Wingdings" w:hint="default"/>
+        <w:sz w:val="20"/>
+      </w:rPr>
+    </w:lvl>
+    <w:lvl w:ilvl="7" w:tentative="1">
+      <w:start w:val="1"/>
+      <w:numFmt w:val="bullet"/>
+      <w:lvlText w:val=""/>
+      <w:lvlJc w:val="left"/>
+      <w:pPr>
+        <w:tabs>
+          <w:tab w:val="num" w:pos="5760"/>
+        </w:tabs>
+        <w:ind w:left="5760" w:hanging="360"/>
+      </w:pPr>
+      <w:rPr>
+        <w:rFonts w:ascii="Wingdings" w:hAnsi="Wingdings" w:hint="default"/>
+        <w:sz w:val="20"/>
+      </w:rPr>
+    </w:lvl>
+    <w:lvl w:ilvl="8" w:tentative="1">
+      <w:start w:val="1"/>
+      <w:numFmt w:val="bullet"/>
+      <w:lvlText w:val=""/>
+      <w:lvlJc w:val="left"/>
+      <w:pPr>
+        <w:tabs>
+          <w:tab w:val="num" w:pos="6480"/>
+        </w:tabs>
+        <w:ind w:left="6480" w:hanging="360"/>
+      </w:pPr>
+      <w:rPr>
+        <w:rFonts w:ascii="Wingdings" w:hAnsi="Wingdings" w:hint="default"/>
+        <w:sz w:val="20"/>
+      </w:rPr>
+    </w:lvl>
+  </w:abstractNum>
   <w:num w:numId="1" w16cid:durableId="2083138398">
-    <w:abstractNumId w:val="13"/>
+    <w:abstractNumId w:val="27"/>
   </w:num>
   <w:num w:numId="2" w16cid:durableId="1384328840">
-    <w:abstractNumId w:val="8"/>
+    <w:abstractNumId w:val="15"/>
   </w:num>
   <w:num w:numId="3" w16cid:durableId="193810669">
-    <w:abstractNumId w:val="7"/>
+    <w:abstractNumId w:val="11"/>
   </w:num>
   <w:num w:numId="4" w16cid:durableId="2079594835">
-    <w:abstractNumId w:val="12"/>
+    <w:abstractNumId w:val="23"/>
   </w:num>
   <w:num w:numId="5" w16cid:durableId="292560264">
-    <w:abstractNumId w:val="11"/>
+    <w:abstractNumId w:val="20"/>
   </w:num>
   <w:num w:numId="6" w16cid:durableId="175920896">
-    <w:abstractNumId w:val="4"/>
+    <w:abstractNumId w:val="6"/>
   </w:num>
   <w:num w:numId="7" w16cid:durableId="1128474368">
-    <w:abstractNumId w:val="19"/>
+    <w:abstractNumId w:val="41"/>
   </w:num>
   <w:num w:numId="8" w16cid:durableId="979189444">
-    <w:abstractNumId w:val="18"/>
+    <w:abstractNumId w:val="39"/>
   </w:num>
   <w:num w:numId="9" w16cid:durableId="372315758">
-    <w:abstractNumId w:val="3"/>
+    <w:abstractNumId w:val="5"/>
   </w:num>
   <w:num w:numId="10" w16cid:durableId="1717462452">
-    <w:abstractNumId w:val="6"/>
+    <w:abstractNumId w:val="9"/>
   </w:num>
   <w:num w:numId="11" w16cid:durableId="788860074">
-    <w:abstractNumId w:val="14"/>
+    <w:abstractNumId w:val="32"/>
   </w:num>
   <w:num w:numId="12" w16cid:durableId="415370657">
-    <w:abstractNumId w:val="21"/>
+    <w:abstractNumId w:val="43"/>
   </w:num>
   <w:num w:numId="13" w16cid:durableId="1326282535">
     <w:abstractNumId w:val="0"/>
   </w:num>
   <w:num w:numId="14" w16cid:durableId="1277712249">
-    <w:abstractNumId w:val="16"/>
+    <w:abstractNumId w:val="35"/>
   </w:num>
   <w:num w:numId="15" w16cid:durableId="267855803">
     <w:abstractNumId w:val="1"/>
   </w:num>
   <w:num w:numId="16" w16cid:durableId="78990091">
-    <w:abstractNumId w:val="15"/>
+    <w:abstractNumId w:val="34"/>
   </w:num>
   <w:num w:numId="17" w16cid:durableId="1741488784">
+    <w:abstractNumId w:val="18"/>
+  </w:num>
+  <w:num w:numId="18" w16cid:durableId="311637309">
+    <w:abstractNumId w:val="42"/>
+  </w:num>
+  <w:num w:numId="19" w16cid:durableId="414132674">
+    <w:abstractNumId w:val="3"/>
+  </w:num>
+  <w:num w:numId="20" w16cid:durableId="1899050566">
+    <w:abstractNumId w:val="17"/>
+  </w:num>
+  <w:num w:numId="21" w16cid:durableId="647830576">
+    <w:abstractNumId w:val="37"/>
+  </w:num>
+  <w:num w:numId="22" w16cid:durableId="1782454401">
+    <w:abstractNumId w:val="7"/>
+  </w:num>
+  <w:num w:numId="23" w16cid:durableId="796873240">
+    <w:abstractNumId w:val="28"/>
+  </w:num>
+  <w:num w:numId="24" w16cid:durableId="179438015">
+    <w:abstractNumId w:val="8"/>
+  </w:num>
+  <w:num w:numId="25" w16cid:durableId="369109667">
+    <w:abstractNumId w:val="12"/>
+  </w:num>
+  <w:num w:numId="26" w16cid:durableId="740056113">
+    <w:abstractNumId w:val="33"/>
+  </w:num>
+  <w:num w:numId="27" w16cid:durableId="1564757741">
+    <w:abstractNumId w:val="4"/>
+  </w:num>
+  <w:num w:numId="28" w16cid:durableId="1707096453">
     <w:abstractNumId w:val="10"/>
   </w:num>
-  <w:num w:numId="18" w16cid:durableId="311637309">
-    <w:abstractNumId w:val="20"/>
+  <w:num w:numId="29" w16cid:durableId="1851329941">
+    <w:abstractNumId w:val="38"/>
   </w:num>
-  <w:num w:numId="19" w16cid:durableId="414132674">
+  <w:num w:numId="30" w16cid:durableId="2100832454">
+    <w:abstractNumId w:val="26"/>
+  </w:num>
+  <w:num w:numId="31" w16cid:durableId="54818612">
+    <w:abstractNumId w:val="36"/>
+  </w:num>
+  <w:num w:numId="32" w16cid:durableId="810635153">
+    <w:abstractNumId w:val="30"/>
+  </w:num>
+  <w:num w:numId="33" w16cid:durableId="1730765040">
+    <w:abstractNumId w:val="14"/>
+  </w:num>
+  <w:num w:numId="34" w16cid:durableId="1553807026">
+    <w:abstractNumId w:val="13"/>
+  </w:num>
+  <w:num w:numId="35" w16cid:durableId="536042189">
+    <w:abstractNumId w:val="44"/>
+  </w:num>
+  <w:num w:numId="36" w16cid:durableId="1775052136">
+    <w:abstractNumId w:val="22"/>
+  </w:num>
+  <w:num w:numId="37" w16cid:durableId="1495683819">
+    <w:abstractNumId w:val="16"/>
+  </w:num>
+  <w:num w:numId="38" w16cid:durableId="780489669">
+    <w:abstractNumId w:val="21"/>
+  </w:num>
+  <w:num w:numId="39" w16cid:durableId="2053995282">
+    <w:abstractNumId w:val="40"/>
+  </w:num>
+  <w:num w:numId="40" w16cid:durableId="69545640">
+    <w:abstractNumId w:val="19"/>
+  </w:num>
+  <w:num w:numId="41" w16cid:durableId="521666905">
     <w:abstractNumId w:val="2"/>
   </w:num>
-  <w:num w:numId="20" w16cid:durableId="1899050566">
-    <w:abstractNumId w:val="9"/>
+  <w:num w:numId="42" w16cid:durableId="52774174">
+    <w:abstractNumId w:val="25"/>
   </w:num>
-  <w:num w:numId="21" w16cid:durableId="647830576">
-    <w:abstractNumId w:val="17"/>
+  <w:num w:numId="43" w16cid:durableId="672757062">
+    <w:abstractNumId w:val="31"/>
   </w:num>
-  <w:num w:numId="22" w16cid:durableId="1782454401">
-    <w:abstractNumId w:val="5"/>
+  <w:num w:numId="44" w16cid:durableId="1790933028">
+    <w:abstractNumId w:val="24"/>
+  </w:num>
+  <w:num w:numId="45" w16cid:durableId="1561359978">
+    <w:abstractNumId w:val="29"/>
   </w:num>
 </w:numbering>
 </file>
@@ -5396,7 +9014,6 @@
   <w:style w:type="character" w:default="1" w:styleId="DefaultParagraphFont">
     <w:name w:val="Default Paragraph Font"/>
     <w:uiPriority w:val="1"/>
-    <w:semiHidden/>
     <w:unhideWhenUsed/>
   </w:style>
   <w:style w:type="table" w:default="1" w:styleId="TableNormal">

--- a/ISM6255 TeamSolution.docx
+++ b/ISM6255 TeamSolution.docx
@@ -61,7 +61,15 @@
         <w:t xml:space="preserve"> or 4</w:t>
       </w:r>
       <w:r>
-        <w:t xml:space="preserve"> at the discretion of the instructor) in order to complete a comprehensive review of </w:t>
+        <w:t xml:space="preserve"> at the discretion of the instructor) </w:t>
+      </w:r>
+      <w:proofErr w:type="gramStart"/>
+      <w:r>
+        <w:t>in order to</w:t>
+      </w:r>
+      <w:proofErr w:type="gramEnd"/>
+      <w:r>
+        <w:t xml:space="preserve"> complete a comprehensive review of </w:t>
       </w:r>
       <w:r>
         <w:rPr>
@@ -189,33 +197,8 @@
     <w:p>
       <w:r>
         <w:lastRenderedPageBreak/>
-        <w:t xml:space="preserve">Here’s your </w:t>
-      </w:r>
-      <w:r>
-        <w:rPr>
-          <w:b/>
-          <w:bCs/>
-        </w:rPr>
-        <w:t>fully rewritten, polished proposal</w:t>
-      </w:r>
-      <w:r>
-        <w:t xml:space="preserve"> with the </w:t>
-      </w:r>
-      <w:r>
-        <w:rPr>
-          <w:b/>
-          <w:bCs/>
-        </w:rPr>
-        <w:t>Architecture Diagram section added</w:t>
-      </w:r>
-      <w:r>
-        <w:t xml:space="preserve"> and everything integrated cleanly. This is now at a level where it reads like a real product proposal.</w:t>
-      </w:r>
-    </w:p>
-    <w:p>
-      <w:r>
         <w:pict w14:anchorId="031B810C">
-          <v:rect id="_x0000_i1135" style="width:0;height:1.5pt" o:hralign="center" o:hrstd="t" o:hr="t" fillcolor="#a0a0a0" stroked="f"/>
+          <v:rect id="_x0000_i1025" style="width:0;height:1.5pt" o:hralign="center" o:hrstd="t" o:hr="t" fillcolor="#a0a0a0" stroked="f"/>
         </w:pict>
       </w:r>
     </w:p>
@@ -266,19 +249,36 @@
     </w:p>
     <w:p>
       <w:r>
-        <w:t>Another contributing issue is how data is structured behind the scenes. Many reporting systems rely on wide, unoptimized tables or inconsistent schemas, which slow down performance and create inconsistencies across teams. By properly dimensionalizing the data—using fact and dimension tables—the system improves query performance, simplifies logic, and ensures consistent metric definitions. This becomes critical as the platform scales.</w:t>
+        <w:t xml:space="preserve">Another contributing issue is how data is structured behind the scenes. Many reporting systems rely on wide, unoptimized tables or inconsistent schemas, which slow down performance and create inconsistencies across teams. By properly </w:t>
+      </w:r>
+      <w:proofErr w:type="spellStart"/>
+      <w:r>
+        <w:t>dimensionalizing</w:t>
+      </w:r>
+      <w:proofErr w:type="spellEnd"/>
+      <w:r>
+        <w:t xml:space="preserve"> the data—using fact and dimension tables—the system improves query performance, simplifies logic, and ensures consistent metric definitions. This becomes critical as the platform scales.</w:t>
       </w:r>
     </w:p>
     <w:p>
       <w:r>
         <w:t xml:space="preserve">The proposed solution addresses these gaps by combining a Tableau-style dashboard with a structured, persistent commentary layer, delivered through a </w:t>
       </w:r>
+      <w:proofErr w:type="spellStart"/>
       <w:r>
         <w:rPr>
           <w:b/>
           <w:bCs/>
         </w:rPr>
-        <w:t>Streamlit-based application</w:t>
+        <w:t>Streamlit</w:t>
+      </w:r>
+      <w:proofErr w:type="spellEnd"/>
+      <w:r>
+        <w:rPr>
+          <w:b/>
+          <w:bCs/>
+        </w:rPr>
+        <w:t>-based application</w:t>
       </w:r>
       <w:r>
         <w:t>. Instead of separating charts from discussion, the platform embeds findings, risks, and actions directly within the dashboard experience. This ensures that both the data and the reasoning behind the data are stored together and remain accessible over time.</w:t>
@@ -287,7 +287,7 @@
     <w:p>
       <w:r>
         <w:pict w14:anchorId="51326B12">
-          <v:rect id="_x0000_i1136" style="width:0;height:1.5pt" o:hralign="center" o:hrstd="t" o:hr="t" fillcolor="#a0a0a0" stroked="f"/>
+          <v:rect id="_x0000_i1026" style="width:0;height:1.5pt" o:hralign="center" o:hrstd="t" o:hr="t" fillcolor="#a0a0a0" stroked="f"/>
         </w:pict>
       </w:r>
     </w:p>
@@ -310,12 +310,21 @@
       <w:r>
         <w:t xml:space="preserve">The solution is a </w:t>
       </w:r>
+      <w:proofErr w:type="spellStart"/>
       <w:r>
         <w:rPr>
           <w:b/>
           <w:bCs/>
         </w:rPr>
-        <w:t>Streamlit application</w:t>
+        <w:t>Streamlit</w:t>
+      </w:r>
+      <w:proofErr w:type="spellEnd"/>
+      <w:r>
+        <w:rPr>
+          <w:b/>
+          <w:bCs/>
+        </w:rPr>
+        <w:t xml:space="preserve"> application</w:t>
       </w:r>
       <w:r>
         <w:t xml:space="preserve"> that serves as the presentation layer for both analytics and decision tracking. It combines three core components:</w:t>
@@ -338,7 +347,15 @@
     </w:p>
     <w:p>
       <w:r>
-        <w:t>Users interact with dashboards similar to Tableau, including:</w:t>
+        <w:t xml:space="preserve">Users interact with dashboards </w:t>
+      </w:r>
+      <w:proofErr w:type="gramStart"/>
+      <w:r>
+        <w:t>similar to</w:t>
+      </w:r>
+      <w:proofErr w:type="gramEnd"/>
+      <w:r>
+        <w:t xml:space="preserve"> Tableau, including:</w:t>
       </w:r>
     </w:p>
     <w:p>
@@ -460,7 +477,6 @@
         </w:numPr>
       </w:pPr>
       <w:r>
-        <w:lastRenderedPageBreak/>
         <w:t>Entries are tagged as findings, risks, actions, or notes</w:t>
       </w:r>
     </w:p>
@@ -488,13 +504,14 @@
     </w:p>
     <w:p>
       <w:r>
+        <w:lastRenderedPageBreak/>
         <w:t>This replaces PowerPoint presentations and turns reporting into a continuous decision-making workflow.</w:t>
       </w:r>
     </w:p>
     <w:p>
       <w:r>
         <w:pict w14:anchorId="164276D9">
-          <v:rect id="_x0000_i1137" style="width:0;height:1.5pt" o:hralign="center" o:hrstd="t" o:hr="t" fillcolor="#a0a0a0" stroked="f"/>
+          <v:rect id="_x0000_i1027" style="width:0;height:1.5pt" o:hralign="center" o:hrstd="t" o:hr="t" fillcolor="#a0a0a0" stroked="f"/>
         </w:pict>
       </w:r>
     </w:p>
@@ -521,6 +538,9 @@
     <w:p/>
     <w:p>
       <w:r>
+        <w:rPr>
+          <w:noProof/>
+        </w:rPr>
         <w:drawing>
           <wp:inline distT="0" distB="0" distL="0" distR="0" wp14:anchorId="01D62B32" wp14:editId="34B30638">
             <wp:extent cx="5486400" cy="3016885"/>
@@ -591,7 +611,15 @@
         <w:t>ECS / Fargate</w:t>
       </w:r>
       <w:r>
-        <w:t xml:space="preserve"> → hosts Streamlit + APIs</w:t>
+        <w:t xml:space="preserve"> → hosts </w:t>
+      </w:r>
+      <w:proofErr w:type="spellStart"/>
+      <w:r>
+        <w:t>Streamlit</w:t>
+      </w:r>
+      <w:proofErr w:type="spellEnd"/>
+      <w:r>
+        <w:t xml:space="preserve"> + APIs</w:t>
       </w:r>
     </w:p>
     <w:p>
@@ -693,7 +721,15 @@
         </w:numPr>
       </w:pPr>
       <w:r>
-        <w:t>API layer serves data to Streamlit UI</w:t>
+        <w:t xml:space="preserve">API layer serves data to </w:t>
+      </w:r>
+      <w:proofErr w:type="spellStart"/>
+      <w:r>
+        <w:t>Streamlit</w:t>
+      </w:r>
+      <w:proofErr w:type="spellEnd"/>
+      <w:r>
+        <w:t xml:space="preserve"> UI</w:t>
       </w:r>
     </w:p>
     <w:p>
@@ -715,7 +751,7 @@
     <w:p>
       <w:r>
         <w:pict w14:anchorId="0ED61D21">
-          <v:rect id="_x0000_i1138" style="width:0;height:1.5pt" o:hralign="center" o:hrstd="t" o:hr="t" fillcolor="#a0a0a0" stroked="f"/>
+          <v:rect id="_x0000_i1028" style="width:0;height:1.5pt" o:hralign="center" o:hrstd="t" o:hr="t" fillcolor="#a0a0a0" stroked="f"/>
         </w:pict>
       </w:r>
     </w:p>
@@ -784,7 +820,6 @@
         </w:numPr>
       </w:pPr>
       <w:r>
-        <w:lastRenderedPageBreak/>
         <w:t>Faster query performance</w:t>
       </w:r>
     </w:p>
@@ -818,18 +853,27 @@
         </w:numPr>
       </w:pPr>
       <w:r>
+        <w:lastRenderedPageBreak/>
         <w:t>Reduced complexity in dashboard calculations</w:t>
       </w:r>
     </w:p>
     <w:p>
       <w:r>
-        <w:t>This directly improves dashboard responsiveness in the Streamlit application.</w:t>
+        <w:t xml:space="preserve">This directly improves dashboard responsiveness in the </w:t>
+      </w:r>
+      <w:proofErr w:type="spellStart"/>
+      <w:r>
+        <w:t>Streamlit</w:t>
+      </w:r>
+      <w:proofErr w:type="spellEnd"/>
+      <w:r>
+        <w:t xml:space="preserve"> application.</w:t>
       </w:r>
     </w:p>
     <w:p>
       <w:r>
         <w:pict w14:anchorId="47283A9A">
-          <v:rect id="_x0000_i1139" style="width:0;height:1.5pt" o:hralign="center" o:hrstd="t" o:hr="t" fillcolor="#a0a0a0" stroked="f"/>
+          <v:rect id="_x0000_i1029" style="width:0;height:1.5pt" o:hralign="center" o:hrstd="t" o:hr="t" fillcolor="#a0a0a0" stroked="f"/>
         </w:pict>
       </w:r>
     </w:p>
@@ -907,12 +951,21 @@
           <w:bCs/>
         </w:rPr>
       </w:pPr>
+      <w:proofErr w:type="spellStart"/>
       <w:r>
         <w:rPr>
           <w:b/>
           <w:bCs/>
         </w:rPr>
-        <w:t>Mid Scale (100 users)</w:t>
+        <w:t>Mid Scale</w:t>
+      </w:r>
+      <w:proofErr w:type="spellEnd"/>
+      <w:r>
+        <w:rPr>
+          <w:b/>
+          <w:bCs/>
+        </w:rPr>
+        <w:t xml:space="preserve"> (100 users)</w:t>
       </w:r>
     </w:p>
     <w:p>
@@ -977,7 +1030,7 @@
     <w:p>
       <w:r>
         <w:pict w14:anchorId="6D5D07F3">
-          <v:rect id="_x0000_i1140" style="width:0;height:1.5pt" o:hralign="center" o:hrstd="t" o:hr="t" fillcolor="#a0a0a0" stroked="f"/>
+          <v:rect id="_x0000_i1030" style="width:0;height:1.5pt" o:hralign="center" o:hrstd="t" o:hr="t" fillcolor="#a0a0a0" stroked="f"/>
         </w:pict>
       </w:r>
     </w:p>
@@ -1054,7 +1107,7 @@
     <w:p>
       <w:r>
         <w:pict w14:anchorId="2506E599">
-          <v:rect id="_x0000_i1141" style="width:0;height:1.5pt" o:hralign="center" o:hrstd="t" o:hr="t" fillcolor="#a0a0a0" stroked="f"/>
+          <v:rect id="_x0000_i1031" style="width:0;height:1.5pt" o:hralign="center" o:hrstd="t" o:hr="t" fillcolor="#a0a0a0" stroked="f"/>
         </w:pict>
       </w:r>
     </w:p>
@@ -1152,7 +1205,7 @@
     <w:p>
       <w:r>
         <w:pict w14:anchorId="14A2DCDA">
-          <v:rect id="_x0000_i1142" style="width:0;height:1.5pt" o:hralign="center" o:hrstd="t" o:hr="t" fillcolor="#a0a0a0" stroked="f"/>
+          <v:rect id="_x0000_i1032" style="width:0;height:1.5pt" o:hralign="center" o:hrstd="t" o:hr="t" fillcolor="#a0a0a0" stroked="f"/>
         </w:pict>
       </w:r>
     </w:p>
@@ -1281,9 +1334,8 @@
     </w:p>
     <w:p>
       <w:r>
-        <w:lastRenderedPageBreak/>
         <w:pict w14:anchorId="46FF487F">
-          <v:rect id="_x0000_i1143" style="width:0;height:1.5pt" o:hralign="center" o:hrstd="t" o:hr="t" fillcolor="#a0a0a0" stroked="f"/>
+          <v:rect id="_x0000_i1033" style="width:0;height:1.5pt" o:hralign="center" o:hrstd="t" o:hr="t" fillcolor="#a0a0a0" stroked="f"/>
         </w:pict>
       </w:r>
     </w:p>
@@ -1315,6 +1367,7 @@
     </w:p>
     <w:p>
       <w:r>
+        <w:lastRenderedPageBreak/>
         <w:t>Annual cost:</w:t>
       </w:r>
     </w:p>
@@ -1332,7 +1385,7 @@
     <w:p>
       <w:r>
         <w:pict w14:anchorId="4A8D1DE8">
-          <v:rect id="_x0000_i1144" style="width:0;height:1.5pt" o:hralign="center" o:hrstd="t" o:hr="t" fillcolor="#a0a0a0" stroked="f"/>
+          <v:rect id="_x0000_i1034" style="width:0;height:1.5pt" o:hralign="center" o:hrstd="t" o:hr="t" fillcolor="#a0a0a0" stroked="f"/>
         </w:pict>
       </w:r>
     </w:p>
@@ -1470,7 +1523,15 @@
         </w:numPr>
       </w:pPr>
       <w:r>
-        <w:t>Auto-scaling compute (ECS/Fargate)</w:t>
+        <w:t xml:space="preserve">Auto-scaling </w:t>
+      </w:r>
+      <w:proofErr w:type="gramStart"/>
+      <w:r>
+        <w:t>compute</w:t>
+      </w:r>
+      <w:proofErr w:type="gramEnd"/>
+      <w:r>
+        <w:t xml:space="preserve"> (ECS/Fargate)</w:t>
       </w:r>
     </w:p>
     <w:p>
@@ -1498,7 +1559,7 @@
     <w:p>
       <w:r>
         <w:pict w14:anchorId="22C12B18">
-          <v:rect id="_x0000_i1145" style="width:0;height:1.5pt" o:hralign="center" o:hrstd="t" o:hr="t" fillcolor="#a0a0a0" stroked="f"/>
+          <v:rect id="_x0000_i1035" style="width:0;height:1.5pt" o:hralign="center" o:hrstd="t" o:hr="t" fillcolor="#a0a0a0" stroked="f"/>
         </w:pict>
       </w:r>
     </w:p>
@@ -1547,7 +1608,15 @@
         </w:numPr>
       </w:pPr>
       <w:r>
-        <w:t>Frontend Development (Streamlit, UX)</w:t>
+        <w:t>Frontend Development (</w:t>
+      </w:r>
+      <w:proofErr w:type="spellStart"/>
+      <w:r>
+        <w:t>Streamlit</w:t>
+      </w:r>
+      <w:proofErr w:type="spellEnd"/>
+      <w:r>
+        <w:t>, UX)</w:t>
       </w:r>
     </w:p>
     <w:p>
@@ -1580,7 +1649,7 @@
     <w:p>
       <w:r>
         <w:pict w14:anchorId="679EFB14">
-          <v:rect id="_x0000_i1146" style="width:0;height:1.5pt" o:hralign="center" o:hrstd="t" o:hr="t" fillcolor="#a0a0a0" stroked="f"/>
+          <v:rect id="_x0000_i1036" style="width:0;height:1.5pt" o:hralign="center" o:hrstd="t" o:hr="t" fillcolor="#a0a0a0" stroked="f"/>
         </w:pict>
       </w:r>
     </w:p>
@@ -1694,7 +1763,7 @@
     <w:p>
       <w:r>
         <w:pict w14:anchorId="5913136B">
-          <v:rect id="_x0000_i1147" style="width:0;height:1.5pt" o:hralign="center" o:hrstd="t" o:hr="t" fillcolor="#a0a0a0" stroked="f"/>
+          <v:rect id="_x0000_i1037" style="width:0;height:1.5pt" o:hralign="center" o:hrstd="t" o:hr="t" fillcolor="#a0a0a0" stroked="f"/>
         </w:pict>
       </w:r>
     </w:p>
@@ -1776,7 +1845,7 @@
     <w:p>
       <w:r>
         <w:pict w14:anchorId="4BDCD1F4">
-          <v:rect id="_x0000_i1148" style="width:0;height:1.5pt" o:hralign="center" o:hrstd="t" o:hr="t" fillcolor="#a0a0a0" stroked="f"/>
+          <v:rect id="_x0000_i1038" style="width:0;height:1.5pt" o:hralign="center" o:hrstd="t" o:hr="t" fillcolor="#a0a0a0" stroked="f"/>
         </w:pict>
       </w:r>
     </w:p>
@@ -1792,18 +1861,34 @@
           <w:b/>
           <w:bCs/>
         </w:rPr>
+        <w:t>Conclusion</w:t>
+      </w:r>
+    </w:p>
+    <w:p>
+      <w:r>
         <w:lastRenderedPageBreak/>
-        <w:t>Conclusion</w:t>
-      </w:r>
-    </w:p>
-    <w:p>
-      <w:r>
-        <w:t>This solution transforms dashboards from static reporting tools into active decision-making systems. By combining a Streamlit-based interface, scalable cloud architecture, and dimensional data modeling, it bridges the gap between data and business decisions.</w:t>
-      </w:r>
-    </w:p>
-    <w:p>
-      <w:r>
-        <w:t>While it requires real engineering investment—including infrastructure, CI/CD, and a dedicated development team—the payoff is significant. It reduces manual reporting effort, improves alignment, and creates a long-term system of institutional memory.</w:t>
+        <w:t xml:space="preserve">This solution transforms dashboards from static reporting tools into active decision-making systems. By combining a </w:t>
+      </w:r>
+      <w:proofErr w:type="spellStart"/>
+      <w:r>
+        <w:t>Streamlit</w:t>
+      </w:r>
+      <w:proofErr w:type="spellEnd"/>
+      <w:r>
+        <w:t>-based interface, scalable cloud architecture, and dimensional data modeling, it bridges the gap between data and business decisions.</w:t>
+      </w:r>
+    </w:p>
+    <w:p>
+      <w:r>
+        <w:t xml:space="preserve">While it requires real engineering investment—including infrastructure, CI/CD, and a dedicated development </w:t>
+      </w:r>
+      <w:proofErr w:type="gramStart"/>
+      <w:r>
+        <w:t>team—</w:t>
+      </w:r>
+      <w:proofErr w:type="gramEnd"/>
+      <w:r>
+        <w:t>the payoff is significant. It reduces manual reporting effort, improves alignment, and creates a long-term system of institutional memory.</w:t>
       </w:r>
     </w:p>
     <w:p>
@@ -1814,23 +1899,8 @@
     <w:p>
       <w:r>
         <w:pict w14:anchorId="716F4E8F">
-          <v:rect id="_x0000_i1149" style="width:0;height:1.5pt" o:hralign="center" o:hrstd="t" o:hr="t" fillcolor="#a0a0a0" stroked="f"/>
+          <v:rect id="_x0000_i1039" style="width:0;height:1.5pt" o:hralign="center" o:hrstd="t" o:hr="t" fillcolor="#a0a0a0" stroked="f"/>
         </w:pict>
-      </w:r>
-    </w:p>
-    <w:p>
-      <w:r>
-        <w:t xml:space="preserve">If you want next step: I can turn that architecture diagram into a </w:t>
-      </w:r>
-      <w:r>
-        <w:rPr>
-          <w:b/>
-          <w:bCs/>
-        </w:rPr>
-        <w:t>clean visual (PowerPoint-ready diagram)</w:t>
-      </w:r>
-      <w:r>
-        <w:t>—that would take this to another level.</w:t>
       </w:r>
     </w:p>
     <w:p/>
@@ -9014,6 +9084,7 @@
   <w:style w:type="character" w:default="1" w:styleId="DefaultParagraphFont">
     <w:name w:val="Default Paragraph Font"/>
     <w:uiPriority w:val="1"/>
+    <w:semiHidden/>
     <w:unhideWhenUsed/>
   </w:style>
   <w:style w:type="table" w:default="1" w:styleId="TableNormal">
